--- a/project 1/format projectwijzer.docx
+++ b/project 1/format projectwijzer.docx
@@ -187,7 +187,10 @@
         <w:ind w:left="567" w:hanging="567"/>
       </w:pPr>
       <w:r>
-        <w:t>Projectgroep – namen deelnemers</w:t>
+        <w:t xml:space="preserve">Projectgroep – </w:t>
+      </w:r>
+      <w:r>
+        <w:t>Ismail, Tijmen</w:t>
       </w:r>
     </w:p>
     <w:p>
@@ -4081,7 +4084,7 @@
     </w:p>
     <w:tbl>
       <w:tblPr>
-        <w:tblW w:w="9062" w:type="dxa"/>
+        <w:tblW w:w="10485" w:type="dxa"/>
         <w:tblLayout w:type="fixed"/>
         <w:tblCellMar>
           <w:left w:w="0" w:type="dxa"/>
@@ -4094,7 +4097,7 @@
         <w:gridCol w:w="993"/>
         <w:gridCol w:w="1417"/>
         <w:gridCol w:w="851"/>
-        <w:gridCol w:w="1270"/>
+        <w:gridCol w:w="2693"/>
       </w:tblGrid>
       <w:tr>
         <w:trPr>
@@ -4279,7 +4282,7 @@
         </w:tc>
         <w:tc>
           <w:tcPr>
-            <w:tcW w:w="1270" w:type="dxa"/>
+            <w:tcW w:w="2693" w:type="dxa"/>
             <w:tcBorders>
               <w:top w:val="single" w:sz="4" w:space="0" w:color="auto"/>
               <w:left w:val="nil"/>
@@ -4480,7 +4483,7 @@
         </w:tc>
         <w:tc>
           <w:tcPr>
-            <w:tcW w:w="1270" w:type="dxa"/>
+            <w:tcW w:w="2693" w:type="dxa"/>
             <w:tcBorders>
               <w:top w:val="nil"/>
               <w:left w:val="nil"/>
@@ -4688,6 +4691,33 @@
               <w:t>Ismail Yildirim</w:t>
             </w:r>
           </w:p>
+          <w:p>
+            <w:pPr>
+              <w:spacing w:line="240" w:lineRule="auto"/>
+              <w:ind w:left="567" w:hanging="567"/>
+              <w:rPr>
+                <w:rFonts w:eastAsia="Times New Roman" w:cs="Calibri"/>
+                <w:color w:val="000000"/>
+                <w:sz w:val="20"/>
+                <w:szCs w:val="20"/>
+                <w:lang w:eastAsia="nl-NL"/>
+              </w:rPr>
+            </w:pPr>
+            <w:proofErr w:type="spellStart"/>
+            <w:proofErr w:type="gramStart"/>
+            <w:r>
+              <w:rPr>
+                <w:rFonts w:eastAsia="Times New Roman" w:cs="Calibri"/>
+                <w:color w:val="000000"/>
+                <w:sz w:val="20"/>
+                <w:szCs w:val="20"/>
+                <w:lang w:eastAsia="nl-NL"/>
+              </w:rPr>
+              <w:t>tijmen</w:t>
+            </w:r>
+            <w:proofErr w:type="spellEnd"/>
+            <w:proofErr w:type="gramEnd"/>
+          </w:p>
         </w:tc>
         <w:tc>
           <w:tcPr>
@@ -4746,7 +4776,7 @@
         </w:tc>
         <w:tc>
           <w:tcPr>
-            <w:tcW w:w="1270" w:type="dxa"/>
+            <w:tcW w:w="2693" w:type="dxa"/>
             <w:tcBorders>
               <w:top w:val="nil"/>
               <w:left w:val="nil"/>
@@ -4784,6 +4814,52 @@
                 <w:lang w:eastAsia="nl-NL"/>
               </w:rPr>
               <w:t> </w:t>
+            </w:r>
+            <w:proofErr w:type="gramStart"/>
+            <w:r>
+              <w:rPr>
+                <w:rFonts w:eastAsia="Times New Roman" w:cs="Calibri"/>
+                <w:color w:val="000000"/>
+                <w:sz w:val="20"/>
+                <w:szCs w:val="20"/>
+                <w:lang w:eastAsia="nl-NL"/>
+              </w:rPr>
+              <w:t>maken</w:t>
+            </w:r>
+            <w:proofErr w:type="gramEnd"/>
+            <w:r>
+              <w:rPr>
+                <w:rFonts w:eastAsia="Times New Roman" w:cs="Calibri"/>
+                <w:color w:val="000000"/>
+                <w:sz w:val="20"/>
+                <w:szCs w:val="20"/>
+                <w:lang w:eastAsia="nl-NL"/>
+              </w:rPr>
+              <w:t xml:space="preserve"> van </w:t>
+            </w:r>
+            <w:proofErr w:type="spellStart"/>
+            <w:proofErr w:type="gramStart"/>
+            <w:r>
+              <w:rPr>
+                <w:rFonts w:eastAsia="Times New Roman" w:cs="Calibri"/>
+                <w:color w:val="000000"/>
+                <w:sz w:val="20"/>
+                <w:szCs w:val="20"/>
+                <w:lang w:eastAsia="nl-NL"/>
+              </w:rPr>
+              <w:t>index,php</w:t>
+            </w:r>
+            <w:proofErr w:type="spellEnd"/>
+            <w:proofErr w:type="gramEnd"/>
+            <w:r>
+              <w:rPr>
+                <w:rFonts w:eastAsia="Times New Roman" w:cs="Calibri"/>
+                <w:color w:val="000000"/>
+                <w:sz w:val="20"/>
+                <w:szCs w:val="20"/>
+                <w:lang w:eastAsia="nl-NL"/>
+              </w:rPr>
+              <w:t xml:space="preserve"> en daar de homepage doen voor tools.</w:t>
             </w:r>
           </w:p>
         </w:tc>
@@ -4960,6 +5036,33 @@
               <w:t>Ismail Yildirim</w:t>
             </w:r>
           </w:p>
+          <w:p>
+            <w:pPr>
+              <w:spacing w:line="240" w:lineRule="auto"/>
+              <w:ind w:left="567" w:hanging="567"/>
+              <w:rPr>
+                <w:rFonts w:eastAsia="Times New Roman" w:cs="Calibri"/>
+                <w:color w:val="000000"/>
+                <w:sz w:val="20"/>
+                <w:szCs w:val="20"/>
+                <w:lang w:eastAsia="nl-NL"/>
+              </w:rPr>
+            </w:pPr>
+            <w:proofErr w:type="spellStart"/>
+            <w:proofErr w:type="gramStart"/>
+            <w:r>
+              <w:rPr>
+                <w:rFonts w:eastAsia="Times New Roman" w:cs="Calibri"/>
+                <w:color w:val="000000"/>
+                <w:sz w:val="20"/>
+                <w:szCs w:val="20"/>
+                <w:lang w:eastAsia="nl-NL"/>
+              </w:rPr>
+              <w:t>tijmen</w:t>
+            </w:r>
+            <w:proofErr w:type="spellEnd"/>
+            <w:proofErr w:type="gramEnd"/>
+          </w:p>
         </w:tc>
         <w:tc>
           <w:tcPr>
@@ -5018,7 +5121,7 @@
         </w:tc>
         <w:tc>
           <w:tcPr>
-            <w:tcW w:w="1270" w:type="dxa"/>
+            <w:tcW w:w="2693" w:type="dxa"/>
             <w:tcBorders>
               <w:top w:val="nil"/>
               <w:left w:val="nil"/>
@@ -5056,6 +5159,72 @@
                 <w:lang w:eastAsia="nl-NL"/>
               </w:rPr>
               <w:t> </w:t>
+            </w:r>
+            <w:proofErr w:type="gramStart"/>
+            <w:r>
+              <w:rPr>
+                <w:rFonts w:eastAsia="Times New Roman" w:cs="Calibri"/>
+                <w:color w:val="000000"/>
+                <w:sz w:val="20"/>
+                <w:szCs w:val="20"/>
+                <w:lang w:eastAsia="nl-NL"/>
+              </w:rPr>
+              <w:t>zoek</w:t>
+            </w:r>
+            <w:proofErr w:type="gramEnd"/>
+            <w:r>
+              <w:rPr>
+                <w:rFonts w:eastAsia="Times New Roman" w:cs="Calibri"/>
+                <w:color w:val="000000"/>
+                <w:sz w:val="20"/>
+                <w:szCs w:val="20"/>
+                <w:lang w:eastAsia="nl-NL"/>
+              </w:rPr>
+              <w:t xml:space="preserve"> buttons </w:t>
+            </w:r>
+            <w:proofErr w:type="spellStart"/>
+            <w:r>
+              <w:rPr>
+                <w:rFonts w:eastAsia="Times New Roman" w:cs="Calibri"/>
+                <w:color w:val="000000"/>
+                <w:sz w:val="20"/>
+                <w:szCs w:val="20"/>
+                <w:lang w:eastAsia="nl-NL"/>
+              </w:rPr>
+              <w:t>added</w:t>
+            </w:r>
+            <w:proofErr w:type="spellEnd"/>
+            <w:r>
+              <w:rPr>
+                <w:rFonts w:eastAsia="Times New Roman" w:cs="Calibri"/>
+                <w:color w:val="000000"/>
+                <w:sz w:val="20"/>
+                <w:szCs w:val="20"/>
+                <w:lang w:eastAsia="nl-NL"/>
+              </w:rPr>
+              <w:t xml:space="preserve"> in de </w:t>
+            </w:r>
+            <w:proofErr w:type="spellStart"/>
+            <w:r>
+              <w:rPr>
+                <w:rFonts w:eastAsia="Times New Roman" w:cs="Calibri"/>
+                <w:color w:val="000000"/>
+                <w:sz w:val="20"/>
+                <w:szCs w:val="20"/>
+                <w:lang w:eastAsia="nl-NL"/>
+              </w:rPr>
+              <w:t>index.php</w:t>
+            </w:r>
+            <w:proofErr w:type="spellEnd"/>
+            <w:r>
+              <w:rPr>
+                <w:rFonts w:eastAsia="Times New Roman" w:cs="Calibri"/>
+                <w:color w:val="000000"/>
+                <w:sz w:val="20"/>
+                <w:szCs w:val="20"/>
+                <w:lang w:eastAsia="nl-NL"/>
+              </w:rPr>
+              <w:t xml:space="preserve"> page</w:t>
             </w:r>
           </w:p>
         </w:tc>
@@ -5232,6 +5401,33 @@
               <w:t>Ismail Yildirim</w:t>
             </w:r>
           </w:p>
+          <w:p>
+            <w:pPr>
+              <w:spacing w:line="240" w:lineRule="auto"/>
+              <w:ind w:left="567" w:hanging="567"/>
+              <w:rPr>
+                <w:rFonts w:eastAsia="Times New Roman" w:cs="Calibri"/>
+                <w:color w:val="000000"/>
+                <w:sz w:val="20"/>
+                <w:szCs w:val="20"/>
+                <w:lang w:eastAsia="nl-NL"/>
+              </w:rPr>
+            </w:pPr>
+            <w:proofErr w:type="spellStart"/>
+            <w:proofErr w:type="gramStart"/>
+            <w:r>
+              <w:rPr>
+                <w:rFonts w:eastAsia="Times New Roman" w:cs="Calibri"/>
+                <w:color w:val="000000"/>
+                <w:sz w:val="20"/>
+                <w:szCs w:val="20"/>
+                <w:lang w:eastAsia="nl-NL"/>
+              </w:rPr>
+              <w:t>tijmen</w:t>
+            </w:r>
+            <w:proofErr w:type="spellEnd"/>
+            <w:proofErr w:type="gramEnd"/>
+          </w:p>
         </w:tc>
         <w:tc>
           <w:tcPr>
@@ -5290,7 +5486,7 @@
         </w:tc>
         <w:tc>
           <w:tcPr>
-            <w:tcW w:w="1270" w:type="dxa"/>
+            <w:tcW w:w="2693" w:type="dxa"/>
             <w:tcBorders>
               <w:top w:val="nil"/>
               <w:left w:val="nil"/>
@@ -5328,6 +5524,72 @@
                 <w:lang w:eastAsia="nl-NL"/>
               </w:rPr>
               <w:t> </w:t>
+            </w:r>
+            <w:proofErr w:type="gramStart"/>
+            <w:r>
+              <w:rPr>
+                <w:rFonts w:eastAsia="Times New Roman" w:cs="Calibri"/>
+                <w:color w:val="000000"/>
+                <w:sz w:val="20"/>
+                <w:szCs w:val="20"/>
+                <w:lang w:eastAsia="nl-NL"/>
+              </w:rPr>
+              <w:t>filter</w:t>
+            </w:r>
+            <w:proofErr w:type="gramEnd"/>
+            <w:r>
+              <w:rPr>
+                <w:rFonts w:eastAsia="Times New Roman" w:cs="Calibri"/>
+                <w:color w:val="000000"/>
+                <w:sz w:val="20"/>
+                <w:szCs w:val="20"/>
+                <w:lang w:eastAsia="nl-NL"/>
+              </w:rPr>
+              <w:t xml:space="preserve"> buttons </w:t>
+            </w:r>
+            <w:proofErr w:type="spellStart"/>
+            <w:r>
+              <w:rPr>
+                <w:rFonts w:eastAsia="Times New Roman" w:cs="Calibri"/>
+                <w:color w:val="000000"/>
+                <w:sz w:val="20"/>
+                <w:szCs w:val="20"/>
+                <w:lang w:eastAsia="nl-NL"/>
+              </w:rPr>
+              <w:t>added</w:t>
+            </w:r>
+            <w:proofErr w:type="spellEnd"/>
+            <w:r>
+              <w:rPr>
+                <w:rFonts w:eastAsia="Times New Roman" w:cs="Calibri"/>
+                <w:color w:val="000000"/>
+                <w:sz w:val="20"/>
+                <w:szCs w:val="20"/>
+                <w:lang w:eastAsia="nl-NL"/>
+              </w:rPr>
+              <w:t xml:space="preserve"> in de </w:t>
+            </w:r>
+            <w:proofErr w:type="spellStart"/>
+            <w:r>
+              <w:rPr>
+                <w:rFonts w:eastAsia="Times New Roman" w:cs="Calibri"/>
+                <w:color w:val="000000"/>
+                <w:sz w:val="20"/>
+                <w:szCs w:val="20"/>
+                <w:lang w:eastAsia="nl-NL"/>
+              </w:rPr>
+              <w:t>index.php</w:t>
+            </w:r>
+            <w:proofErr w:type="spellEnd"/>
+            <w:r>
+              <w:rPr>
+                <w:rFonts w:eastAsia="Times New Roman" w:cs="Calibri"/>
+                <w:color w:val="000000"/>
+                <w:sz w:val="20"/>
+                <w:szCs w:val="20"/>
+                <w:lang w:eastAsia="nl-NL"/>
+              </w:rPr>
+              <w:t xml:space="preserve"> page</w:t>
             </w:r>
           </w:p>
         </w:tc>
@@ -5504,6 +5766,33 @@
               <w:t>Ismail Yildirim</w:t>
             </w:r>
           </w:p>
+          <w:p>
+            <w:pPr>
+              <w:spacing w:line="240" w:lineRule="auto"/>
+              <w:ind w:left="567" w:hanging="567"/>
+              <w:rPr>
+                <w:rFonts w:eastAsia="Times New Roman" w:cs="Calibri"/>
+                <w:color w:val="000000"/>
+                <w:sz w:val="20"/>
+                <w:szCs w:val="20"/>
+                <w:lang w:eastAsia="nl-NL"/>
+              </w:rPr>
+            </w:pPr>
+            <w:proofErr w:type="spellStart"/>
+            <w:proofErr w:type="gramStart"/>
+            <w:r>
+              <w:rPr>
+                <w:rFonts w:eastAsia="Times New Roman" w:cs="Calibri"/>
+                <w:color w:val="000000"/>
+                <w:sz w:val="20"/>
+                <w:szCs w:val="20"/>
+                <w:lang w:eastAsia="nl-NL"/>
+              </w:rPr>
+              <w:t>tijmen</w:t>
+            </w:r>
+            <w:proofErr w:type="spellEnd"/>
+            <w:proofErr w:type="gramEnd"/>
+          </w:p>
         </w:tc>
         <w:tc>
           <w:tcPr>
@@ -5562,7 +5851,7 @@
         </w:tc>
         <w:tc>
           <w:tcPr>
-            <w:tcW w:w="1270" w:type="dxa"/>
+            <w:tcW w:w="2693" w:type="dxa"/>
             <w:tcBorders>
               <w:top w:val="nil"/>
               <w:left w:val="nil"/>
@@ -5601,6 +5890,40 @@
               </w:rPr>
               <w:t> </w:t>
             </w:r>
+            <w:proofErr w:type="gramStart"/>
+            <w:r>
+              <w:rPr>
+                <w:rFonts w:eastAsia="Times New Roman" w:cs="Calibri"/>
+                <w:color w:val="000000"/>
+                <w:sz w:val="20"/>
+                <w:szCs w:val="20"/>
+                <w:lang w:eastAsia="nl-NL"/>
+              </w:rPr>
+              <w:t>info</w:t>
+            </w:r>
+            <w:proofErr w:type="gramEnd"/>
+            <w:r>
+              <w:rPr>
+                <w:rFonts w:eastAsia="Times New Roman" w:cs="Calibri"/>
+                <w:color w:val="000000"/>
+                <w:sz w:val="20"/>
+                <w:szCs w:val="20"/>
+                <w:lang w:eastAsia="nl-NL"/>
+              </w:rPr>
+              <w:t xml:space="preserve"> button </w:t>
+            </w:r>
+            <w:proofErr w:type="spellStart"/>
+            <w:r>
+              <w:rPr>
+                <w:rFonts w:eastAsia="Times New Roman" w:cs="Calibri"/>
+                <w:color w:val="000000"/>
+                <w:sz w:val="20"/>
+                <w:szCs w:val="20"/>
+                <w:lang w:eastAsia="nl-NL"/>
+              </w:rPr>
+              <w:t>added</w:t>
+            </w:r>
+            <w:proofErr w:type="spellEnd"/>
           </w:p>
         </w:tc>
       </w:tr>
@@ -5776,6 +6099,33 @@
               <w:t>Ismail Yildirim</w:t>
             </w:r>
           </w:p>
+          <w:p>
+            <w:pPr>
+              <w:spacing w:line="240" w:lineRule="auto"/>
+              <w:ind w:left="567" w:hanging="567"/>
+              <w:rPr>
+                <w:rFonts w:eastAsia="Times New Roman" w:cs="Calibri"/>
+                <w:color w:val="000000"/>
+                <w:sz w:val="20"/>
+                <w:szCs w:val="20"/>
+                <w:lang w:eastAsia="nl-NL"/>
+              </w:rPr>
+            </w:pPr>
+            <w:proofErr w:type="spellStart"/>
+            <w:proofErr w:type="gramStart"/>
+            <w:r>
+              <w:rPr>
+                <w:rFonts w:eastAsia="Times New Roman" w:cs="Calibri"/>
+                <w:color w:val="000000"/>
+                <w:sz w:val="20"/>
+                <w:szCs w:val="20"/>
+                <w:lang w:eastAsia="nl-NL"/>
+              </w:rPr>
+              <w:t>tijmen</w:t>
+            </w:r>
+            <w:proofErr w:type="spellEnd"/>
+            <w:proofErr w:type="gramEnd"/>
+          </w:p>
         </w:tc>
         <w:tc>
           <w:tcPr>
@@ -5834,7 +6184,7 @@
         </w:tc>
         <w:tc>
           <w:tcPr>
-            <w:tcW w:w="1270" w:type="dxa"/>
+            <w:tcW w:w="2693" w:type="dxa"/>
             <w:tcBorders>
               <w:top w:val="nil"/>
               <w:left w:val="nil"/>
@@ -5872,6 +6222,50 @@
                 <w:lang w:eastAsia="nl-NL"/>
               </w:rPr>
               <w:t> </w:t>
+            </w:r>
+            <w:proofErr w:type="gramStart"/>
+            <w:r>
+              <w:rPr>
+                <w:rFonts w:eastAsia="Times New Roman" w:cs="Calibri"/>
+                <w:color w:val="000000"/>
+                <w:sz w:val="20"/>
+                <w:szCs w:val="20"/>
+                <w:lang w:eastAsia="nl-NL"/>
+              </w:rPr>
+              <w:t>beschikbaarheid</w:t>
+            </w:r>
+            <w:proofErr w:type="gramEnd"/>
+            <w:r>
+              <w:rPr>
+                <w:rFonts w:eastAsia="Times New Roman" w:cs="Calibri"/>
+                <w:color w:val="000000"/>
+                <w:sz w:val="20"/>
+                <w:szCs w:val="20"/>
+                <w:lang w:eastAsia="nl-NL"/>
+              </w:rPr>
+              <w:t xml:space="preserve"> view </w:t>
+            </w:r>
+            <w:proofErr w:type="spellStart"/>
+            <w:r>
+              <w:rPr>
+                <w:rFonts w:eastAsia="Times New Roman" w:cs="Calibri"/>
+                <w:color w:val="000000"/>
+                <w:sz w:val="20"/>
+                <w:szCs w:val="20"/>
+                <w:lang w:eastAsia="nl-NL"/>
+              </w:rPr>
+              <w:t>added</w:t>
+            </w:r>
+            <w:proofErr w:type="spellEnd"/>
+            <w:r>
+              <w:rPr>
+                <w:rFonts w:eastAsia="Times New Roman" w:cs="Calibri"/>
+                <w:color w:val="000000"/>
+                <w:sz w:val="20"/>
+                <w:szCs w:val="20"/>
+                <w:lang w:eastAsia="nl-NL"/>
+              </w:rPr>
+              <w:t xml:space="preserve"> in info</w:t>
             </w:r>
           </w:p>
         </w:tc>
@@ -6048,6 +6442,33 @@
               <w:t>Ismail Yildirim</w:t>
             </w:r>
           </w:p>
+          <w:p>
+            <w:pPr>
+              <w:spacing w:line="240" w:lineRule="auto"/>
+              <w:ind w:left="567" w:hanging="567"/>
+              <w:rPr>
+                <w:rFonts w:eastAsia="Times New Roman" w:cs="Calibri"/>
+                <w:color w:val="000000"/>
+                <w:sz w:val="20"/>
+                <w:szCs w:val="20"/>
+                <w:lang w:eastAsia="nl-NL"/>
+              </w:rPr>
+            </w:pPr>
+            <w:proofErr w:type="spellStart"/>
+            <w:proofErr w:type="gramStart"/>
+            <w:r>
+              <w:rPr>
+                <w:rFonts w:eastAsia="Times New Roman" w:cs="Calibri"/>
+                <w:color w:val="000000"/>
+                <w:sz w:val="20"/>
+                <w:szCs w:val="20"/>
+                <w:lang w:eastAsia="nl-NL"/>
+              </w:rPr>
+              <w:t>tijmen</w:t>
+            </w:r>
+            <w:proofErr w:type="spellEnd"/>
+            <w:proofErr w:type="gramEnd"/>
+          </w:p>
         </w:tc>
         <w:tc>
           <w:tcPr>
@@ -6106,7 +6527,7 @@
         </w:tc>
         <w:tc>
           <w:tcPr>
-            <w:tcW w:w="1270" w:type="dxa"/>
+            <w:tcW w:w="2693" w:type="dxa"/>
             <w:tcBorders>
               <w:top w:val="nil"/>
               <w:left w:val="nil"/>
@@ -6121,7 +6542,6 @@
               <w:right w:w="15" w:type="dxa"/>
             </w:tcMar>
             <w:vAlign w:val="bottom"/>
-            <w:hideMark/>
           </w:tcPr>
           <w:p>
             <w:pPr>
@@ -6135,6 +6555,8 @@
                 <w:lang w:eastAsia="nl-NL"/>
               </w:rPr>
             </w:pPr>
+            <w:proofErr w:type="spellStart"/>
+            <w:proofErr w:type="gramStart"/>
             <w:r>
               <w:rPr>
                 <w:rFonts w:eastAsia="Times New Roman" w:cs="Calibri"/>
@@ -6143,8 +6565,32 @@
                 <w:szCs w:val="20"/>
                 <w:lang w:eastAsia="nl-NL"/>
               </w:rPr>
-              <w:t> </w:t>
-            </w:r>
+              <w:t>add</w:t>
+            </w:r>
+            <w:proofErr w:type="spellEnd"/>
+            <w:proofErr w:type="gramEnd"/>
+            <w:r>
+              <w:rPr>
+                <w:rFonts w:eastAsia="Times New Roman" w:cs="Calibri"/>
+                <w:color w:val="000000"/>
+                <w:sz w:val="20"/>
+                <w:szCs w:val="20"/>
+                <w:lang w:eastAsia="nl-NL"/>
+              </w:rPr>
+              <w:t xml:space="preserve"> tools </w:t>
+            </w:r>
+            <w:proofErr w:type="spellStart"/>
+            <w:r>
+              <w:rPr>
+                <w:rFonts w:eastAsia="Times New Roman" w:cs="Calibri"/>
+                <w:color w:val="000000"/>
+                <w:sz w:val="20"/>
+                <w:szCs w:val="20"/>
+                <w:lang w:eastAsia="nl-NL"/>
+              </w:rPr>
+              <w:t>toegevoegt</w:t>
+            </w:r>
+            <w:proofErr w:type="spellEnd"/>
           </w:p>
         </w:tc>
       </w:tr>
@@ -6254,17 +6700,7 @@
                 <w:szCs w:val="20"/>
                 <w:lang w:eastAsia="nl-NL"/>
               </w:rPr>
-              <w:t> </w:t>
-            </w:r>
-            <w:r>
-              <w:rPr>
-                <w:rFonts w:eastAsia="Times New Roman" w:cs="Calibri"/>
-                <w:color w:val="000000"/>
-                <w:sz w:val="20"/>
-                <w:szCs w:val="20"/>
-                <w:lang w:eastAsia="nl-NL"/>
-              </w:rPr>
-              <w:t>8</w:t>
+              <w:t> 8</w:t>
             </w:r>
           </w:p>
         </w:tc>
@@ -6307,9 +6743,13 @@
                 <w:szCs w:val="20"/>
                 <w:lang w:eastAsia="nl-NL"/>
               </w:rPr>
-              <w:t> </w:t>
-            </w:r>
-            <w:r>
+              <w:t> Ismail Yildirim</w:t>
+            </w:r>
+          </w:p>
+          <w:p>
+            <w:pPr>
+              <w:spacing w:line="240" w:lineRule="auto"/>
+              <w:ind w:left="567" w:hanging="567"/>
               <w:rPr>
                 <w:rFonts w:eastAsia="Times New Roman" w:cs="Calibri"/>
                 <w:color w:val="000000"/>
@@ -6317,8 +6757,21 @@
                 <w:szCs w:val="20"/>
                 <w:lang w:eastAsia="nl-NL"/>
               </w:rPr>
-              <w:t>Ismail Yildirim</w:t>
-            </w:r>
+            </w:pPr>
+            <w:proofErr w:type="spellStart"/>
+            <w:proofErr w:type="gramStart"/>
+            <w:r>
+              <w:rPr>
+                <w:rFonts w:eastAsia="Times New Roman" w:cs="Calibri"/>
+                <w:color w:val="000000"/>
+                <w:sz w:val="20"/>
+                <w:szCs w:val="20"/>
+                <w:lang w:eastAsia="nl-NL"/>
+              </w:rPr>
+              <w:t>tijmen</w:t>
+            </w:r>
+            <w:proofErr w:type="spellEnd"/>
+            <w:proofErr w:type="gramEnd"/>
           </w:p>
         </w:tc>
         <w:tc>
@@ -6378,7 +6831,7 @@
         </w:tc>
         <w:tc>
           <w:tcPr>
-            <w:tcW w:w="1270" w:type="dxa"/>
+            <w:tcW w:w="2693" w:type="dxa"/>
             <w:tcBorders>
               <w:top w:val="nil"/>
               <w:left w:val="nil"/>
@@ -6416,6 +6869,128 @@
                 <w:lang w:eastAsia="nl-NL"/>
               </w:rPr>
               <w:t> </w:t>
+            </w:r>
+            <w:proofErr w:type="spellStart"/>
+            <w:proofErr w:type="gramStart"/>
+            <w:r>
+              <w:rPr>
+                <w:rFonts w:eastAsia="Times New Roman" w:cs="Calibri"/>
+                <w:color w:val="000000"/>
+                <w:sz w:val="20"/>
+                <w:szCs w:val="20"/>
+                <w:lang w:eastAsia="nl-NL"/>
+              </w:rPr>
+              <w:t>added</w:t>
+            </w:r>
+            <w:proofErr w:type="spellEnd"/>
+            <w:proofErr w:type="gramEnd"/>
+            <w:r>
+              <w:rPr>
+                <w:rFonts w:eastAsia="Times New Roman" w:cs="Calibri"/>
+                <w:color w:val="000000"/>
+                <w:sz w:val="20"/>
+                <w:szCs w:val="20"/>
+                <w:lang w:eastAsia="nl-NL"/>
+              </w:rPr>
+              <w:t xml:space="preserve"> </w:t>
+            </w:r>
+            <w:proofErr w:type="spellStart"/>
+            <w:r>
+              <w:rPr>
+                <w:rFonts w:eastAsia="Times New Roman" w:cs="Calibri"/>
+                <w:color w:val="000000"/>
+                <w:sz w:val="20"/>
+                <w:szCs w:val="20"/>
+                <w:lang w:eastAsia="nl-NL"/>
+              </w:rPr>
+              <w:t>admin</w:t>
+            </w:r>
+            <w:proofErr w:type="spellEnd"/>
+            <w:r>
+              <w:rPr>
+                <w:rFonts w:eastAsia="Times New Roman" w:cs="Calibri"/>
+                <w:color w:val="000000"/>
+                <w:sz w:val="20"/>
+                <w:szCs w:val="20"/>
+                <w:lang w:eastAsia="nl-NL"/>
+              </w:rPr>
+              <w:t xml:space="preserve"> </w:t>
+            </w:r>
+            <w:proofErr w:type="spellStart"/>
+            <w:r>
+              <w:rPr>
+                <w:rFonts w:eastAsia="Times New Roman" w:cs="Calibri"/>
+                <w:color w:val="000000"/>
+                <w:sz w:val="20"/>
+                <w:szCs w:val="20"/>
+                <w:lang w:eastAsia="nl-NL"/>
+              </w:rPr>
+              <w:t>acc</w:t>
+            </w:r>
+            <w:proofErr w:type="spellEnd"/>
+            <w:r>
+              <w:rPr>
+                <w:rFonts w:eastAsia="Times New Roman" w:cs="Calibri"/>
+                <w:color w:val="000000"/>
+                <w:sz w:val="20"/>
+                <w:szCs w:val="20"/>
+                <w:lang w:eastAsia="nl-NL"/>
+              </w:rPr>
+              <w:t xml:space="preserve"> en </w:t>
+            </w:r>
+            <w:proofErr w:type="spellStart"/>
+            <w:r>
+              <w:rPr>
+                <w:rFonts w:eastAsia="Times New Roman" w:cs="Calibri"/>
+                <w:color w:val="000000"/>
+                <w:sz w:val="20"/>
+                <w:szCs w:val="20"/>
+                <w:lang w:eastAsia="nl-NL"/>
+              </w:rPr>
+              <w:t>add</w:t>
+            </w:r>
+            <w:proofErr w:type="spellEnd"/>
+            <w:r>
+              <w:rPr>
+                <w:rFonts w:eastAsia="Times New Roman" w:cs="Calibri"/>
+                <w:color w:val="000000"/>
+                <w:sz w:val="20"/>
+                <w:szCs w:val="20"/>
+                <w:lang w:eastAsia="nl-NL"/>
+              </w:rPr>
+              <w:t xml:space="preserve"> </w:t>
+            </w:r>
+            <w:proofErr w:type="spellStart"/>
+            <w:r>
+              <w:rPr>
+                <w:rFonts w:eastAsia="Times New Roman" w:cs="Calibri"/>
+                <w:color w:val="000000"/>
+                <w:sz w:val="20"/>
+                <w:szCs w:val="20"/>
+                <w:lang w:eastAsia="nl-NL"/>
+              </w:rPr>
+              <w:t>delte</w:t>
+            </w:r>
+            <w:proofErr w:type="spellEnd"/>
+            <w:r>
+              <w:rPr>
+                <w:rFonts w:eastAsia="Times New Roman" w:cs="Calibri"/>
+                <w:color w:val="000000"/>
+                <w:sz w:val="20"/>
+                <w:szCs w:val="20"/>
+                <w:lang w:eastAsia="nl-NL"/>
+              </w:rPr>
+              <w:t xml:space="preserve"> bewerk</w:t>
+            </w:r>
+            <w:r>
+              <w:rPr>
+                <w:rFonts w:eastAsia="Times New Roman" w:cs="Calibri"/>
+                <w:color w:val="000000"/>
+                <w:sz w:val="20"/>
+                <w:szCs w:val="20"/>
+                <w:lang w:eastAsia="nl-NL"/>
+              </w:rPr>
+              <w:t xml:space="preserve"> </w:t>
             </w:r>
           </w:p>
         </w:tc>
@@ -6526,17 +7101,7 @@
                 <w:szCs w:val="20"/>
                 <w:lang w:eastAsia="nl-NL"/>
               </w:rPr>
-              <w:t> </w:t>
-            </w:r>
-            <w:r>
-              <w:rPr>
-                <w:rFonts w:eastAsia="Times New Roman" w:cs="Calibri"/>
-                <w:color w:val="000000"/>
-                <w:sz w:val="20"/>
-                <w:szCs w:val="20"/>
-                <w:lang w:eastAsia="nl-NL"/>
-              </w:rPr>
-              <w:t>2</w:t>
+              <w:t> 2</w:t>
             </w:r>
           </w:p>
         </w:tc>
@@ -6579,9 +7144,13 @@
                 <w:szCs w:val="20"/>
                 <w:lang w:eastAsia="nl-NL"/>
               </w:rPr>
-              <w:t> </w:t>
-            </w:r>
-            <w:r>
+              <w:t> Ismail Yildirim</w:t>
+            </w:r>
+          </w:p>
+          <w:p>
+            <w:pPr>
+              <w:spacing w:line="240" w:lineRule="auto"/>
+              <w:ind w:left="567" w:hanging="567"/>
               <w:rPr>
                 <w:rFonts w:eastAsia="Times New Roman" w:cs="Calibri"/>
                 <w:color w:val="000000"/>
@@ -6589,8 +7158,21 @@
                 <w:szCs w:val="20"/>
                 <w:lang w:eastAsia="nl-NL"/>
               </w:rPr>
-              <w:t>Ismail Yildirim</w:t>
-            </w:r>
+            </w:pPr>
+            <w:proofErr w:type="spellStart"/>
+            <w:proofErr w:type="gramStart"/>
+            <w:r>
+              <w:rPr>
+                <w:rFonts w:eastAsia="Times New Roman" w:cs="Calibri"/>
+                <w:color w:val="000000"/>
+                <w:sz w:val="20"/>
+                <w:szCs w:val="20"/>
+                <w:lang w:eastAsia="nl-NL"/>
+              </w:rPr>
+              <w:t>tijmen</w:t>
+            </w:r>
+            <w:proofErr w:type="spellEnd"/>
+            <w:proofErr w:type="gramEnd"/>
           </w:p>
         </w:tc>
         <w:tc>
@@ -6650,7 +7232,7 @@
         </w:tc>
         <w:tc>
           <w:tcPr>
-            <w:tcW w:w="1270" w:type="dxa"/>
+            <w:tcW w:w="2693" w:type="dxa"/>
             <w:tcBorders>
               <w:top w:val="nil"/>
               <w:left w:val="nil"/>
@@ -6688,6 +7270,28 @@
                 <w:lang w:eastAsia="nl-NL"/>
               </w:rPr>
               <w:t> </w:t>
+            </w:r>
+            <w:proofErr w:type="gramStart"/>
+            <w:r>
+              <w:rPr>
+                <w:rFonts w:eastAsia="Times New Roman" w:cs="Calibri"/>
+                <w:color w:val="000000"/>
+                <w:sz w:val="20"/>
+                <w:szCs w:val="20"/>
+                <w:lang w:eastAsia="nl-NL"/>
+              </w:rPr>
+              <w:t>voeg</w:t>
+            </w:r>
+            <w:proofErr w:type="gramEnd"/>
+            <w:r>
+              <w:rPr>
+                <w:rFonts w:eastAsia="Times New Roman" w:cs="Calibri"/>
+                <w:color w:val="000000"/>
+                <w:sz w:val="20"/>
+                <w:szCs w:val="20"/>
+                <w:lang w:eastAsia="nl-NL"/>
+              </w:rPr>
+              <w:t xml:space="preserve"> validatie toe.</w:t>
             </w:r>
           </w:p>
         </w:tc>
@@ -6870,7 +7474,7 @@
         </w:tc>
         <w:tc>
           <w:tcPr>
-            <w:tcW w:w="1270" w:type="dxa"/>
+            <w:tcW w:w="2693" w:type="dxa"/>
             <w:tcBorders>
               <w:top w:val="nil"/>
               <w:left w:val="nil"/>
@@ -7090,7 +7694,7 @@
         </w:tc>
         <w:tc>
           <w:tcPr>
-            <w:tcW w:w="1270" w:type="dxa"/>
+            <w:tcW w:w="2693" w:type="dxa"/>
             <w:tcBorders>
               <w:top w:val="nil"/>
               <w:left w:val="nil"/>
@@ -7824,6 +8428,28 @@
                 <w:lang w:eastAsia="nl-NL"/>
               </w:rPr>
             </w:pPr>
+            <w:proofErr w:type="spellStart"/>
+            <w:r>
+              <w:rPr>
+                <w:rFonts w:asciiTheme="minorHAnsi" w:eastAsia="Times New Roman" w:hAnsiTheme="minorHAnsi" w:cstheme="minorHAnsi"/>
+                <w:color w:val="000000"/>
+                <w:sz w:val="18"/>
+                <w:szCs w:val="18"/>
+                <w:lang w:eastAsia="nl-NL"/>
+              </w:rPr>
+              <w:t>Admin</w:t>
+            </w:r>
+            <w:proofErr w:type="spellEnd"/>
+            <w:r>
+              <w:rPr>
+                <w:rFonts w:asciiTheme="minorHAnsi" w:eastAsia="Times New Roman" w:hAnsiTheme="minorHAnsi" w:cstheme="minorHAnsi"/>
+                <w:color w:val="000000"/>
+                <w:sz w:val="18"/>
+                <w:szCs w:val="18"/>
+                <w:lang w:eastAsia="nl-NL"/>
+              </w:rPr>
+              <w:t xml:space="preserve"> buttons</w:t>
+            </w:r>
           </w:p>
         </w:tc>
         <w:tc>
@@ -7849,6 +8475,16 @@
                 <w:lang w:eastAsia="nl-NL"/>
               </w:rPr>
             </w:pPr>
+            <w:r>
+              <w:rPr>
+                <w:rFonts w:asciiTheme="minorHAnsi" w:eastAsia="Times New Roman" w:hAnsiTheme="minorHAnsi" w:cstheme="minorHAnsi"/>
+                <w:color w:val="000000"/>
+                <w:sz w:val="18"/>
+                <w:szCs w:val="18"/>
+                <w:lang w:eastAsia="nl-NL"/>
+              </w:rPr>
+              <w:t>24 feb</w:t>
+            </w:r>
           </w:p>
         </w:tc>
         <w:tc>
@@ -7874,6 +8510,16 @@
                 <w:lang w:eastAsia="nl-NL"/>
               </w:rPr>
             </w:pPr>
+            <w:r>
+              <w:rPr>
+                <w:rFonts w:asciiTheme="minorHAnsi" w:eastAsia="Times New Roman" w:hAnsiTheme="minorHAnsi" w:cstheme="minorHAnsi"/>
+                <w:color w:val="000000"/>
+                <w:sz w:val="18"/>
+                <w:szCs w:val="18"/>
+                <w:lang w:eastAsia="nl-NL"/>
+              </w:rPr>
+              <w:t>17 feb</w:t>
+            </w:r>
           </w:p>
         </w:tc>
         <w:tc>
@@ -7923,6 +8569,16 @@
                 <w:lang w:eastAsia="nl-NL"/>
               </w:rPr>
             </w:pPr>
+            <w:r>
+              <w:rPr>
+                <w:rFonts w:asciiTheme="minorHAnsi" w:eastAsia="Times New Roman" w:hAnsiTheme="minorHAnsi" w:cstheme="minorHAnsi"/>
+                <w:color w:val="000000"/>
+                <w:sz w:val="18"/>
+                <w:szCs w:val="18"/>
+                <w:lang w:eastAsia="nl-NL"/>
+              </w:rPr>
+              <w:t>26 feb</w:t>
+            </w:r>
           </w:p>
         </w:tc>
         <w:tc>
@@ -7947,6 +8603,18 @@
                 <w:lang w:eastAsia="nl-NL"/>
               </w:rPr>
             </w:pPr>
+            <w:proofErr w:type="gramStart"/>
+            <w:r>
+              <w:rPr>
+                <w:rFonts w:asciiTheme="minorHAnsi" w:eastAsia="Times New Roman" w:hAnsiTheme="minorHAnsi" w:cstheme="minorHAnsi"/>
+                <w:color w:val="000000"/>
+                <w:sz w:val="18"/>
+                <w:szCs w:val="18"/>
+                <w:lang w:eastAsia="nl-NL"/>
+              </w:rPr>
+              <w:t>ismail</w:t>
+            </w:r>
+            <w:proofErr w:type="gramEnd"/>
           </w:p>
         </w:tc>
         <w:tc>
@@ -7971,6 +8639,18 @@
                 <w:lang w:eastAsia="nl-NL"/>
               </w:rPr>
             </w:pPr>
+            <w:proofErr w:type="gramStart"/>
+            <w:r>
+              <w:rPr>
+                <w:rFonts w:asciiTheme="minorHAnsi" w:eastAsia="Times New Roman" w:hAnsiTheme="minorHAnsi" w:cstheme="minorHAnsi"/>
+                <w:color w:val="000000"/>
+                <w:sz w:val="18"/>
+                <w:szCs w:val="18"/>
+                <w:lang w:eastAsia="nl-NL"/>
+              </w:rPr>
+              <w:t>hoog</w:t>
+            </w:r>
+            <w:proofErr w:type="gramEnd"/>
           </w:p>
         </w:tc>
         <w:tc>
@@ -7995,6 +8675,28 @@
                 <w:lang w:eastAsia="nl-NL"/>
               </w:rPr>
             </w:pPr>
+            <w:proofErr w:type="spellStart"/>
+            <w:r>
+              <w:rPr>
+                <w:rFonts w:asciiTheme="minorHAnsi" w:eastAsia="Times New Roman" w:hAnsiTheme="minorHAnsi" w:cstheme="minorHAnsi"/>
+                <w:color w:val="000000"/>
+                <w:sz w:val="18"/>
+                <w:szCs w:val="18"/>
+                <w:lang w:eastAsia="nl-NL"/>
+              </w:rPr>
+              <w:t>Admin</w:t>
+            </w:r>
+            <w:proofErr w:type="spellEnd"/>
+            <w:r>
+              <w:rPr>
+                <w:rFonts w:asciiTheme="minorHAnsi" w:eastAsia="Times New Roman" w:hAnsiTheme="minorHAnsi" w:cstheme="minorHAnsi"/>
+                <w:color w:val="000000"/>
+                <w:sz w:val="18"/>
+                <w:szCs w:val="18"/>
+                <w:lang w:eastAsia="nl-NL"/>
+              </w:rPr>
+              <w:t xml:space="preserve"> buttons</w:t>
+            </w:r>
           </w:p>
         </w:tc>
       </w:tr>
@@ -8024,6 +8726,16 @@
                 <w:lang w:eastAsia="nl-NL"/>
               </w:rPr>
             </w:pPr>
+            <w:r>
+              <w:rPr>
+                <w:rFonts w:asciiTheme="minorHAnsi" w:eastAsia="Times New Roman" w:hAnsiTheme="minorHAnsi" w:cstheme="minorHAnsi"/>
+                <w:color w:val="000000"/>
+                <w:sz w:val="18"/>
+                <w:szCs w:val="18"/>
+                <w:lang w:eastAsia="nl-NL"/>
+              </w:rPr>
+              <w:t>Search buttons</w:t>
+            </w:r>
           </w:p>
         </w:tc>
         <w:tc>
@@ -8049,6 +8761,16 @@
                 <w:lang w:eastAsia="nl-NL"/>
               </w:rPr>
             </w:pPr>
+            <w:r>
+              <w:rPr>
+                <w:rFonts w:asciiTheme="minorHAnsi" w:eastAsia="Times New Roman" w:hAnsiTheme="minorHAnsi" w:cstheme="minorHAnsi"/>
+                <w:color w:val="000000"/>
+                <w:sz w:val="18"/>
+                <w:szCs w:val="18"/>
+                <w:lang w:eastAsia="nl-NL"/>
+              </w:rPr>
+              <w:t>17 feb</w:t>
+            </w:r>
           </w:p>
         </w:tc>
         <w:tc>
@@ -8074,6 +8796,16 @@
                 <w:lang w:eastAsia="nl-NL"/>
               </w:rPr>
             </w:pPr>
+            <w:r>
+              <w:rPr>
+                <w:rFonts w:asciiTheme="minorHAnsi" w:eastAsia="Times New Roman" w:hAnsiTheme="minorHAnsi" w:cstheme="minorHAnsi"/>
+                <w:color w:val="000000"/>
+                <w:sz w:val="18"/>
+                <w:szCs w:val="18"/>
+                <w:lang w:eastAsia="nl-NL"/>
+              </w:rPr>
+              <w:t>11 feb</w:t>
+            </w:r>
           </w:p>
         </w:tc>
         <w:tc>
@@ -8123,6 +8855,16 @@
                 <w:lang w:eastAsia="nl-NL"/>
               </w:rPr>
             </w:pPr>
+            <w:r>
+              <w:rPr>
+                <w:rFonts w:asciiTheme="minorHAnsi" w:eastAsia="Times New Roman" w:hAnsiTheme="minorHAnsi" w:cstheme="minorHAnsi"/>
+                <w:color w:val="000000"/>
+                <w:sz w:val="18"/>
+                <w:szCs w:val="18"/>
+                <w:lang w:eastAsia="nl-NL"/>
+              </w:rPr>
+              <w:t>13 feb</w:t>
+            </w:r>
           </w:p>
         </w:tc>
         <w:tc>
@@ -8147,6 +8889,20 @@
                 <w:lang w:eastAsia="nl-NL"/>
               </w:rPr>
             </w:pPr>
+            <w:proofErr w:type="spellStart"/>
+            <w:proofErr w:type="gramStart"/>
+            <w:r>
+              <w:rPr>
+                <w:rFonts w:asciiTheme="minorHAnsi" w:eastAsia="Times New Roman" w:hAnsiTheme="minorHAnsi" w:cstheme="minorHAnsi"/>
+                <w:color w:val="000000"/>
+                <w:sz w:val="18"/>
+                <w:szCs w:val="18"/>
+                <w:lang w:eastAsia="nl-NL"/>
+              </w:rPr>
+              <w:t>tijmen</w:t>
+            </w:r>
+            <w:proofErr w:type="spellEnd"/>
+            <w:proofErr w:type="gramEnd"/>
           </w:p>
         </w:tc>
         <w:tc>
@@ -8171,6 +8927,20 @@
                 <w:lang w:eastAsia="nl-NL"/>
               </w:rPr>
             </w:pPr>
+            <w:proofErr w:type="spellStart"/>
+            <w:proofErr w:type="gramStart"/>
+            <w:r>
+              <w:rPr>
+                <w:rFonts w:asciiTheme="minorHAnsi" w:eastAsia="Times New Roman" w:hAnsiTheme="minorHAnsi" w:cstheme="minorHAnsi"/>
+                <w:color w:val="000000"/>
+                <w:sz w:val="18"/>
+                <w:szCs w:val="18"/>
+                <w:lang w:eastAsia="nl-NL"/>
+              </w:rPr>
+              <w:t>middle</w:t>
+            </w:r>
+            <w:proofErr w:type="spellEnd"/>
+            <w:proofErr w:type="gramEnd"/>
           </w:p>
         </w:tc>
         <w:tc>
@@ -8195,12 +8965,22 @@
                 <w:lang w:eastAsia="nl-NL"/>
               </w:rPr>
             </w:pPr>
+            <w:r>
+              <w:rPr>
+                <w:rFonts w:asciiTheme="minorHAnsi" w:eastAsia="Times New Roman" w:hAnsiTheme="minorHAnsi" w:cstheme="minorHAnsi"/>
+                <w:color w:val="000000"/>
+                <w:sz w:val="18"/>
+                <w:szCs w:val="18"/>
+                <w:lang w:eastAsia="nl-NL"/>
+              </w:rPr>
+              <w:t>Filter/search</w:t>
+            </w:r>
           </w:p>
         </w:tc>
       </w:tr>
       <w:tr>
         <w:trPr>
-          <w:trHeight w:val="288"/>
+          <w:trHeight w:val="268"/>
         </w:trPr>
         <w:tc>
           <w:tcPr>
@@ -8224,6 +9004,866 @@
                 <w:lang w:eastAsia="nl-NL"/>
               </w:rPr>
             </w:pPr>
+            <w:proofErr w:type="spellStart"/>
+            <w:r>
+              <w:rPr>
+                <w:rFonts w:asciiTheme="minorHAnsi" w:eastAsia="Times New Roman" w:hAnsiTheme="minorHAnsi" w:cstheme="minorHAnsi"/>
+                <w:color w:val="000000"/>
+                <w:sz w:val="18"/>
+                <w:szCs w:val="18"/>
+                <w:lang w:eastAsia="nl-NL"/>
+              </w:rPr>
+              <w:t>Add</w:t>
+            </w:r>
+            <w:proofErr w:type="spellEnd"/>
+            <w:r>
+              <w:rPr>
+                <w:rFonts w:asciiTheme="minorHAnsi" w:eastAsia="Times New Roman" w:hAnsiTheme="minorHAnsi" w:cstheme="minorHAnsi"/>
+                <w:color w:val="000000"/>
+                <w:sz w:val="18"/>
+                <w:szCs w:val="18"/>
+                <w:lang w:eastAsia="nl-NL"/>
+              </w:rPr>
+              <w:t xml:space="preserve"> tools</w:t>
+            </w:r>
+          </w:p>
+        </w:tc>
+        <w:tc>
+          <w:tcPr>
+            <w:tcW w:w="1843" w:type="dxa"/>
+            <w:tcBorders>
+              <w:top w:val="nil"/>
+              <w:left w:val="nil"/>
+              <w:bottom w:val="single" w:sz="4" w:space="0" w:color="auto"/>
+              <w:right w:val="single" w:sz="4" w:space="0" w:color="auto"/>
+            </w:tcBorders>
+          </w:tcPr>
+          <w:p>
+            <w:pPr>
+              <w:spacing w:line="240" w:lineRule="auto"/>
+              <w:ind w:left="567" w:hanging="567"/>
+              <w:jc w:val="right"/>
+              <w:rPr>
+                <w:rFonts w:asciiTheme="minorHAnsi" w:eastAsia="Times New Roman" w:hAnsiTheme="minorHAnsi" w:cstheme="minorHAnsi"/>
+                <w:color w:val="000000"/>
+                <w:sz w:val="18"/>
+                <w:szCs w:val="18"/>
+                <w:lang w:eastAsia="nl-NL"/>
+              </w:rPr>
+            </w:pPr>
+            <w:r>
+              <w:rPr>
+                <w:rFonts w:asciiTheme="minorHAnsi" w:eastAsia="Times New Roman" w:hAnsiTheme="minorHAnsi" w:cstheme="minorHAnsi"/>
+                <w:color w:val="000000"/>
+                <w:sz w:val="18"/>
+                <w:szCs w:val="18"/>
+                <w:lang w:eastAsia="nl-NL"/>
+              </w:rPr>
+              <w:t>24 feb</w:t>
+            </w:r>
+          </w:p>
+        </w:tc>
+        <w:tc>
+          <w:tcPr>
+            <w:tcW w:w="1417" w:type="dxa"/>
+            <w:tcBorders>
+              <w:top w:val="nil"/>
+              <w:left w:val="nil"/>
+              <w:bottom w:val="single" w:sz="4" w:space="0" w:color="auto"/>
+              <w:right w:val="single" w:sz="4" w:space="0" w:color="auto"/>
+            </w:tcBorders>
+          </w:tcPr>
+          <w:p>
+            <w:pPr>
+              <w:spacing w:line="240" w:lineRule="auto"/>
+              <w:ind w:left="567" w:hanging="567"/>
+              <w:jc w:val="right"/>
+              <w:rPr>
+                <w:rFonts w:asciiTheme="minorHAnsi" w:eastAsia="Times New Roman" w:hAnsiTheme="minorHAnsi" w:cstheme="minorHAnsi"/>
+                <w:color w:val="000000"/>
+                <w:sz w:val="18"/>
+                <w:szCs w:val="18"/>
+                <w:lang w:eastAsia="nl-NL"/>
+              </w:rPr>
+            </w:pPr>
+            <w:r>
+              <w:rPr>
+                <w:rFonts w:asciiTheme="minorHAnsi" w:eastAsia="Times New Roman" w:hAnsiTheme="minorHAnsi" w:cstheme="minorHAnsi"/>
+                <w:color w:val="000000"/>
+                <w:sz w:val="18"/>
+                <w:szCs w:val="18"/>
+                <w:lang w:eastAsia="nl-NL"/>
+              </w:rPr>
+              <w:t>17 feb</w:t>
+            </w:r>
+          </w:p>
+        </w:tc>
+        <w:tc>
+          <w:tcPr>
+            <w:tcW w:w="1134" w:type="dxa"/>
+            <w:tcBorders>
+              <w:top w:val="nil"/>
+              <w:left w:val="nil"/>
+              <w:bottom w:val="single" w:sz="4" w:space="0" w:color="auto"/>
+              <w:right w:val="single" w:sz="4" w:space="0" w:color="auto"/>
+            </w:tcBorders>
+          </w:tcPr>
+          <w:p>
+            <w:pPr>
+              <w:spacing w:line="240" w:lineRule="auto"/>
+              <w:ind w:left="567" w:hanging="567"/>
+              <w:jc w:val="right"/>
+              <w:rPr>
+                <w:rFonts w:asciiTheme="minorHAnsi" w:eastAsia="Times New Roman" w:hAnsiTheme="minorHAnsi" w:cstheme="minorHAnsi"/>
+                <w:color w:val="000000"/>
+                <w:sz w:val="18"/>
+                <w:szCs w:val="18"/>
+                <w:lang w:eastAsia="nl-NL"/>
+              </w:rPr>
+            </w:pPr>
+          </w:p>
+        </w:tc>
+        <w:tc>
+          <w:tcPr>
+            <w:tcW w:w="1134" w:type="dxa"/>
+            <w:tcBorders>
+              <w:top w:val="nil"/>
+              <w:left w:val="nil"/>
+              <w:bottom w:val="single" w:sz="4" w:space="0" w:color="auto"/>
+              <w:right w:val="single" w:sz="4" w:space="0" w:color="auto"/>
+            </w:tcBorders>
+          </w:tcPr>
+          <w:p>
+            <w:pPr>
+              <w:spacing w:line="240" w:lineRule="auto"/>
+              <w:ind w:left="567" w:hanging="567"/>
+              <w:rPr>
+                <w:rFonts w:asciiTheme="minorHAnsi" w:eastAsia="Times New Roman" w:hAnsiTheme="minorHAnsi" w:cstheme="minorHAnsi"/>
+                <w:color w:val="000000"/>
+                <w:sz w:val="18"/>
+                <w:szCs w:val="18"/>
+                <w:lang w:eastAsia="nl-NL"/>
+              </w:rPr>
+            </w:pPr>
+            <w:r>
+              <w:rPr>
+                <w:rFonts w:asciiTheme="minorHAnsi" w:eastAsia="Times New Roman" w:hAnsiTheme="minorHAnsi" w:cstheme="minorHAnsi"/>
+                <w:color w:val="000000"/>
+                <w:sz w:val="18"/>
+                <w:szCs w:val="18"/>
+                <w:lang w:eastAsia="nl-NL"/>
+              </w:rPr>
+              <w:t>19 feb</w:t>
+            </w:r>
+          </w:p>
+        </w:tc>
+        <w:tc>
+          <w:tcPr>
+            <w:tcW w:w="1134" w:type="dxa"/>
+            <w:tcBorders>
+              <w:top w:val="nil"/>
+              <w:left w:val="single" w:sz="4" w:space="0" w:color="auto"/>
+              <w:bottom w:val="single" w:sz="4" w:space="0" w:color="auto"/>
+              <w:right w:val="single" w:sz="4" w:space="0" w:color="auto"/>
+            </w:tcBorders>
+          </w:tcPr>
+          <w:p>
+            <w:pPr>
+              <w:spacing w:line="240" w:lineRule="auto"/>
+              <w:ind w:left="567" w:hanging="567"/>
+              <w:rPr>
+                <w:rFonts w:asciiTheme="minorHAnsi" w:eastAsia="Times New Roman" w:hAnsiTheme="minorHAnsi" w:cstheme="minorHAnsi"/>
+                <w:color w:val="000000"/>
+                <w:sz w:val="18"/>
+                <w:szCs w:val="18"/>
+                <w:lang w:eastAsia="nl-NL"/>
+              </w:rPr>
+            </w:pPr>
+            <w:proofErr w:type="gramStart"/>
+            <w:r>
+              <w:rPr>
+                <w:rFonts w:asciiTheme="minorHAnsi" w:eastAsia="Times New Roman" w:hAnsiTheme="minorHAnsi" w:cstheme="minorHAnsi"/>
+                <w:color w:val="000000"/>
+                <w:sz w:val="18"/>
+                <w:szCs w:val="18"/>
+                <w:lang w:eastAsia="nl-NL"/>
+              </w:rPr>
+              <w:t>ismail</w:t>
+            </w:r>
+            <w:proofErr w:type="gramEnd"/>
+          </w:p>
+        </w:tc>
+        <w:tc>
+          <w:tcPr>
+            <w:tcW w:w="1281" w:type="dxa"/>
+            <w:tcBorders>
+              <w:top w:val="nil"/>
+              <w:left w:val="nil"/>
+              <w:bottom w:val="single" w:sz="4" w:space="0" w:color="auto"/>
+              <w:right w:val="single" w:sz="4" w:space="0" w:color="auto"/>
+            </w:tcBorders>
+          </w:tcPr>
+          <w:p>
+            <w:pPr>
+              <w:spacing w:line="240" w:lineRule="auto"/>
+              <w:ind w:left="567" w:hanging="567"/>
+              <w:rPr>
+                <w:rFonts w:asciiTheme="minorHAnsi" w:eastAsia="Times New Roman" w:hAnsiTheme="minorHAnsi" w:cstheme="minorHAnsi"/>
+                <w:color w:val="000000"/>
+                <w:sz w:val="18"/>
+                <w:szCs w:val="18"/>
+                <w:lang w:eastAsia="nl-NL"/>
+              </w:rPr>
+            </w:pPr>
+            <w:proofErr w:type="gramStart"/>
+            <w:r>
+              <w:rPr>
+                <w:rFonts w:asciiTheme="minorHAnsi" w:eastAsia="Times New Roman" w:hAnsiTheme="minorHAnsi" w:cstheme="minorHAnsi"/>
+                <w:color w:val="000000"/>
+                <w:sz w:val="18"/>
+                <w:szCs w:val="18"/>
+                <w:lang w:eastAsia="nl-NL"/>
+              </w:rPr>
+              <w:t>hoog</w:t>
+            </w:r>
+            <w:proofErr w:type="gramEnd"/>
+          </w:p>
+        </w:tc>
+        <w:tc>
+          <w:tcPr>
+            <w:tcW w:w="1271" w:type="dxa"/>
+            <w:tcBorders>
+              <w:top w:val="nil"/>
+              <w:left w:val="nil"/>
+              <w:bottom w:val="single" w:sz="4" w:space="0" w:color="auto"/>
+              <w:right w:val="single" w:sz="4" w:space="0" w:color="auto"/>
+            </w:tcBorders>
+          </w:tcPr>
+          <w:p>
+            <w:pPr>
+              <w:spacing w:line="240" w:lineRule="auto"/>
+              <w:ind w:left="567" w:hanging="567"/>
+              <w:rPr>
+                <w:rFonts w:asciiTheme="minorHAnsi" w:eastAsia="Times New Roman" w:hAnsiTheme="minorHAnsi" w:cstheme="minorHAnsi"/>
+                <w:color w:val="000000"/>
+                <w:sz w:val="18"/>
+                <w:szCs w:val="18"/>
+                <w:lang w:eastAsia="nl-NL"/>
+              </w:rPr>
+            </w:pPr>
+            <w:proofErr w:type="spellStart"/>
+            <w:r>
+              <w:rPr>
+                <w:rFonts w:asciiTheme="minorHAnsi" w:eastAsia="Times New Roman" w:hAnsiTheme="minorHAnsi" w:cstheme="minorHAnsi"/>
+                <w:color w:val="000000"/>
+                <w:sz w:val="18"/>
+                <w:szCs w:val="18"/>
+                <w:lang w:eastAsia="nl-NL"/>
+              </w:rPr>
+              <w:t>Add</w:t>
+            </w:r>
+            <w:proofErr w:type="spellEnd"/>
+            <w:r>
+              <w:rPr>
+                <w:rFonts w:asciiTheme="minorHAnsi" w:eastAsia="Times New Roman" w:hAnsiTheme="minorHAnsi" w:cstheme="minorHAnsi"/>
+                <w:color w:val="000000"/>
+                <w:sz w:val="18"/>
+                <w:szCs w:val="18"/>
+                <w:lang w:eastAsia="nl-NL"/>
+              </w:rPr>
+              <w:t xml:space="preserve"> tools</w:t>
+            </w:r>
+          </w:p>
+        </w:tc>
+      </w:tr>
+      <w:tr>
+        <w:trPr>
+          <w:trHeight w:val="268"/>
+        </w:trPr>
+        <w:tc>
+          <w:tcPr>
+            <w:tcW w:w="1838" w:type="dxa"/>
+            <w:tcBorders>
+              <w:top w:val="nil"/>
+              <w:left w:val="single" w:sz="4" w:space="0" w:color="auto"/>
+              <w:bottom w:val="single" w:sz="4" w:space="0" w:color="auto"/>
+              <w:right w:val="single" w:sz="4" w:space="0" w:color="auto"/>
+            </w:tcBorders>
+          </w:tcPr>
+          <w:p>
+            <w:pPr>
+              <w:spacing w:line="240" w:lineRule="auto"/>
+              <w:ind w:left="567" w:hanging="567"/>
+              <w:rPr>
+                <w:rFonts w:asciiTheme="minorHAnsi" w:eastAsia="Times New Roman" w:hAnsiTheme="minorHAnsi" w:cstheme="minorHAnsi"/>
+                <w:color w:val="000000"/>
+                <w:sz w:val="18"/>
+                <w:szCs w:val="18"/>
+                <w:lang w:eastAsia="nl-NL"/>
+              </w:rPr>
+            </w:pPr>
+            <w:proofErr w:type="spellStart"/>
+            <w:proofErr w:type="gramStart"/>
+            <w:r>
+              <w:rPr>
+                <w:rFonts w:asciiTheme="minorHAnsi" w:eastAsia="Times New Roman" w:hAnsiTheme="minorHAnsi" w:cstheme="minorHAnsi"/>
+                <w:color w:val="000000"/>
+                <w:sz w:val="18"/>
+                <w:szCs w:val="18"/>
+                <w:lang w:eastAsia="nl-NL"/>
+              </w:rPr>
+              <w:t>acc</w:t>
+            </w:r>
+            <w:proofErr w:type="spellEnd"/>
+            <w:proofErr w:type="gramEnd"/>
+          </w:p>
+        </w:tc>
+        <w:tc>
+          <w:tcPr>
+            <w:tcW w:w="1843" w:type="dxa"/>
+            <w:tcBorders>
+              <w:top w:val="nil"/>
+              <w:left w:val="nil"/>
+              <w:bottom w:val="single" w:sz="4" w:space="0" w:color="auto"/>
+              <w:right w:val="single" w:sz="4" w:space="0" w:color="auto"/>
+            </w:tcBorders>
+          </w:tcPr>
+          <w:p>
+            <w:pPr>
+              <w:spacing w:line="240" w:lineRule="auto"/>
+              <w:ind w:left="567" w:hanging="567"/>
+              <w:jc w:val="right"/>
+              <w:rPr>
+                <w:rFonts w:asciiTheme="minorHAnsi" w:eastAsia="Times New Roman" w:hAnsiTheme="minorHAnsi" w:cstheme="minorHAnsi"/>
+                <w:color w:val="000000"/>
+                <w:sz w:val="18"/>
+                <w:szCs w:val="18"/>
+                <w:lang w:eastAsia="nl-NL"/>
+              </w:rPr>
+            </w:pPr>
+            <w:r>
+              <w:rPr>
+                <w:rFonts w:asciiTheme="minorHAnsi" w:eastAsia="Times New Roman" w:hAnsiTheme="minorHAnsi" w:cstheme="minorHAnsi"/>
+                <w:color w:val="000000"/>
+                <w:sz w:val="18"/>
+                <w:szCs w:val="18"/>
+                <w:lang w:eastAsia="nl-NL"/>
+              </w:rPr>
+              <w:t>24 feb</w:t>
+            </w:r>
+          </w:p>
+        </w:tc>
+        <w:tc>
+          <w:tcPr>
+            <w:tcW w:w="1417" w:type="dxa"/>
+            <w:tcBorders>
+              <w:top w:val="nil"/>
+              <w:left w:val="nil"/>
+              <w:bottom w:val="single" w:sz="4" w:space="0" w:color="auto"/>
+              <w:right w:val="single" w:sz="4" w:space="0" w:color="auto"/>
+            </w:tcBorders>
+          </w:tcPr>
+          <w:p>
+            <w:pPr>
+              <w:spacing w:line="240" w:lineRule="auto"/>
+              <w:ind w:left="567" w:hanging="567"/>
+              <w:jc w:val="right"/>
+              <w:rPr>
+                <w:rFonts w:asciiTheme="minorHAnsi" w:eastAsia="Times New Roman" w:hAnsiTheme="minorHAnsi" w:cstheme="minorHAnsi"/>
+                <w:color w:val="000000"/>
+                <w:sz w:val="18"/>
+                <w:szCs w:val="18"/>
+                <w:lang w:eastAsia="nl-NL"/>
+              </w:rPr>
+            </w:pPr>
+            <w:r>
+              <w:rPr>
+                <w:rFonts w:asciiTheme="minorHAnsi" w:eastAsia="Times New Roman" w:hAnsiTheme="minorHAnsi" w:cstheme="minorHAnsi"/>
+                <w:color w:val="000000"/>
+                <w:sz w:val="18"/>
+                <w:szCs w:val="18"/>
+                <w:lang w:eastAsia="nl-NL"/>
+              </w:rPr>
+              <w:t>17 feb</w:t>
+            </w:r>
+          </w:p>
+        </w:tc>
+        <w:tc>
+          <w:tcPr>
+            <w:tcW w:w="1134" w:type="dxa"/>
+            <w:tcBorders>
+              <w:top w:val="nil"/>
+              <w:left w:val="nil"/>
+              <w:bottom w:val="single" w:sz="4" w:space="0" w:color="auto"/>
+              <w:right w:val="single" w:sz="4" w:space="0" w:color="auto"/>
+            </w:tcBorders>
+          </w:tcPr>
+          <w:p>
+            <w:pPr>
+              <w:spacing w:line="240" w:lineRule="auto"/>
+              <w:ind w:left="567" w:hanging="567"/>
+              <w:jc w:val="right"/>
+              <w:rPr>
+                <w:rFonts w:asciiTheme="minorHAnsi" w:eastAsia="Times New Roman" w:hAnsiTheme="minorHAnsi" w:cstheme="minorHAnsi"/>
+                <w:color w:val="000000"/>
+                <w:sz w:val="18"/>
+                <w:szCs w:val="18"/>
+                <w:lang w:eastAsia="nl-NL"/>
+              </w:rPr>
+            </w:pPr>
+          </w:p>
+        </w:tc>
+        <w:tc>
+          <w:tcPr>
+            <w:tcW w:w="1134" w:type="dxa"/>
+            <w:tcBorders>
+              <w:top w:val="nil"/>
+              <w:left w:val="nil"/>
+              <w:bottom w:val="single" w:sz="4" w:space="0" w:color="auto"/>
+              <w:right w:val="single" w:sz="4" w:space="0" w:color="auto"/>
+            </w:tcBorders>
+          </w:tcPr>
+          <w:p>
+            <w:pPr>
+              <w:spacing w:line="240" w:lineRule="auto"/>
+              <w:ind w:left="567" w:hanging="567"/>
+              <w:rPr>
+                <w:rFonts w:asciiTheme="minorHAnsi" w:eastAsia="Times New Roman" w:hAnsiTheme="minorHAnsi" w:cstheme="minorHAnsi"/>
+                <w:color w:val="000000"/>
+                <w:sz w:val="18"/>
+                <w:szCs w:val="18"/>
+                <w:lang w:eastAsia="nl-NL"/>
+              </w:rPr>
+            </w:pPr>
+            <w:r>
+              <w:rPr>
+                <w:rFonts w:asciiTheme="minorHAnsi" w:eastAsia="Times New Roman" w:hAnsiTheme="minorHAnsi" w:cstheme="minorHAnsi"/>
+                <w:color w:val="000000"/>
+                <w:sz w:val="18"/>
+                <w:szCs w:val="18"/>
+                <w:lang w:eastAsia="nl-NL"/>
+              </w:rPr>
+              <w:t>19 feb</w:t>
+            </w:r>
+          </w:p>
+        </w:tc>
+        <w:tc>
+          <w:tcPr>
+            <w:tcW w:w="1134" w:type="dxa"/>
+            <w:tcBorders>
+              <w:top w:val="nil"/>
+              <w:left w:val="single" w:sz="4" w:space="0" w:color="auto"/>
+              <w:bottom w:val="single" w:sz="4" w:space="0" w:color="auto"/>
+              <w:right w:val="single" w:sz="4" w:space="0" w:color="auto"/>
+            </w:tcBorders>
+          </w:tcPr>
+          <w:p>
+            <w:pPr>
+              <w:spacing w:line="240" w:lineRule="auto"/>
+              <w:ind w:left="567" w:hanging="567"/>
+              <w:rPr>
+                <w:rFonts w:asciiTheme="minorHAnsi" w:eastAsia="Times New Roman" w:hAnsiTheme="minorHAnsi" w:cstheme="minorHAnsi"/>
+                <w:color w:val="000000"/>
+                <w:sz w:val="18"/>
+                <w:szCs w:val="18"/>
+                <w:lang w:eastAsia="nl-NL"/>
+              </w:rPr>
+            </w:pPr>
+            <w:proofErr w:type="gramStart"/>
+            <w:r>
+              <w:rPr>
+                <w:rFonts w:asciiTheme="minorHAnsi" w:eastAsia="Times New Roman" w:hAnsiTheme="minorHAnsi" w:cstheme="minorHAnsi"/>
+                <w:color w:val="000000"/>
+                <w:sz w:val="18"/>
+                <w:szCs w:val="18"/>
+                <w:lang w:eastAsia="nl-NL"/>
+              </w:rPr>
+              <w:t>ismail</w:t>
+            </w:r>
+            <w:proofErr w:type="gramEnd"/>
+          </w:p>
+        </w:tc>
+        <w:tc>
+          <w:tcPr>
+            <w:tcW w:w="1281" w:type="dxa"/>
+            <w:tcBorders>
+              <w:top w:val="nil"/>
+              <w:left w:val="nil"/>
+              <w:bottom w:val="single" w:sz="4" w:space="0" w:color="auto"/>
+              <w:right w:val="single" w:sz="4" w:space="0" w:color="auto"/>
+            </w:tcBorders>
+          </w:tcPr>
+          <w:p>
+            <w:pPr>
+              <w:spacing w:line="240" w:lineRule="auto"/>
+              <w:ind w:left="567" w:hanging="567"/>
+              <w:rPr>
+                <w:rFonts w:asciiTheme="minorHAnsi" w:eastAsia="Times New Roman" w:hAnsiTheme="minorHAnsi" w:cstheme="minorHAnsi"/>
+                <w:color w:val="000000"/>
+                <w:sz w:val="18"/>
+                <w:szCs w:val="18"/>
+                <w:lang w:eastAsia="nl-NL"/>
+              </w:rPr>
+            </w:pPr>
+            <w:proofErr w:type="gramStart"/>
+            <w:r>
+              <w:rPr>
+                <w:rFonts w:asciiTheme="minorHAnsi" w:eastAsia="Times New Roman" w:hAnsiTheme="minorHAnsi" w:cstheme="minorHAnsi"/>
+                <w:color w:val="000000"/>
+                <w:sz w:val="18"/>
+                <w:szCs w:val="18"/>
+                <w:lang w:eastAsia="nl-NL"/>
+              </w:rPr>
+              <w:t>hoog</w:t>
+            </w:r>
+            <w:proofErr w:type="gramEnd"/>
+          </w:p>
+        </w:tc>
+        <w:tc>
+          <w:tcPr>
+            <w:tcW w:w="1271" w:type="dxa"/>
+            <w:tcBorders>
+              <w:top w:val="nil"/>
+              <w:left w:val="nil"/>
+              <w:bottom w:val="single" w:sz="4" w:space="0" w:color="auto"/>
+              <w:right w:val="single" w:sz="4" w:space="0" w:color="auto"/>
+            </w:tcBorders>
+          </w:tcPr>
+          <w:p>
+            <w:pPr>
+              <w:spacing w:line="240" w:lineRule="auto"/>
+              <w:ind w:left="567" w:hanging="567"/>
+              <w:rPr>
+                <w:rFonts w:asciiTheme="minorHAnsi" w:eastAsia="Times New Roman" w:hAnsiTheme="minorHAnsi" w:cstheme="minorHAnsi"/>
+                <w:color w:val="000000"/>
+                <w:sz w:val="18"/>
+                <w:szCs w:val="18"/>
+                <w:lang w:eastAsia="nl-NL"/>
+              </w:rPr>
+            </w:pPr>
+            <w:proofErr w:type="spellStart"/>
+            <w:proofErr w:type="gramStart"/>
+            <w:r>
+              <w:rPr>
+                <w:rFonts w:asciiTheme="minorHAnsi" w:eastAsia="Times New Roman" w:hAnsiTheme="minorHAnsi" w:cstheme="minorHAnsi"/>
+                <w:color w:val="000000"/>
+                <w:sz w:val="18"/>
+                <w:szCs w:val="18"/>
+                <w:lang w:eastAsia="nl-NL"/>
+              </w:rPr>
+              <w:t>acc</w:t>
+            </w:r>
+            <w:proofErr w:type="spellEnd"/>
+            <w:proofErr w:type="gramEnd"/>
+          </w:p>
+        </w:tc>
+      </w:tr>
+      <w:tr>
+        <w:trPr>
+          <w:trHeight w:val="268"/>
+        </w:trPr>
+        <w:tc>
+          <w:tcPr>
+            <w:tcW w:w="1838" w:type="dxa"/>
+            <w:tcBorders>
+              <w:top w:val="nil"/>
+              <w:left w:val="single" w:sz="4" w:space="0" w:color="auto"/>
+              <w:bottom w:val="single" w:sz="4" w:space="0" w:color="auto"/>
+              <w:right w:val="single" w:sz="4" w:space="0" w:color="auto"/>
+            </w:tcBorders>
+          </w:tcPr>
+          <w:p>
+            <w:pPr>
+              <w:spacing w:line="240" w:lineRule="auto"/>
+              <w:ind w:left="567" w:hanging="567"/>
+              <w:rPr>
+                <w:rFonts w:asciiTheme="minorHAnsi" w:eastAsia="Times New Roman" w:hAnsiTheme="minorHAnsi" w:cstheme="minorHAnsi"/>
+                <w:color w:val="000000"/>
+                <w:sz w:val="18"/>
+                <w:szCs w:val="18"/>
+                <w:lang w:eastAsia="nl-NL"/>
+              </w:rPr>
+            </w:pPr>
+            <w:proofErr w:type="gramStart"/>
+            <w:r>
+              <w:rPr>
+                <w:rFonts w:asciiTheme="minorHAnsi" w:eastAsia="Times New Roman" w:hAnsiTheme="minorHAnsi" w:cstheme="minorHAnsi"/>
+                <w:color w:val="000000"/>
+                <w:sz w:val="18"/>
+                <w:szCs w:val="18"/>
+                <w:lang w:eastAsia="nl-NL"/>
+              </w:rPr>
+              <w:t>tools</w:t>
+            </w:r>
+            <w:proofErr w:type="gramEnd"/>
+          </w:p>
+        </w:tc>
+        <w:tc>
+          <w:tcPr>
+            <w:tcW w:w="1843" w:type="dxa"/>
+            <w:tcBorders>
+              <w:top w:val="nil"/>
+              <w:left w:val="nil"/>
+              <w:bottom w:val="single" w:sz="4" w:space="0" w:color="auto"/>
+              <w:right w:val="single" w:sz="4" w:space="0" w:color="auto"/>
+            </w:tcBorders>
+          </w:tcPr>
+          <w:p>
+            <w:pPr>
+              <w:spacing w:line="240" w:lineRule="auto"/>
+              <w:ind w:left="567" w:hanging="567"/>
+              <w:jc w:val="right"/>
+              <w:rPr>
+                <w:rFonts w:asciiTheme="minorHAnsi" w:eastAsia="Times New Roman" w:hAnsiTheme="minorHAnsi" w:cstheme="minorHAnsi"/>
+                <w:color w:val="000000"/>
+                <w:sz w:val="18"/>
+                <w:szCs w:val="18"/>
+                <w:lang w:eastAsia="nl-NL"/>
+              </w:rPr>
+            </w:pPr>
+            <w:r>
+              <w:rPr>
+                <w:rFonts w:asciiTheme="minorHAnsi" w:eastAsia="Times New Roman" w:hAnsiTheme="minorHAnsi" w:cstheme="minorHAnsi"/>
+                <w:color w:val="000000"/>
+                <w:sz w:val="18"/>
+                <w:szCs w:val="18"/>
+                <w:lang w:eastAsia="nl-NL"/>
+              </w:rPr>
+              <w:t>17 feb</w:t>
+            </w:r>
+          </w:p>
+        </w:tc>
+        <w:tc>
+          <w:tcPr>
+            <w:tcW w:w="1417" w:type="dxa"/>
+            <w:tcBorders>
+              <w:top w:val="nil"/>
+              <w:left w:val="nil"/>
+              <w:bottom w:val="single" w:sz="4" w:space="0" w:color="auto"/>
+              <w:right w:val="single" w:sz="4" w:space="0" w:color="auto"/>
+            </w:tcBorders>
+          </w:tcPr>
+          <w:p>
+            <w:pPr>
+              <w:spacing w:line="240" w:lineRule="auto"/>
+              <w:ind w:left="567" w:hanging="567"/>
+              <w:jc w:val="right"/>
+              <w:rPr>
+                <w:rFonts w:asciiTheme="minorHAnsi" w:eastAsia="Times New Roman" w:hAnsiTheme="minorHAnsi" w:cstheme="minorHAnsi"/>
+                <w:color w:val="000000"/>
+                <w:sz w:val="18"/>
+                <w:szCs w:val="18"/>
+                <w:lang w:eastAsia="nl-NL"/>
+              </w:rPr>
+            </w:pPr>
+            <w:r>
+              <w:rPr>
+                <w:rFonts w:asciiTheme="minorHAnsi" w:eastAsia="Times New Roman" w:hAnsiTheme="minorHAnsi" w:cstheme="minorHAnsi"/>
+                <w:color w:val="000000"/>
+                <w:sz w:val="18"/>
+                <w:szCs w:val="18"/>
+                <w:lang w:eastAsia="nl-NL"/>
+              </w:rPr>
+              <w:t>10 feb</w:t>
+            </w:r>
+          </w:p>
+        </w:tc>
+        <w:tc>
+          <w:tcPr>
+            <w:tcW w:w="1134" w:type="dxa"/>
+            <w:tcBorders>
+              <w:top w:val="nil"/>
+              <w:left w:val="nil"/>
+              <w:bottom w:val="single" w:sz="4" w:space="0" w:color="auto"/>
+              <w:right w:val="single" w:sz="4" w:space="0" w:color="auto"/>
+            </w:tcBorders>
+          </w:tcPr>
+          <w:p>
+            <w:pPr>
+              <w:spacing w:line="240" w:lineRule="auto"/>
+              <w:ind w:left="567" w:hanging="567"/>
+              <w:jc w:val="right"/>
+              <w:rPr>
+                <w:rFonts w:asciiTheme="minorHAnsi" w:eastAsia="Times New Roman" w:hAnsiTheme="minorHAnsi" w:cstheme="minorHAnsi"/>
+                <w:color w:val="000000"/>
+                <w:sz w:val="18"/>
+                <w:szCs w:val="18"/>
+                <w:lang w:eastAsia="nl-NL"/>
+              </w:rPr>
+            </w:pPr>
+          </w:p>
+        </w:tc>
+        <w:tc>
+          <w:tcPr>
+            <w:tcW w:w="1134" w:type="dxa"/>
+            <w:tcBorders>
+              <w:top w:val="nil"/>
+              <w:left w:val="nil"/>
+              <w:bottom w:val="single" w:sz="4" w:space="0" w:color="auto"/>
+              <w:right w:val="single" w:sz="4" w:space="0" w:color="auto"/>
+            </w:tcBorders>
+          </w:tcPr>
+          <w:p>
+            <w:pPr>
+              <w:spacing w:line="240" w:lineRule="auto"/>
+              <w:ind w:left="567" w:hanging="567"/>
+              <w:rPr>
+                <w:rFonts w:asciiTheme="minorHAnsi" w:eastAsia="Times New Roman" w:hAnsiTheme="minorHAnsi" w:cstheme="minorHAnsi"/>
+                <w:color w:val="000000"/>
+                <w:sz w:val="18"/>
+                <w:szCs w:val="18"/>
+                <w:lang w:eastAsia="nl-NL"/>
+              </w:rPr>
+            </w:pPr>
+            <w:r>
+              <w:rPr>
+                <w:rFonts w:asciiTheme="minorHAnsi" w:eastAsia="Times New Roman" w:hAnsiTheme="minorHAnsi" w:cstheme="minorHAnsi"/>
+                <w:color w:val="000000"/>
+                <w:sz w:val="18"/>
+                <w:szCs w:val="18"/>
+                <w:lang w:eastAsia="nl-NL"/>
+              </w:rPr>
+              <w:t>10 feb</w:t>
+            </w:r>
+          </w:p>
+        </w:tc>
+        <w:tc>
+          <w:tcPr>
+            <w:tcW w:w="1134" w:type="dxa"/>
+            <w:tcBorders>
+              <w:top w:val="nil"/>
+              <w:left w:val="single" w:sz="4" w:space="0" w:color="auto"/>
+              <w:bottom w:val="single" w:sz="4" w:space="0" w:color="auto"/>
+              <w:right w:val="single" w:sz="4" w:space="0" w:color="auto"/>
+            </w:tcBorders>
+          </w:tcPr>
+          <w:p>
+            <w:pPr>
+              <w:spacing w:line="240" w:lineRule="auto"/>
+              <w:ind w:left="567" w:hanging="567"/>
+              <w:rPr>
+                <w:rFonts w:asciiTheme="minorHAnsi" w:eastAsia="Times New Roman" w:hAnsiTheme="minorHAnsi" w:cstheme="minorHAnsi"/>
+                <w:color w:val="000000"/>
+                <w:sz w:val="18"/>
+                <w:szCs w:val="18"/>
+                <w:lang w:eastAsia="nl-NL"/>
+              </w:rPr>
+            </w:pPr>
+            <w:proofErr w:type="spellStart"/>
+            <w:proofErr w:type="gramStart"/>
+            <w:r>
+              <w:rPr>
+                <w:rFonts w:asciiTheme="minorHAnsi" w:eastAsia="Times New Roman" w:hAnsiTheme="minorHAnsi" w:cstheme="minorHAnsi"/>
+                <w:color w:val="000000"/>
+                <w:sz w:val="18"/>
+                <w:szCs w:val="18"/>
+                <w:lang w:eastAsia="nl-NL"/>
+              </w:rPr>
+              <w:t>tijmen</w:t>
+            </w:r>
+            <w:proofErr w:type="spellEnd"/>
+            <w:proofErr w:type="gramEnd"/>
+          </w:p>
+        </w:tc>
+        <w:tc>
+          <w:tcPr>
+            <w:tcW w:w="1281" w:type="dxa"/>
+            <w:tcBorders>
+              <w:top w:val="nil"/>
+              <w:left w:val="nil"/>
+              <w:bottom w:val="single" w:sz="4" w:space="0" w:color="auto"/>
+              <w:right w:val="single" w:sz="4" w:space="0" w:color="auto"/>
+            </w:tcBorders>
+          </w:tcPr>
+          <w:p>
+            <w:pPr>
+              <w:spacing w:line="240" w:lineRule="auto"/>
+              <w:ind w:left="567" w:hanging="567"/>
+              <w:rPr>
+                <w:rFonts w:asciiTheme="minorHAnsi" w:eastAsia="Times New Roman" w:hAnsiTheme="minorHAnsi" w:cstheme="minorHAnsi"/>
+                <w:color w:val="000000"/>
+                <w:sz w:val="18"/>
+                <w:szCs w:val="18"/>
+                <w:lang w:eastAsia="nl-NL"/>
+              </w:rPr>
+            </w:pPr>
+            <w:proofErr w:type="gramStart"/>
+            <w:r>
+              <w:rPr>
+                <w:rFonts w:asciiTheme="minorHAnsi" w:eastAsia="Times New Roman" w:hAnsiTheme="minorHAnsi" w:cstheme="minorHAnsi"/>
+                <w:color w:val="000000"/>
+                <w:sz w:val="18"/>
+                <w:szCs w:val="18"/>
+                <w:lang w:eastAsia="nl-NL"/>
+              </w:rPr>
+              <w:t>hoog</w:t>
+            </w:r>
+            <w:proofErr w:type="gramEnd"/>
+          </w:p>
+        </w:tc>
+        <w:tc>
+          <w:tcPr>
+            <w:tcW w:w="1271" w:type="dxa"/>
+            <w:tcBorders>
+              <w:top w:val="nil"/>
+              <w:left w:val="nil"/>
+              <w:bottom w:val="single" w:sz="4" w:space="0" w:color="auto"/>
+              <w:right w:val="single" w:sz="4" w:space="0" w:color="auto"/>
+            </w:tcBorders>
+          </w:tcPr>
+          <w:p>
+            <w:pPr>
+              <w:spacing w:line="240" w:lineRule="auto"/>
+              <w:ind w:left="567" w:hanging="567"/>
+              <w:rPr>
+                <w:rFonts w:asciiTheme="minorHAnsi" w:eastAsia="Times New Roman" w:hAnsiTheme="minorHAnsi" w:cstheme="minorHAnsi"/>
+                <w:color w:val="000000"/>
+                <w:sz w:val="18"/>
+                <w:szCs w:val="18"/>
+                <w:lang w:eastAsia="nl-NL"/>
+              </w:rPr>
+            </w:pPr>
+            <w:proofErr w:type="gramStart"/>
+            <w:r>
+              <w:rPr>
+                <w:rFonts w:asciiTheme="minorHAnsi" w:eastAsia="Times New Roman" w:hAnsiTheme="minorHAnsi" w:cstheme="minorHAnsi"/>
+                <w:color w:val="000000"/>
+                <w:sz w:val="18"/>
+                <w:szCs w:val="18"/>
+                <w:lang w:eastAsia="nl-NL"/>
+              </w:rPr>
+              <w:t>tools</w:t>
+            </w:r>
+            <w:proofErr w:type="gramEnd"/>
+          </w:p>
+        </w:tc>
+      </w:tr>
+      <w:tr>
+        <w:trPr>
+          <w:trHeight w:val="288"/>
+        </w:trPr>
+        <w:tc>
+          <w:tcPr>
+            <w:tcW w:w="1838" w:type="dxa"/>
+            <w:tcBorders>
+              <w:top w:val="nil"/>
+              <w:left w:val="single" w:sz="4" w:space="0" w:color="auto"/>
+              <w:bottom w:val="single" w:sz="4" w:space="0" w:color="auto"/>
+              <w:right w:val="single" w:sz="4" w:space="0" w:color="auto"/>
+            </w:tcBorders>
+          </w:tcPr>
+          <w:p>
+            <w:pPr>
+              <w:spacing w:line="240" w:lineRule="auto"/>
+              <w:ind w:left="567" w:hanging="567"/>
+              <w:rPr>
+                <w:rFonts w:asciiTheme="minorHAnsi" w:eastAsia="Times New Roman" w:hAnsiTheme="minorHAnsi" w:cstheme="minorHAnsi"/>
+                <w:color w:val="000000"/>
+                <w:sz w:val="18"/>
+                <w:szCs w:val="18"/>
+                <w:lang w:eastAsia="nl-NL"/>
+              </w:rPr>
+            </w:pPr>
             <w:proofErr w:type="gramStart"/>
             <w:r>
               <w:rPr>
@@ -8554,16 +10194,6 @@
                 <w:lang w:eastAsia="nl-NL"/>
               </w:rPr>
             </w:pPr>
-            <w:r>
-              <w:rPr>
-                <w:rFonts w:asciiTheme="minorHAnsi" w:eastAsia="Times New Roman" w:hAnsiTheme="minorHAnsi" w:cstheme="minorHAnsi"/>
-                <w:color w:val="000000"/>
-                <w:sz w:val="18"/>
-                <w:szCs w:val="18"/>
-                <w:lang w:eastAsia="nl-NL"/>
-              </w:rPr>
-              <w:t>0</w:t>
-            </w:r>
           </w:p>
         </w:tc>
         <w:tc>
@@ -8861,7 +10491,7 @@
                 <w:lang w:eastAsia="nl-NL"/>
               </w:rPr>
               <w:drawing>
-                <wp:anchor distT="0" distB="0" distL="114300" distR="114300" simplePos="0" relativeHeight="251658241" behindDoc="1" locked="0" layoutInCell="1" allowOverlap="1" wp14:anchorId="227642AE" wp14:editId="54702022">
+                <wp:anchor distT="0" distB="0" distL="114300" distR="114300" simplePos="0" relativeHeight="251658241" behindDoc="1" locked="0" layoutInCell="1" allowOverlap="1" wp14:anchorId="227642AE" wp14:editId="0E5E5359">
                   <wp:simplePos x="0" y="0"/>
                   <wp:positionH relativeFrom="column">
                     <wp:posOffset>-29845</wp:posOffset>
@@ -9207,6 +10837,41 @@
           <w:numId w:val="0"/>
         </w:numPr>
       </w:pPr>
+      <w:r>
+        <w:br/>
+      </w:r>
+    </w:p>
+    <w:p>
+      <w:pPr>
+        <w:spacing w:after="160" w:line="259" w:lineRule="auto"/>
+        <w:rPr>
+          <w:rFonts w:asciiTheme="majorHAnsi" w:eastAsiaTheme="majorEastAsia" w:hAnsiTheme="majorHAnsi" w:cstheme="majorBidi"/>
+          <w:color w:val="44546A" w:themeColor="text2"/>
+          <w:sz w:val="28"/>
+          <w:szCs w:val="26"/>
+        </w:rPr>
+      </w:pPr>
+      <w:r>
+        <w:br w:type="page"/>
+      </w:r>
+    </w:p>
+    <w:p>
+      <w:pPr>
+        <w:pStyle w:val="Stijl3"/>
+        <w:numPr>
+          <w:ilvl w:val="0"/>
+          <w:numId w:val="0"/>
+        </w:numPr>
+      </w:pPr>
+    </w:p>
+    <w:p>
+      <w:pPr>
+        <w:pStyle w:val="Stijl3"/>
+        <w:numPr>
+          <w:ilvl w:val="0"/>
+          <w:numId w:val="0"/>
+        </w:numPr>
+      </w:pPr>
     </w:p>
     <w:p>
       <w:pPr>
@@ -9218,6 +10883,9 @@
         <w:t>Retrospectief</w:t>
       </w:r>
       <w:bookmarkEnd w:id="39"/>
+      <w:r>
+        <w:br/>
+      </w:r>
     </w:p>
     <w:tbl>
       <w:tblPr>
@@ -9401,7 +11069,11 @@
               <w:right w:val="single" w:sz="4" w:space="0" w:color="auto"/>
             </w:tcBorders>
           </w:tcPr>
-          <w:p/>
+          <w:p>
+            <w:r>
+              <w:t>Ik vond het focussen goed gaan bij mij</w:t>
+            </w:r>
+          </w:p>
         </w:tc>
         <w:tc>
           <w:tcPr>
@@ -9413,7 +11085,30 @@
               <w:right w:val="single" w:sz="4" w:space="0" w:color="auto"/>
             </w:tcBorders>
           </w:tcPr>
+          <w:p>
+            <w:r>
+              <w:t xml:space="preserve">Betere </w:t>
+            </w:r>
+            <w:proofErr w:type="spellStart"/>
+            <w:r>
+              <w:t>videos</w:t>
+            </w:r>
+            <w:proofErr w:type="spellEnd"/>
+            <w:r>
+              <w:t xml:space="preserve"> kijken voor uitleg</w:t>
+            </w:r>
+            <w:r>
+              <w:t>.</w:t>
+            </w:r>
+          </w:p>
           <w:p/>
+          <w:p>
+            <w:proofErr w:type="gramStart"/>
+            <w:r>
+              <w:t>tijdsindeling</w:t>
+            </w:r>
+            <w:proofErr w:type="gramEnd"/>
+          </w:p>
         </w:tc>
         <w:tc>
           <w:tcPr>
@@ -9425,7 +11120,54 @@
               <w:right w:val="single" w:sz="4" w:space="0" w:color="auto"/>
             </w:tcBorders>
           </w:tcPr>
-          <w:p/>
+          <w:p>
+            <w:r>
+              <w:t xml:space="preserve">Andere </w:t>
+            </w:r>
+            <w:proofErr w:type="spellStart"/>
+            <w:r>
+              <w:t>vids</w:t>
+            </w:r>
+            <w:proofErr w:type="spellEnd"/>
+            <w:r>
+              <w:t xml:space="preserve"> kijken die het wel goed uitleggen</w:t>
+            </w:r>
+            <w:r>
+              <w:t>.</w:t>
+            </w:r>
+          </w:p>
+          <w:p>
+            <w:r>
+              <w:br/>
+            </w:r>
+            <w:r>
+              <w:rPr>
+                <w:rFonts w:ascii="Times New Roman" w:eastAsia="Times New Roman" w:hAnsi="Symbol" w:cs="Times New Roman"/>
+                <w:sz w:val="24"/>
+                <w:szCs w:val="24"/>
+                <w:lang w:eastAsia="nl-NL"/>
+              </w:rPr>
+              <w:t xml:space="preserve"> </w:t>
+            </w:r>
+            <w:proofErr w:type="gramStart"/>
+            <w:r>
+              <w:t>  betere</w:t>
+            </w:r>
+            <w:proofErr w:type="gramEnd"/>
+            <w:r>
+              <w:t xml:space="preserve"> taakverdeling </w:t>
+            </w:r>
+          </w:p>
+          <w:p>
+            <w:proofErr w:type="gramStart"/>
+            <w:r>
+              <w:t>  eerder</w:t>
+            </w:r>
+            <w:proofErr w:type="gramEnd"/>
+            <w:r>
+              <w:t xml:space="preserve"> testen</w:t>
+            </w:r>
+          </w:p>
         </w:tc>
         <w:tc>
           <w:tcPr>
@@ -9437,7 +11179,15 @@
               <w:right w:val="single" w:sz="4" w:space="0" w:color="auto"/>
             </w:tcBorders>
           </w:tcPr>
-          <w:p/>
+          <w:p>
+            <w:proofErr w:type="spellStart"/>
+            <w:proofErr w:type="gramStart"/>
+            <w:r>
+              <w:t>comunicatie</w:t>
+            </w:r>
+            <w:proofErr w:type="spellEnd"/>
+            <w:proofErr w:type="gramEnd"/>
+          </w:p>
         </w:tc>
         <w:tc>
           <w:tcPr>
@@ -9449,7 +11199,15 @@
               <w:right w:val="single" w:sz="4" w:space="0" w:color="auto"/>
             </w:tcBorders>
           </w:tcPr>
-          <w:p/>
+          <w:p>
+            <w:proofErr w:type="spellStart"/>
+            <w:proofErr w:type="gramStart"/>
+            <w:r>
+              <w:t>github</w:t>
+            </w:r>
+            <w:proofErr w:type="spellEnd"/>
+            <w:proofErr w:type="gramEnd"/>
+          </w:p>
         </w:tc>
         <w:tc>
           <w:tcPr>
@@ -9461,7 +11219,16 @@
               <w:right w:val="single" w:sz="4" w:space="0" w:color="auto"/>
             </w:tcBorders>
           </w:tcPr>
-          <w:p/>
+          <w:p>
+            <w:r>
+              <w:t xml:space="preserve">Beter gebruik van </w:t>
+            </w:r>
+            <w:proofErr w:type="spellStart"/>
+            <w:r>
+              <w:t>github</w:t>
+            </w:r>
+            <w:proofErr w:type="spellEnd"/>
+          </w:p>
         </w:tc>
       </w:tr>
       <w:tr>
@@ -9480,7 +11247,28 @@
               <w:right w:val="single" w:sz="4" w:space="0" w:color="auto"/>
             </w:tcBorders>
           </w:tcPr>
-          <w:p/>
+          <w:p>
+            <w:r>
+              <w:br/>
+            </w:r>
+            <w:r>
+              <w:br/>
+            </w:r>
+            <w:proofErr w:type="gramStart"/>
+            <w:r>
+              <w:t>ik</w:t>
+            </w:r>
+            <w:proofErr w:type="gramEnd"/>
+            <w:r>
+              <w:t xml:space="preserve"> vond het code structuur heel goed gaan</w:t>
+            </w:r>
+            <w:r>
+              <w:br/>
+            </w:r>
+            <w:r>
+              <w:br/>
+            </w:r>
+          </w:p>
         </w:tc>
         <w:tc>
           <w:tcPr>
@@ -9492,7 +11280,19 @@
               <w:right w:val="single" w:sz="4" w:space="0" w:color="auto"/>
             </w:tcBorders>
           </w:tcPr>
-          <w:p/>
+          <w:p>
+            <w:r>
+              <w:t xml:space="preserve">Focussen was wel wat lastig maar ook </w:t>
+            </w:r>
+            <w:proofErr w:type="gramStart"/>
+            <w:r>
+              <w:t>doen baar</w:t>
+            </w:r>
+            <w:proofErr w:type="gramEnd"/>
+            <w:r>
+              <w:t>.</w:t>
+            </w:r>
+          </w:p>
         </w:tc>
         <w:tc>
           <w:tcPr>
@@ -9504,7 +11304,11 @@
               <w:right w:val="single" w:sz="4" w:space="0" w:color="auto"/>
             </w:tcBorders>
           </w:tcPr>
-          <w:p/>
+          <w:p>
+            <w:r>
+              <w:t>Meer focussen</w:t>
+            </w:r>
+          </w:p>
         </w:tc>
         <w:tc>
           <w:tcPr>
@@ -9516,7 +11320,15 @@
               <w:right w:val="single" w:sz="4" w:space="0" w:color="auto"/>
             </w:tcBorders>
           </w:tcPr>
-          <w:p/>
+          <w:p>
+            <w:proofErr w:type="spellStart"/>
+            <w:proofErr w:type="gramStart"/>
+            <w:r>
+              <w:t>comunicatie</w:t>
+            </w:r>
+            <w:proofErr w:type="spellEnd"/>
+            <w:proofErr w:type="gramEnd"/>
+          </w:p>
         </w:tc>
         <w:tc>
           <w:tcPr>
@@ -9528,7 +11340,15 @@
               <w:right w:val="single" w:sz="4" w:space="0" w:color="auto"/>
             </w:tcBorders>
           </w:tcPr>
-          <w:p/>
+          <w:p>
+            <w:proofErr w:type="spellStart"/>
+            <w:proofErr w:type="gramStart"/>
+            <w:r>
+              <w:t>github</w:t>
+            </w:r>
+            <w:proofErr w:type="spellEnd"/>
+            <w:proofErr w:type="gramEnd"/>
+          </w:p>
         </w:tc>
         <w:tc>
           <w:tcPr>
@@ -9540,543 +11360,15 @@
               <w:right w:val="single" w:sz="4" w:space="0" w:color="auto"/>
             </w:tcBorders>
           </w:tcPr>
-          <w:p/>
-        </w:tc>
-      </w:tr>
-      <w:tr>
-        <w:trPr>
-          <w:gridAfter w:val="2"/>
-          <w:wAfter w:w="433" w:type="dxa"/>
-          <w:trHeight w:val="288"/>
-        </w:trPr>
-        <w:tc>
-          <w:tcPr>
-            <w:tcW w:w="1010" w:type="dxa"/>
-            <w:tcBorders>
-              <w:top w:val="nil"/>
-              <w:left w:val="single" w:sz="4" w:space="0" w:color="auto"/>
-              <w:bottom w:val="single" w:sz="4" w:space="0" w:color="auto"/>
-              <w:right w:val="single" w:sz="4" w:space="0" w:color="auto"/>
-            </w:tcBorders>
-          </w:tcPr>
-          <w:p/>
-        </w:tc>
-        <w:tc>
-          <w:tcPr>
-            <w:tcW w:w="1139" w:type="dxa"/>
-            <w:tcBorders>
-              <w:top w:val="nil"/>
-              <w:left w:val="nil"/>
-              <w:bottom w:val="single" w:sz="4" w:space="0" w:color="auto"/>
-              <w:right w:val="single" w:sz="4" w:space="0" w:color="auto"/>
-            </w:tcBorders>
-          </w:tcPr>
-          <w:p/>
-        </w:tc>
-        <w:tc>
-          <w:tcPr>
-            <w:tcW w:w="1140" w:type="dxa"/>
-            <w:tcBorders>
-              <w:top w:val="nil"/>
-              <w:left w:val="nil"/>
-              <w:bottom w:val="single" w:sz="4" w:space="0" w:color="auto"/>
-              <w:right w:val="single" w:sz="4" w:space="0" w:color="auto"/>
-            </w:tcBorders>
-          </w:tcPr>
-          <w:p/>
-        </w:tc>
-        <w:tc>
-          <w:tcPr>
-            <w:tcW w:w="1526" w:type="dxa"/>
-            <w:tcBorders>
-              <w:top w:val="nil"/>
-              <w:left w:val="nil"/>
-              <w:bottom w:val="single" w:sz="4" w:space="0" w:color="auto"/>
-              <w:right w:val="single" w:sz="4" w:space="0" w:color="auto"/>
-            </w:tcBorders>
-          </w:tcPr>
-          <w:p/>
-        </w:tc>
-        <w:tc>
-          <w:tcPr>
-            <w:tcW w:w="1554" w:type="dxa"/>
-            <w:tcBorders>
-              <w:top w:val="single" w:sz="4" w:space="0" w:color="auto"/>
-              <w:left w:val="nil"/>
-              <w:bottom w:val="single" w:sz="4" w:space="0" w:color="auto"/>
-              <w:right w:val="single" w:sz="4" w:space="0" w:color="auto"/>
-            </w:tcBorders>
-          </w:tcPr>
-          <w:p/>
-        </w:tc>
-        <w:tc>
-          <w:tcPr>
-            <w:tcW w:w="3430" w:type="dxa"/>
-            <w:tcBorders>
-              <w:top w:val="nil"/>
-              <w:left w:val="single" w:sz="4" w:space="0" w:color="auto"/>
-              <w:bottom w:val="single" w:sz="4" w:space="0" w:color="auto"/>
-              <w:right w:val="single" w:sz="4" w:space="0" w:color="auto"/>
-            </w:tcBorders>
-          </w:tcPr>
-          <w:p/>
-        </w:tc>
-      </w:tr>
-      <w:tr>
-        <w:trPr>
-          <w:gridAfter w:val="2"/>
-          <w:wAfter w:w="433" w:type="dxa"/>
-          <w:trHeight w:val="288"/>
-        </w:trPr>
-        <w:tc>
-          <w:tcPr>
-            <w:tcW w:w="1010" w:type="dxa"/>
-            <w:tcBorders>
-              <w:top w:val="nil"/>
-              <w:left w:val="single" w:sz="4" w:space="0" w:color="auto"/>
-              <w:bottom w:val="single" w:sz="4" w:space="0" w:color="auto"/>
-              <w:right w:val="single" w:sz="4" w:space="0" w:color="auto"/>
-            </w:tcBorders>
-          </w:tcPr>
-          <w:p/>
-        </w:tc>
-        <w:tc>
-          <w:tcPr>
-            <w:tcW w:w="1139" w:type="dxa"/>
-            <w:tcBorders>
-              <w:top w:val="nil"/>
-              <w:left w:val="nil"/>
-              <w:bottom w:val="single" w:sz="4" w:space="0" w:color="auto"/>
-              <w:right w:val="single" w:sz="4" w:space="0" w:color="auto"/>
-            </w:tcBorders>
-          </w:tcPr>
-          <w:p/>
-        </w:tc>
-        <w:tc>
-          <w:tcPr>
-            <w:tcW w:w="1140" w:type="dxa"/>
-            <w:tcBorders>
-              <w:top w:val="nil"/>
-              <w:left w:val="nil"/>
-              <w:bottom w:val="single" w:sz="4" w:space="0" w:color="auto"/>
-              <w:right w:val="single" w:sz="4" w:space="0" w:color="auto"/>
-            </w:tcBorders>
-          </w:tcPr>
-          <w:p/>
-        </w:tc>
-        <w:tc>
-          <w:tcPr>
-            <w:tcW w:w="1526" w:type="dxa"/>
-            <w:tcBorders>
-              <w:top w:val="nil"/>
-              <w:left w:val="nil"/>
-              <w:bottom w:val="single" w:sz="4" w:space="0" w:color="auto"/>
-              <w:right w:val="single" w:sz="4" w:space="0" w:color="auto"/>
-            </w:tcBorders>
-          </w:tcPr>
-          <w:p/>
-        </w:tc>
-        <w:tc>
-          <w:tcPr>
-            <w:tcW w:w="1554" w:type="dxa"/>
-            <w:tcBorders>
-              <w:top w:val="single" w:sz="4" w:space="0" w:color="auto"/>
-              <w:left w:val="nil"/>
-              <w:bottom w:val="single" w:sz="4" w:space="0" w:color="auto"/>
-              <w:right w:val="single" w:sz="4" w:space="0" w:color="auto"/>
-            </w:tcBorders>
-          </w:tcPr>
-          <w:p/>
-        </w:tc>
-        <w:tc>
-          <w:tcPr>
-            <w:tcW w:w="3430" w:type="dxa"/>
-            <w:tcBorders>
-              <w:top w:val="nil"/>
-              <w:left w:val="single" w:sz="4" w:space="0" w:color="auto"/>
-              <w:bottom w:val="single" w:sz="4" w:space="0" w:color="auto"/>
-              <w:right w:val="single" w:sz="4" w:space="0" w:color="auto"/>
-            </w:tcBorders>
-          </w:tcPr>
-          <w:p/>
-        </w:tc>
-      </w:tr>
-      <w:tr>
-        <w:trPr>
-          <w:gridAfter w:val="2"/>
-          <w:wAfter w:w="433" w:type="dxa"/>
-          <w:trHeight w:val="288"/>
-        </w:trPr>
-        <w:tc>
-          <w:tcPr>
-            <w:tcW w:w="1010" w:type="dxa"/>
-            <w:tcBorders>
-              <w:top w:val="nil"/>
-              <w:left w:val="single" w:sz="4" w:space="0" w:color="auto"/>
-              <w:bottom w:val="single" w:sz="4" w:space="0" w:color="auto"/>
-              <w:right w:val="single" w:sz="4" w:space="0" w:color="auto"/>
-            </w:tcBorders>
-          </w:tcPr>
-          <w:p/>
-        </w:tc>
-        <w:tc>
-          <w:tcPr>
-            <w:tcW w:w="1139" w:type="dxa"/>
-            <w:tcBorders>
-              <w:top w:val="nil"/>
-              <w:left w:val="nil"/>
-              <w:bottom w:val="single" w:sz="4" w:space="0" w:color="auto"/>
-              <w:right w:val="single" w:sz="4" w:space="0" w:color="auto"/>
-            </w:tcBorders>
-          </w:tcPr>
-          <w:p/>
-        </w:tc>
-        <w:tc>
-          <w:tcPr>
-            <w:tcW w:w="1140" w:type="dxa"/>
-            <w:tcBorders>
-              <w:top w:val="nil"/>
-              <w:left w:val="nil"/>
-              <w:bottom w:val="single" w:sz="4" w:space="0" w:color="auto"/>
-              <w:right w:val="single" w:sz="4" w:space="0" w:color="auto"/>
-            </w:tcBorders>
-          </w:tcPr>
-          <w:p/>
-        </w:tc>
-        <w:tc>
-          <w:tcPr>
-            <w:tcW w:w="1526" w:type="dxa"/>
-            <w:tcBorders>
-              <w:top w:val="nil"/>
-              <w:left w:val="nil"/>
-              <w:bottom w:val="single" w:sz="4" w:space="0" w:color="auto"/>
-              <w:right w:val="single" w:sz="4" w:space="0" w:color="auto"/>
-            </w:tcBorders>
-          </w:tcPr>
-          <w:p/>
-        </w:tc>
-        <w:tc>
-          <w:tcPr>
-            <w:tcW w:w="1554" w:type="dxa"/>
-            <w:tcBorders>
-              <w:top w:val="single" w:sz="4" w:space="0" w:color="auto"/>
-              <w:left w:val="nil"/>
-              <w:bottom w:val="single" w:sz="4" w:space="0" w:color="auto"/>
-              <w:right w:val="single" w:sz="4" w:space="0" w:color="auto"/>
-            </w:tcBorders>
-          </w:tcPr>
-          <w:p/>
-        </w:tc>
-        <w:tc>
-          <w:tcPr>
-            <w:tcW w:w="3430" w:type="dxa"/>
-            <w:tcBorders>
-              <w:top w:val="nil"/>
-              <w:left w:val="single" w:sz="4" w:space="0" w:color="auto"/>
-              <w:bottom w:val="single" w:sz="4" w:space="0" w:color="auto"/>
-              <w:right w:val="single" w:sz="4" w:space="0" w:color="auto"/>
-            </w:tcBorders>
-          </w:tcPr>
-          <w:p/>
-        </w:tc>
-      </w:tr>
-      <w:tr>
-        <w:trPr>
-          <w:gridAfter w:val="2"/>
-          <w:wAfter w:w="433" w:type="dxa"/>
-          <w:trHeight w:val="288"/>
-        </w:trPr>
-        <w:tc>
-          <w:tcPr>
-            <w:tcW w:w="1010" w:type="dxa"/>
-            <w:tcBorders>
-              <w:top w:val="nil"/>
-              <w:left w:val="single" w:sz="4" w:space="0" w:color="auto"/>
-              <w:bottom w:val="single" w:sz="4" w:space="0" w:color="auto"/>
-              <w:right w:val="single" w:sz="4" w:space="0" w:color="auto"/>
-            </w:tcBorders>
-          </w:tcPr>
-          <w:p/>
-        </w:tc>
-        <w:tc>
-          <w:tcPr>
-            <w:tcW w:w="1139" w:type="dxa"/>
-            <w:tcBorders>
-              <w:top w:val="nil"/>
-              <w:left w:val="nil"/>
-              <w:bottom w:val="single" w:sz="4" w:space="0" w:color="auto"/>
-              <w:right w:val="single" w:sz="4" w:space="0" w:color="auto"/>
-            </w:tcBorders>
-          </w:tcPr>
-          <w:p/>
-        </w:tc>
-        <w:tc>
-          <w:tcPr>
-            <w:tcW w:w="1140" w:type="dxa"/>
-            <w:tcBorders>
-              <w:top w:val="nil"/>
-              <w:left w:val="nil"/>
-              <w:bottom w:val="single" w:sz="4" w:space="0" w:color="auto"/>
-              <w:right w:val="single" w:sz="4" w:space="0" w:color="auto"/>
-            </w:tcBorders>
-          </w:tcPr>
-          <w:p/>
-        </w:tc>
-        <w:tc>
-          <w:tcPr>
-            <w:tcW w:w="1526" w:type="dxa"/>
-            <w:tcBorders>
-              <w:top w:val="nil"/>
-              <w:left w:val="nil"/>
-              <w:bottom w:val="single" w:sz="4" w:space="0" w:color="auto"/>
-              <w:right w:val="single" w:sz="4" w:space="0" w:color="auto"/>
-            </w:tcBorders>
-          </w:tcPr>
-          <w:p/>
-        </w:tc>
-        <w:tc>
-          <w:tcPr>
-            <w:tcW w:w="1554" w:type="dxa"/>
-            <w:tcBorders>
-              <w:top w:val="single" w:sz="4" w:space="0" w:color="auto"/>
-              <w:left w:val="nil"/>
-              <w:bottom w:val="single" w:sz="4" w:space="0" w:color="auto"/>
-              <w:right w:val="single" w:sz="4" w:space="0" w:color="auto"/>
-            </w:tcBorders>
-          </w:tcPr>
-          <w:p/>
-        </w:tc>
-        <w:tc>
-          <w:tcPr>
-            <w:tcW w:w="3430" w:type="dxa"/>
-            <w:tcBorders>
-              <w:top w:val="nil"/>
-              <w:left w:val="single" w:sz="4" w:space="0" w:color="auto"/>
-              <w:bottom w:val="single" w:sz="4" w:space="0" w:color="auto"/>
-              <w:right w:val="single" w:sz="4" w:space="0" w:color="auto"/>
-            </w:tcBorders>
-          </w:tcPr>
-          <w:p/>
-        </w:tc>
-      </w:tr>
-      <w:tr>
-        <w:trPr>
-          <w:trHeight w:val="288"/>
-        </w:trPr>
-        <w:tc>
-          <w:tcPr>
-            <w:tcW w:w="1010" w:type="dxa"/>
-            <w:tcBorders>
-              <w:top w:val="nil"/>
-              <w:left w:val="nil"/>
-              <w:bottom w:val="nil"/>
-              <w:right w:val="nil"/>
-            </w:tcBorders>
-          </w:tcPr>
-          <w:p>
-            <w:pPr>
-              <w:spacing w:line="240" w:lineRule="auto"/>
-              <w:ind w:left="567" w:hanging="567"/>
-              <w:rPr>
-                <w:rFonts w:eastAsia="Times New Roman" w:cs="Calibri"/>
-                <w:color w:val="000000"/>
-                <w:lang w:eastAsia="nl-NL"/>
-              </w:rPr>
-            </w:pPr>
-          </w:p>
-          <w:p>
-            <w:pPr>
-              <w:spacing w:line="240" w:lineRule="auto"/>
-              <w:ind w:left="567" w:hanging="567"/>
-              <w:rPr>
-                <w:rFonts w:eastAsia="Times New Roman" w:cs="Calibri"/>
-                <w:color w:val="000000"/>
-                <w:lang w:eastAsia="nl-NL"/>
-              </w:rPr>
-            </w:pPr>
-          </w:p>
-          <w:p>
-            <w:pPr>
-              <w:spacing w:line="240" w:lineRule="auto"/>
-              <w:ind w:left="567" w:hanging="567"/>
-              <w:rPr>
-                <w:rFonts w:eastAsia="Times New Roman" w:cs="Calibri"/>
-                <w:color w:val="000000"/>
-                <w:lang w:eastAsia="nl-NL"/>
-              </w:rPr>
-            </w:pPr>
-          </w:p>
-          <w:p>
-            <w:pPr>
-              <w:spacing w:line="240" w:lineRule="auto"/>
-              <w:ind w:left="567" w:hanging="567"/>
-              <w:rPr>
-                <w:rFonts w:eastAsia="Times New Roman" w:cs="Calibri"/>
-                <w:color w:val="000000"/>
-                <w:lang w:eastAsia="nl-NL"/>
-              </w:rPr>
-            </w:pPr>
-          </w:p>
-        </w:tc>
-        <w:tc>
-          <w:tcPr>
-            <w:tcW w:w="1139" w:type="dxa"/>
-            <w:tcBorders>
-              <w:top w:val="nil"/>
-              <w:left w:val="nil"/>
-              <w:bottom w:val="nil"/>
-              <w:right w:val="nil"/>
-            </w:tcBorders>
-          </w:tcPr>
-          <w:p>
-            <w:pPr>
-              <w:spacing w:line="240" w:lineRule="auto"/>
-              <w:ind w:left="567" w:hanging="567"/>
-              <w:rPr>
-                <w:rFonts w:ascii="Times New Roman" w:eastAsia="Times New Roman" w:hAnsi="Times New Roman" w:cs="Times New Roman"/>
-                <w:sz w:val="20"/>
-                <w:szCs w:val="20"/>
-                <w:lang w:eastAsia="nl-NL"/>
-              </w:rPr>
-            </w:pPr>
-          </w:p>
-        </w:tc>
-        <w:tc>
-          <w:tcPr>
-            <w:tcW w:w="1140" w:type="dxa"/>
-            <w:tcBorders>
-              <w:top w:val="nil"/>
-              <w:left w:val="nil"/>
-              <w:bottom w:val="nil"/>
-              <w:right w:val="nil"/>
-            </w:tcBorders>
-          </w:tcPr>
-          <w:p>
-            <w:pPr>
-              <w:spacing w:line="240" w:lineRule="auto"/>
-              <w:ind w:left="567" w:hanging="567"/>
-              <w:rPr>
-                <w:rFonts w:ascii="Times New Roman" w:eastAsia="Times New Roman" w:hAnsi="Times New Roman" w:cs="Times New Roman"/>
-                <w:sz w:val="20"/>
-                <w:szCs w:val="20"/>
-                <w:lang w:eastAsia="nl-NL"/>
-              </w:rPr>
-            </w:pPr>
-          </w:p>
-        </w:tc>
-        <w:tc>
-          <w:tcPr>
-            <w:tcW w:w="1526" w:type="dxa"/>
-            <w:tcBorders>
-              <w:top w:val="nil"/>
-              <w:left w:val="nil"/>
-              <w:bottom w:val="nil"/>
-              <w:right w:val="nil"/>
-            </w:tcBorders>
-          </w:tcPr>
-          <w:p>
-            <w:pPr>
-              <w:spacing w:line="240" w:lineRule="auto"/>
-              <w:ind w:left="567" w:hanging="567"/>
-              <w:rPr>
-                <w:rFonts w:ascii="Times New Roman" w:eastAsia="Times New Roman" w:hAnsi="Times New Roman" w:cs="Times New Roman"/>
-                <w:sz w:val="20"/>
-                <w:szCs w:val="20"/>
-                <w:lang w:eastAsia="nl-NL"/>
-              </w:rPr>
-            </w:pPr>
-          </w:p>
-        </w:tc>
-        <w:tc>
-          <w:tcPr>
-            <w:tcW w:w="1554" w:type="dxa"/>
-            <w:tcBorders>
-              <w:top w:val="nil"/>
-              <w:left w:val="nil"/>
-              <w:bottom w:val="nil"/>
-              <w:right w:val="nil"/>
-            </w:tcBorders>
-          </w:tcPr>
-          <w:p>
-            <w:pPr>
-              <w:spacing w:line="240" w:lineRule="auto"/>
-              <w:ind w:left="567" w:hanging="567"/>
-              <w:rPr>
-                <w:rFonts w:ascii="Times New Roman" w:eastAsia="Times New Roman" w:hAnsi="Times New Roman" w:cs="Times New Roman"/>
-                <w:sz w:val="20"/>
-                <w:szCs w:val="20"/>
-                <w:lang w:eastAsia="nl-NL"/>
-              </w:rPr>
-            </w:pPr>
-          </w:p>
-        </w:tc>
-        <w:tc>
-          <w:tcPr>
-            <w:tcW w:w="3430" w:type="dxa"/>
-            <w:tcBorders>
-              <w:top w:val="nil"/>
-              <w:left w:val="nil"/>
-              <w:bottom w:val="nil"/>
-              <w:right w:val="nil"/>
-            </w:tcBorders>
-          </w:tcPr>
-          <w:p>
-            <w:pPr>
-              <w:spacing w:line="240" w:lineRule="auto"/>
-              <w:ind w:left="567" w:hanging="567"/>
-              <w:rPr>
-                <w:rFonts w:ascii="Times New Roman" w:eastAsia="Times New Roman" w:hAnsi="Times New Roman" w:cs="Times New Roman"/>
-                <w:sz w:val="20"/>
-                <w:szCs w:val="20"/>
-                <w:lang w:eastAsia="nl-NL"/>
-              </w:rPr>
-            </w:pPr>
-          </w:p>
-        </w:tc>
-        <w:tc>
-          <w:tcPr>
-            <w:tcW w:w="164" w:type="dxa"/>
-            <w:tcBorders>
-              <w:top w:val="nil"/>
-              <w:left w:val="nil"/>
-              <w:bottom w:val="nil"/>
-              <w:right w:val="nil"/>
-            </w:tcBorders>
-          </w:tcPr>
-          <w:p>
-            <w:pPr>
-              <w:spacing w:line="240" w:lineRule="auto"/>
-              <w:ind w:left="567" w:hanging="567"/>
-              <w:rPr>
-                <w:rFonts w:ascii="Times New Roman" w:eastAsia="Times New Roman" w:hAnsi="Times New Roman" w:cs="Times New Roman"/>
-                <w:sz w:val="20"/>
-                <w:szCs w:val="20"/>
-                <w:lang w:eastAsia="nl-NL"/>
-              </w:rPr>
-            </w:pPr>
-          </w:p>
-        </w:tc>
-        <w:tc>
-          <w:tcPr>
-            <w:tcW w:w="269" w:type="dxa"/>
-            <w:tcBorders>
-              <w:top w:val="nil"/>
-              <w:left w:val="nil"/>
-              <w:bottom w:val="nil"/>
-              <w:right w:val="nil"/>
-            </w:tcBorders>
-          </w:tcPr>
-          <w:p>
-            <w:pPr>
-              <w:spacing w:line="240" w:lineRule="auto"/>
-              <w:ind w:left="567" w:hanging="567"/>
-              <w:rPr>
-                <w:rFonts w:ascii="Times New Roman" w:eastAsia="Times New Roman" w:hAnsi="Times New Roman" w:cs="Times New Roman"/>
-                <w:sz w:val="20"/>
-                <w:szCs w:val="20"/>
-                <w:lang w:eastAsia="nl-NL"/>
-              </w:rPr>
-            </w:pPr>
+          <w:p>
+            <w:r>
+              <w:t xml:space="preserve">Beter gebruik van </w:t>
+            </w:r>
+            <w:proofErr w:type="spellStart"/>
+            <w:r>
+              <w:t>github</w:t>
+            </w:r>
+            <w:proofErr w:type="spellEnd"/>
           </w:p>
         </w:tc>
       </w:tr>
@@ -10227,7 +11519,6 @@
           <w:p>
             <w:pPr>
               <w:spacing w:line="240" w:lineRule="auto"/>
-              <w:ind w:left="567" w:hanging="567"/>
               <w:rPr>
                 <w:rFonts w:ascii="Times New Roman" w:eastAsia="Times New Roman" w:hAnsi="Times New Roman" w:cs="Times New Roman"/>
                 <w:sz w:val="20"/>
@@ -10258,6 +11549,34 @@
                 <w:lang w:eastAsia="nl-NL"/>
               </w:rPr>
             </w:pPr>
+          </w:p>
+          <w:p>
+            <w:pPr>
+              <w:jc w:val="center"/>
+              <w:rPr>
+                <w:rFonts w:ascii="Times New Roman" w:eastAsia="Times New Roman" w:hAnsi="Times New Roman" w:cs="Times New Roman"/>
+                <w:sz w:val="20"/>
+                <w:szCs w:val="20"/>
+                <w:lang w:eastAsia="nl-NL"/>
+              </w:rPr>
+            </w:pPr>
+            <w:proofErr w:type="gramStart"/>
+            <w:r>
+              <w:t>bovenste</w:t>
+            </w:r>
+            <w:proofErr w:type="gramEnd"/>
+            <w:r>
+              <w:t xml:space="preserve"> is van ismail</w:t>
+            </w:r>
+            <w:r>
+              <w:br/>
+              <w:t xml:space="preserve">onderste </w:t>
+            </w:r>
+            <w:proofErr w:type="spellStart"/>
+            <w:r>
+              <w:t>tijmen</w:t>
+            </w:r>
+            <w:proofErr w:type="spellEnd"/>
           </w:p>
         </w:tc>
         <w:tc>
@@ -10418,6 +11737,45 @@
       <w:pPr>
         <w:pStyle w:val="Stijl1"/>
         <w:numPr>
+          <w:ilvl w:val="0"/>
+          <w:numId w:val="0"/>
+        </w:numPr>
+        <w:ind w:left="1068" w:hanging="360"/>
+        <w:rPr>
+          <w:lang w:val="en-US"/>
+        </w:rPr>
+      </w:pPr>
+    </w:p>
+    <w:p>
+      <w:pPr>
+        <w:pStyle w:val="Stijl1"/>
+        <w:numPr>
+          <w:ilvl w:val="0"/>
+          <w:numId w:val="0"/>
+        </w:numPr>
+        <w:ind w:left="720" w:hanging="360"/>
+        <w:rPr>
+          <w:lang w:val="en-US"/>
+        </w:rPr>
+      </w:pPr>
+    </w:p>
+    <w:p>
+      <w:pPr>
+        <w:pStyle w:val="Stijl1"/>
+        <w:numPr>
+          <w:ilvl w:val="0"/>
+          <w:numId w:val="0"/>
+        </w:numPr>
+        <w:ind w:left="-76"/>
+        <w:rPr>
+          <w:lang w:val="en-US"/>
+        </w:rPr>
+      </w:pPr>
+    </w:p>
+    <w:p>
+      <w:pPr>
+        <w:pStyle w:val="Stijl1"/>
+        <w:numPr>
           <w:ilvl w:val="2"/>
           <w:numId w:val="13"/>
         </w:numPr>
@@ -10451,6 +11809,188 @@
       <w:pPr>
         <w:pStyle w:val="Stijl1"/>
         <w:numPr>
+          <w:ilvl w:val="0"/>
+          <w:numId w:val="0"/>
+        </w:numPr>
+        <w:ind w:left="-76"/>
+        <w:rPr>
+          <w:lang w:val="en-US"/>
+        </w:rPr>
+      </w:pPr>
+      <w:r>
+        <w:rPr>
+          <w:noProof/>
+          <w:lang w:val="en-US"/>
+        </w:rPr>
+        <w:drawing>
+          <wp:inline distT="0" distB="0" distL="0" distR="0" wp14:anchorId="5C8247FD" wp14:editId="7D23D3DD">
+            <wp:extent cx="5760720" cy="3840480"/>
+            <wp:effectExtent l="0" t="0" r="0" b="7620"/>
+            <wp:docPr id="1513491897" name="Afbeelding 1" descr="The diagram illustrates a database schema with tables for 'Berichten' (Messages) and 'Users', showing primary and foreign keys, attributes, and relationships between them.&#10;&#10;Door AI gegenereerde inhoud is mogelijk onjuist."/>
+            <wp:cNvGraphicFramePr>
+              <a:graphicFrameLocks xmlns:a="http://schemas.openxmlformats.org/drawingml/2006/main" noChangeAspect="1"/>
+            </wp:cNvGraphicFramePr>
+            <a:graphic xmlns:a="http://schemas.openxmlformats.org/drawingml/2006/main">
+              <a:graphicData uri="http://schemas.openxmlformats.org/drawingml/2006/picture">
+                <pic:pic xmlns:pic="http://schemas.openxmlformats.org/drawingml/2006/picture">
+                  <pic:nvPicPr>
+                    <pic:cNvPr id="1513491897" name="Afbeelding 1" descr="The diagram illustrates a database schema with tables for 'Berichten' (Messages) and 'Users', showing primary and foreign keys, attributes, and relationships between them.&#10;&#10;Door AI gegenereerde inhoud is mogelijk onjuist."/>
+                    <pic:cNvPicPr/>
+                  </pic:nvPicPr>
+                  <pic:blipFill>
+                    <a:blip r:embed="rId11"/>
+                    <a:stretch>
+                      <a:fillRect/>
+                    </a:stretch>
+                  </pic:blipFill>
+                  <pic:spPr>
+                    <a:xfrm>
+                      <a:off x="0" y="0"/>
+                      <a:ext cx="5760720" cy="3840480"/>
+                    </a:xfrm>
+                    <a:prstGeom prst="rect">
+                      <a:avLst/>
+                    </a:prstGeom>
+                  </pic:spPr>
+                </pic:pic>
+              </a:graphicData>
+            </a:graphic>
+          </wp:inline>
+        </w:drawing>
+      </w:r>
+    </w:p>
+    <w:p>
+      <w:pPr>
+        <w:pStyle w:val="Stijl1"/>
+        <w:numPr>
+          <w:ilvl w:val="0"/>
+          <w:numId w:val="0"/>
+        </w:numPr>
+        <w:ind w:left="720" w:hanging="360"/>
+      </w:pPr>
+      <w:r>
+        <w:rPr>
+          <w:color w:val="EE0000"/>
+        </w:rPr>
+        <w:t>De database bestaat uit drie entiteiten: tools, berichten en users.</w:t>
+      </w:r>
+      <w:r>
+        <w:rPr>
+          <w:color w:val="EE0000"/>
+        </w:rPr>
+        <w:br/>
+        <w:t>Een tool kan meerdere berichten ontvangen van gebruikers.</w:t>
+      </w:r>
+      <w:r>
+        <w:rPr>
+          <w:color w:val="EE0000"/>
+        </w:rPr>
+        <w:br/>
+        <w:t xml:space="preserve">Een bericht is altijd gekoppeld aan één specifieke tool via </w:t>
+      </w:r>
+      <w:proofErr w:type="spellStart"/>
+      <w:r>
+        <w:rPr>
+          <w:color w:val="EE0000"/>
+        </w:rPr>
+        <w:t>tool_id</w:t>
+      </w:r>
+      <w:proofErr w:type="spellEnd"/>
+      <w:r>
+        <w:rPr>
+          <w:color w:val="EE0000"/>
+        </w:rPr>
+        <w:t>.</w:t>
+      </w:r>
+      <w:r>
+        <w:rPr>
+          <w:color w:val="EE0000"/>
+        </w:rPr>
+        <w:br/>
+        <w:t>De tabel users wordt gebruikt voor beheeraccounts.</w:t>
+      </w:r>
+      <w:r>
+        <w:rPr>
+          <w:color w:val="EE0000"/>
+        </w:rPr>
+        <w:br/>
+        <w:t>Een gebruiker kan als beheerder tools toevoegen en beheren.</w:t>
+      </w:r>
+    </w:p>
+    <w:p>
+      <w:pPr>
+        <w:pStyle w:val="Stijl1"/>
+        <w:numPr>
+          <w:ilvl w:val="0"/>
+          <w:numId w:val="0"/>
+        </w:numPr>
+        <w:ind w:left="-76"/>
+      </w:pPr>
+    </w:p>
+    <w:p>
+      <w:pPr>
+        <w:pStyle w:val="Stijl1"/>
+        <w:numPr>
+          <w:ilvl w:val="0"/>
+          <w:numId w:val="0"/>
+        </w:numPr>
+        <w:ind w:left="-76"/>
+      </w:pPr>
+    </w:p>
+    <w:p>
+      <w:pPr>
+        <w:pStyle w:val="Stijl1"/>
+        <w:numPr>
+          <w:ilvl w:val="0"/>
+          <w:numId w:val="0"/>
+        </w:numPr>
+        <w:ind w:left="-76"/>
+      </w:pPr>
+    </w:p>
+    <w:p>
+      <w:pPr>
+        <w:pStyle w:val="Stijl1"/>
+        <w:numPr>
+          <w:ilvl w:val="0"/>
+          <w:numId w:val="0"/>
+        </w:numPr>
+        <w:ind w:left="-76"/>
+      </w:pPr>
+    </w:p>
+    <w:p>
+      <w:pPr>
+        <w:pStyle w:val="Stijl1"/>
+        <w:numPr>
+          <w:ilvl w:val="0"/>
+          <w:numId w:val="0"/>
+        </w:numPr>
+        <w:ind w:left="-76"/>
+      </w:pPr>
+    </w:p>
+    <w:p>
+      <w:pPr>
+        <w:pStyle w:val="Stijl1"/>
+        <w:numPr>
+          <w:ilvl w:val="0"/>
+          <w:numId w:val="0"/>
+        </w:numPr>
+        <w:ind w:left="-76"/>
+      </w:pPr>
+    </w:p>
+    <w:p>
+      <w:pPr>
+        <w:pStyle w:val="Stijl1"/>
+        <w:numPr>
+          <w:ilvl w:val="0"/>
+          <w:numId w:val="0"/>
+        </w:numPr>
+        <w:ind w:left="-76"/>
+      </w:pPr>
+    </w:p>
+    <w:p>
+      <w:pPr>
+        <w:pStyle w:val="Stijl1"/>
+        <w:numPr>
           <w:ilvl w:val="2"/>
           <w:numId w:val="13"/>
         </w:numPr>
@@ -10465,6 +12005,7 @@
         <w:rPr>
           <w:lang w:val="en-US"/>
         </w:rPr>
+        <w:lastRenderedPageBreak/>
         <w:t>Datadictionairy</w:t>
       </w:r>
       <w:proofErr w:type="spellEnd"/>
@@ -10498,6 +12039,2119 @@
       <w:bookmarkEnd w:id="43"/>
       <w:proofErr w:type="spellEnd"/>
     </w:p>
+    <w:tbl>
+      <w:tblPr>
+        <w:tblW w:w="0" w:type="auto"/>
+        <w:tblCellSpacing w:w="15" w:type="dxa"/>
+        <w:tblInd w:w="-998" w:type="dxa"/>
+        <w:tblBorders>
+          <w:top w:val="single" w:sz="4" w:space="0" w:color="auto"/>
+          <w:left w:val="single" w:sz="4" w:space="0" w:color="auto"/>
+          <w:bottom w:val="single" w:sz="4" w:space="0" w:color="auto"/>
+          <w:right w:val="single" w:sz="4" w:space="0" w:color="auto"/>
+          <w:insideH w:val="single" w:sz="4" w:space="0" w:color="auto"/>
+          <w:insideV w:val="single" w:sz="4" w:space="0" w:color="auto"/>
+        </w:tblBorders>
+        <w:tblCellMar>
+          <w:top w:w="15" w:type="dxa"/>
+          <w:left w:w="15" w:type="dxa"/>
+          <w:bottom w:w="15" w:type="dxa"/>
+          <w:right w:w="15" w:type="dxa"/>
+        </w:tblCellMar>
+        <w:tblLook w:val="04A0" w:firstRow="1" w:lastRow="0" w:firstColumn="1" w:lastColumn="0" w:noHBand="0" w:noVBand="1"/>
+      </w:tblPr>
+      <w:tblGrid>
+        <w:gridCol w:w="2651"/>
+        <w:gridCol w:w="1581"/>
+        <w:gridCol w:w="5808"/>
+      </w:tblGrid>
+      <w:tr>
+        <w:trPr>
+          <w:tblHeader/>
+          <w:tblCellSpacing w:w="15" w:type="dxa"/>
+        </w:trPr>
+        <w:tc>
+          <w:tcPr>
+            <w:tcW w:w="2606" w:type="dxa"/>
+            <w:vAlign w:val="center"/>
+            <w:hideMark/>
+          </w:tcPr>
+          <w:p>
+            <w:pPr>
+              <w:pStyle w:val="Stijl1"/>
+              <w:numPr>
+                <w:ilvl w:val="0"/>
+                <w:numId w:val="0"/>
+              </w:numPr>
+              <w:ind w:left="360"/>
+              <w:rPr>
+                <w:b/>
+                <w:bCs/>
+                <w:color w:val="EE0000"/>
+              </w:rPr>
+            </w:pPr>
+            <w:r>
+              <w:rPr>
+                <w:b/>
+                <w:bCs/>
+                <w:color w:val="EE0000"/>
+              </w:rPr>
+              <w:t>Kolom</w:t>
+            </w:r>
+          </w:p>
+        </w:tc>
+        <w:tc>
+          <w:tcPr>
+            <w:tcW w:w="0" w:type="auto"/>
+            <w:vAlign w:val="center"/>
+            <w:hideMark/>
+          </w:tcPr>
+          <w:p>
+            <w:pPr>
+              <w:pStyle w:val="Stijl1"/>
+              <w:ind w:left="-76"/>
+              <w:rPr>
+                <w:b/>
+                <w:bCs/>
+                <w:color w:val="EE0000"/>
+              </w:rPr>
+            </w:pPr>
+            <w:r>
+              <w:rPr>
+                <w:b/>
+                <w:bCs/>
+                <w:color w:val="EE0000"/>
+              </w:rPr>
+              <w:t>Type</w:t>
+            </w:r>
+          </w:p>
+        </w:tc>
+        <w:tc>
+          <w:tcPr>
+            <w:tcW w:w="0" w:type="auto"/>
+            <w:vAlign w:val="center"/>
+            <w:hideMark/>
+          </w:tcPr>
+          <w:p>
+            <w:pPr>
+              <w:pStyle w:val="Stijl1"/>
+              <w:ind w:left="-76"/>
+              <w:rPr>
+                <w:b/>
+                <w:bCs/>
+                <w:color w:val="EE0000"/>
+              </w:rPr>
+            </w:pPr>
+            <w:r>
+              <w:rPr>
+                <w:b/>
+                <w:bCs/>
+                <w:color w:val="EE0000"/>
+              </w:rPr>
+              <w:t>Beschrijving</w:t>
+            </w:r>
+          </w:p>
+        </w:tc>
+      </w:tr>
+      <w:tr>
+        <w:trPr>
+          <w:tblCellSpacing w:w="15" w:type="dxa"/>
+        </w:trPr>
+        <w:tc>
+          <w:tcPr>
+            <w:tcW w:w="2606" w:type="dxa"/>
+            <w:vAlign w:val="center"/>
+            <w:hideMark/>
+          </w:tcPr>
+          <w:p>
+            <w:pPr>
+              <w:pStyle w:val="Stijl1"/>
+              <w:numPr>
+                <w:ilvl w:val="0"/>
+                <w:numId w:val="0"/>
+              </w:numPr>
+              <w:ind w:left="360"/>
+              <w:rPr>
+                <w:color w:val="EE0000"/>
+              </w:rPr>
+            </w:pPr>
+            <w:proofErr w:type="spellStart"/>
+            <w:proofErr w:type="gramStart"/>
+            <w:r>
+              <w:rPr>
+                <w:color w:val="EE0000"/>
+              </w:rPr>
+              <w:t>id</w:t>
+            </w:r>
+            <w:proofErr w:type="spellEnd"/>
+            <w:proofErr w:type="gramEnd"/>
+          </w:p>
+        </w:tc>
+        <w:tc>
+          <w:tcPr>
+            <w:tcW w:w="0" w:type="auto"/>
+            <w:vAlign w:val="center"/>
+            <w:hideMark/>
+          </w:tcPr>
+          <w:p>
+            <w:pPr>
+              <w:pStyle w:val="Stijl1"/>
+              <w:ind w:left="-76"/>
+              <w:rPr>
+                <w:color w:val="EE0000"/>
+              </w:rPr>
+            </w:pPr>
+            <w:proofErr w:type="gramStart"/>
+            <w:r>
+              <w:rPr>
+                <w:color w:val="EE0000"/>
+              </w:rPr>
+              <w:t>int</w:t>
+            </w:r>
+            <w:proofErr w:type="gramEnd"/>
+            <w:r>
+              <w:rPr>
+                <w:color w:val="EE0000"/>
+              </w:rPr>
+              <w:t xml:space="preserve"> (PK)</w:t>
+            </w:r>
+          </w:p>
+        </w:tc>
+        <w:tc>
+          <w:tcPr>
+            <w:tcW w:w="0" w:type="auto"/>
+            <w:vAlign w:val="center"/>
+            <w:hideMark/>
+          </w:tcPr>
+          <w:p>
+            <w:pPr>
+              <w:pStyle w:val="Stijl1"/>
+              <w:ind w:left="-76"/>
+              <w:rPr>
+                <w:color w:val="EE0000"/>
+              </w:rPr>
+            </w:pPr>
+            <w:r>
+              <w:rPr>
+                <w:color w:val="EE0000"/>
+              </w:rPr>
+              <w:t>Unieke identificatie van een tool</w:t>
+            </w:r>
+          </w:p>
+        </w:tc>
+      </w:tr>
+      <w:tr>
+        <w:trPr>
+          <w:tblCellSpacing w:w="15" w:type="dxa"/>
+        </w:trPr>
+        <w:tc>
+          <w:tcPr>
+            <w:tcW w:w="2606" w:type="dxa"/>
+            <w:vAlign w:val="center"/>
+            <w:hideMark/>
+          </w:tcPr>
+          <w:p>
+            <w:pPr>
+              <w:pStyle w:val="Stijl1"/>
+              <w:numPr>
+                <w:ilvl w:val="0"/>
+                <w:numId w:val="0"/>
+              </w:numPr>
+              <w:ind w:left="360"/>
+              <w:rPr>
+                <w:color w:val="EE0000"/>
+              </w:rPr>
+            </w:pPr>
+            <w:proofErr w:type="gramStart"/>
+            <w:r>
+              <w:rPr>
+                <w:color w:val="EE0000"/>
+              </w:rPr>
+              <w:t>naam</w:t>
+            </w:r>
+            <w:proofErr w:type="gramEnd"/>
+          </w:p>
+        </w:tc>
+        <w:tc>
+          <w:tcPr>
+            <w:tcW w:w="0" w:type="auto"/>
+            <w:vAlign w:val="center"/>
+            <w:hideMark/>
+          </w:tcPr>
+          <w:p>
+            <w:pPr>
+              <w:pStyle w:val="Stijl1"/>
+              <w:ind w:left="-76"/>
+              <w:rPr>
+                <w:color w:val="EE0000"/>
+              </w:rPr>
+            </w:pPr>
+            <w:proofErr w:type="spellStart"/>
+            <w:proofErr w:type="gramStart"/>
+            <w:r>
+              <w:rPr>
+                <w:color w:val="EE0000"/>
+              </w:rPr>
+              <w:t>varchar</w:t>
+            </w:r>
+            <w:proofErr w:type="spellEnd"/>
+            <w:r>
+              <w:rPr>
+                <w:color w:val="EE0000"/>
+              </w:rPr>
+              <w:t>(</w:t>
+            </w:r>
+            <w:proofErr w:type="gramEnd"/>
+            <w:r>
+              <w:rPr>
+                <w:color w:val="EE0000"/>
+              </w:rPr>
+              <w:t>100)</w:t>
+            </w:r>
+          </w:p>
+        </w:tc>
+        <w:tc>
+          <w:tcPr>
+            <w:tcW w:w="0" w:type="auto"/>
+            <w:vAlign w:val="center"/>
+            <w:hideMark/>
+          </w:tcPr>
+          <w:p>
+            <w:pPr>
+              <w:pStyle w:val="Stijl1"/>
+              <w:ind w:left="-76"/>
+              <w:rPr>
+                <w:color w:val="EE0000"/>
+              </w:rPr>
+            </w:pPr>
+            <w:r>
+              <w:rPr>
+                <w:color w:val="EE0000"/>
+              </w:rPr>
+              <w:t>Naam van het gereedschap</w:t>
+            </w:r>
+          </w:p>
+        </w:tc>
+      </w:tr>
+      <w:tr>
+        <w:trPr>
+          <w:tblCellSpacing w:w="15" w:type="dxa"/>
+        </w:trPr>
+        <w:tc>
+          <w:tcPr>
+            <w:tcW w:w="2606" w:type="dxa"/>
+            <w:vAlign w:val="center"/>
+            <w:hideMark/>
+          </w:tcPr>
+          <w:p>
+            <w:pPr>
+              <w:pStyle w:val="Stijl1"/>
+              <w:numPr>
+                <w:ilvl w:val="0"/>
+                <w:numId w:val="0"/>
+              </w:numPr>
+              <w:ind w:left="360"/>
+              <w:rPr>
+                <w:color w:val="EE0000"/>
+              </w:rPr>
+            </w:pPr>
+            <w:proofErr w:type="spellStart"/>
+            <w:proofErr w:type="gramStart"/>
+            <w:r>
+              <w:rPr>
+                <w:color w:val="EE0000"/>
+              </w:rPr>
+              <w:t>category</w:t>
+            </w:r>
+            <w:proofErr w:type="spellEnd"/>
+            <w:proofErr w:type="gramEnd"/>
+          </w:p>
+        </w:tc>
+        <w:tc>
+          <w:tcPr>
+            <w:tcW w:w="0" w:type="auto"/>
+            <w:vAlign w:val="center"/>
+            <w:hideMark/>
+          </w:tcPr>
+          <w:p>
+            <w:pPr>
+              <w:pStyle w:val="Stijl1"/>
+              <w:ind w:left="-76"/>
+              <w:rPr>
+                <w:color w:val="EE0000"/>
+              </w:rPr>
+            </w:pPr>
+            <w:proofErr w:type="spellStart"/>
+            <w:proofErr w:type="gramStart"/>
+            <w:r>
+              <w:rPr>
+                <w:color w:val="EE0000"/>
+              </w:rPr>
+              <w:t>varchar</w:t>
+            </w:r>
+            <w:proofErr w:type="spellEnd"/>
+            <w:r>
+              <w:rPr>
+                <w:color w:val="EE0000"/>
+              </w:rPr>
+              <w:t>(</w:t>
+            </w:r>
+            <w:proofErr w:type="gramEnd"/>
+            <w:r>
+              <w:rPr>
+                <w:color w:val="EE0000"/>
+              </w:rPr>
+              <w:t>50)</w:t>
+            </w:r>
+          </w:p>
+        </w:tc>
+        <w:tc>
+          <w:tcPr>
+            <w:tcW w:w="0" w:type="auto"/>
+            <w:vAlign w:val="center"/>
+            <w:hideMark/>
+          </w:tcPr>
+          <w:p>
+            <w:pPr>
+              <w:pStyle w:val="Stijl1"/>
+              <w:ind w:left="-76"/>
+              <w:rPr>
+                <w:color w:val="EE0000"/>
+              </w:rPr>
+            </w:pPr>
+            <w:r>
+              <w:rPr>
+                <w:color w:val="EE0000"/>
+              </w:rPr>
+              <w:t>Categorie van het gereedschap</w:t>
+            </w:r>
+          </w:p>
+        </w:tc>
+      </w:tr>
+      <w:tr>
+        <w:trPr>
+          <w:tblCellSpacing w:w="15" w:type="dxa"/>
+        </w:trPr>
+        <w:tc>
+          <w:tcPr>
+            <w:tcW w:w="2606" w:type="dxa"/>
+            <w:vAlign w:val="center"/>
+            <w:hideMark/>
+          </w:tcPr>
+          <w:p>
+            <w:pPr>
+              <w:pStyle w:val="Stijl1"/>
+              <w:numPr>
+                <w:ilvl w:val="0"/>
+                <w:numId w:val="0"/>
+              </w:numPr>
+              <w:ind w:left="360"/>
+              <w:rPr>
+                <w:color w:val="EE0000"/>
+              </w:rPr>
+            </w:pPr>
+            <w:proofErr w:type="gramStart"/>
+            <w:r>
+              <w:rPr>
+                <w:color w:val="EE0000"/>
+              </w:rPr>
+              <w:t>omschrijving</w:t>
+            </w:r>
+            <w:proofErr w:type="gramEnd"/>
+          </w:p>
+        </w:tc>
+        <w:tc>
+          <w:tcPr>
+            <w:tcW w:w="0" w:type="auto"/>
+            <w:vAlign w:val="center"/>
+            <w:hideMark/>
+          </w:tcPr>
+          <w:p>
+            <w:pPr>
+              <w:pStyle w:val="Stijl1"/>
+              <w:ind w:left="-76"/>
+              <w:rPr>
+                <w:color w:val="EE0000"/>
+              </w:rPr>
+            </w:pPr>
+            <w:proofErr w:type="spellStart"/>
+            <w:proofErr w:type="gramStart"/>
+            <w:r>
+              <w:rPr>
+                <w:color w:val="EE0000"/>
+              </w:rPr>
+              <w:t>text</w:t>
+            </w:r>
+            <w:proofErr w:type="spellEnd"/>
+            <w:proofErr w:type="gramEnd"/>
+          </w:p>
+        </w:tc>
+        <w:tc>
+          <w:tcPr>
+            <w:tcW w:w="0" w:type="auto"/>
+            <w:vAlign w:val="center"/>
+            <w:hideMark/>
+          </w:tcPr>
+          <w:p>
+            <w:pPr>
+              <w:pStyle w:val="Stijl1"/>
+              <w:ind w:left="-76"/>
+              <w:rPr>
+                <w:color w:val="EE0000"/>
+              </w:rPr>
+            </w:pPr>
+            <w:r>
+              <w:rPr>
+                <w:color w:val="EE0000"/>
+              </w:rPr>
+              <w:t>Beschrijving van het gereedschap</w:t>
+            </w:r>
+          </w:p>
+        </w:tc>
+      </w:tr>
+      <w:tr>
+        <w:trPr>
+          <w:tblCellSpacing w:w="15" w:type="dxa"/>
+        </w:trPr>
+        <w:tc>
+          <w:tcPr>
+            <w:tcW w:w="2606" w:type="dxa"/>
+            <w:vAlign w:val="center"/>
+            <w:hideMark/>
+          </w:tcPr>
+          <w:p>
+            <w:pPr>
+              <w:pStyle w:val="Stijl1"/>
+              <w:numPr>
+                <w:ilvl w:val="0"/>
+                <w:numId w:val="0"/>
+              </w:numPr>
+              <w:ind w:left="360"/>
+              <w:rPr>
+                <w:color w:val="EE0000"/>
+              </w:rPr>
+            </w:pPr>
+            <w:proofErr w:type="gramStart"/>
+            <w:r>
+              <w:rPr>
+                <w:color w:val="EE0000"/>
+              </w:rPr>
+              <w:t>conditie</w:t>
+            </w:r>
+            <w:proofErr w:type="gramEnd"/>
+          </w:p>
+        </w:tc>
+        <w:tc>
+          <w:tcPr>
+            <w:tcW w:w="0" w:type="auto"/>
+            <w:vAlign w:val="center"/>
+            <w:hideMark/>
+          </w:tcPr>
+          <w:p>
+            <w:pPr>
+              <w:pStyle w:val="Stijl1"/>
+              <w:ind w:left="-76"/>
+              <w:rPr>
+                <w:color w:val="EE0000"/>
+              </w:rPr>
+            </w:pPr>
+            <w:proofErr w:type="spellStart"/>
+            <w:proofErr w:type="gramStart"/>
+            <w:r>
+              <w:rPr>
+                <w:color w:val="EE0000"/>
+              </w:rPr>
+              <w:t>varchar</w:t>
+            </w:r>
+            <w:proofErr w:type="spellEnd"/>
+            <w:r>
+              <w:rPr>
+                <w:color w:val="EE0000"/>
+              </w:rPr>
+              <w:t>(</w:t>
+            </w:r>
+            <w:proofErr w:type="gramEnd"/>
+            <w:r>
+              <w:rPr>
+                <w:color w:val="EE0000"/>
+              </w:rPr>
+              <w:t>50)</w:t>
+            </w:r>
+          </w:p>
+        </w:tc>
+        <w:tc>
+          <w:tcPr>
+            <w:tcW w:w="0" w:type="auto"/>
+            <w:vAlign w:val="center"/>
+            <w:hideMark/>
+          </w:tcPr>
+          <w:p>
+            <w:pPr>
+              <w:pStyle w:val="Stijl1"/>
+              <w:ind w:left="-76"/>
+              <w:rPr>
+                <w:color w:val="EE0000"/>
+              </w:rPr>
+            </w:pPr>
+            <w:r>
+              <w:rPr>
+                <w:color w:val="EE0000"/>
+              </w:rPr>
+              <w:t>Staat van het gereedschap</w:t>
+            </w:r>
+          </w:p>
+        </w:tc>
+      </w:tr>
+      <w:tr>
+        <w:trPr>
+          <w:tblCellSpacing w:w="15" w:type="dxa"/>
+        </w:trPr>
+        <w:tc>
+          <w:tcPr>
+            <w:tcW w:w="2606" w:type="dxa"/>
+            <w:vAlign w:val="center"/>
+            <w:hideMark/>
+          </w:tcPr>
+          <w:p>
+            <w:pPr>
+              <w:pStyle w:val="Stijl1"/>
+              <w:numPr>
+                <w:ilvl w:val="0"/>
+                <w:numId w:val="0"/>
+              </w:numPr>
+              <w:ind w:left="360"/>
+              <w:rPr>
+                <w:color w:val="EE0000"/>
+              </w:rPr>
+            </w:pPr>
+            <w:proofErr w:type="gramStart"/>
+            <w:r>
+              <w:rPr>
+                <w:color w:val="EE0000"/>
+              </w:rPr>
+              <w:t>locatie</w:t>
+            </w:r>
+            <w:proofErr w:type="gramEnd"/>
+          </w:p>
+        </w:tc>
+        <w:tc>
+          <w:tcPr>
+            <w:tcW w:w="0" w:type="auto"/>
+            <w:vAlign w:val="center"/>
+            <w:hideMark/>
+          </w:tcPr>
+          <w:p>
+            <w:pPr>
+              <w:pStyle w:val="Stijl1"/>
+              <w:ind w:left="-76"/>
+              <w:rPr>
+                <w:color w:val="EE0000"/>
+              </w:rPr>
+            </w:pPr>
+            <w:proofErr w:type="spellStart"/>
+            <w:proofErr w:type="gramStart"/>
+            <w:r>
+              <w:rPr>
+                <w:color w:val="EE0000"/>
+              </w:rPr>
+              <w:t>varchar</w:t>
+            </w:r>
+            <w:proofErr w:type="spellEnd"/>
+            <w:r>
+              <w:rPr>
+                <w:color w:val="EE0000"/>
+              </w:rPr>
+              <w:t>(</w:t>
+            </w:r>
+            <w:proofErr w:type="gramEnd"/>
+            <w:r>
+              <w:rPr>
+                <w:color w:val="EE0000"/>
+              </w:rPr>
+              <w:t>100)</w:t>
+            </w:r>
+          </w:p>
+        </w:tc>
+        <w:tc>
+          <w:tcPr>
+            <w:tcW w:w="0" w:type="auto"/>
+            <w:vAlign w:val="center"/>
+            <w:hideMark/>
+          </w:tcPr>
+          <w:p>
+            <w:pPr>
+              <w:pStyle w:val="Stijl1"/>
+              <w:ind w:left="-76"/>
+              <w:rPr>
+                <w:color w:val="EE0000"/>
+              </w:rPr>
+            </w:pPr>
+            <w:r>
+              <w:rPr>
+                <w:color w:val="EE0000"/>
+              </w:rPr>
+              <w:t>Waar het gereedschap zich bevindt</w:t>
+            </w:r>
+          </w:p>
+        </w:tc>
+      </w:tr>
+      <w:tr>
+        <w:trPr>
+          <w:tblCellSpacing w:w="15" w:type="dxa"/>
+        </w:trPr>
+        <w:tc>
+          <w:tcPr>
+            <w:tcW w:w="2606" w:type="dxa"/>
+            <w:vAlign w:val="center"/>
+            <w:hideMark/>
+          </w:tcPr>
+          <w:p>
+            <w:pPr>
+              <w:pStyle w:val="Stijl1"/>
+              <w:numPr>
+                <w:ilvl w:val="0"/>
+                <w:numId w:val="0"/>
+              </w:numPr>
+              <w:ind w:left="360"/>
+              <w:rPr>
+                <w:color w:val="EE0000"/>
+              </w:rPr>
+            </w:pPr>
+            <w:proofErr w:type="gramStart"/>
+            <w:r>
+              <w:rPr>
+                <w:color w:val="EE0000"/>
+              </w:rPr>
+              <w:t>beschikbaar</w:t>
+            </w:r>
+            <w:proofErr w:type="gramEnd"/>
+          </w:p>
+        </w:tc>
+        <w:tc>
+          <w:tcPr>
+            <w:tcW w:w="0" w:type="auto"/>
+            <w:vAlign w:val="center"/>
+            <w:hideMark/>
+          </w:tcPr>
+          <w:p>
+            <w:pPr>
+              <w:pStyle w:val="Stijl1"/>
+              <w:ind w:left="-76"/>
+              <w:rPr>
+                <w:color w:val="EE0000"/>
+              </w:rPr>
+            </w:pPr>
+            <w:proofErr w:type="spellStart"/>
+            <w:proofErr w:type="gramStart"/>
+            <w:r>
+              <w:rPr>
+                <w:color w:val="EE0000"/>
+              </w:rPr>
+              <w:t>tinyint</w:t>
+            </w:r>
+            <w:proofErr w:type="spellEnd"/>
+            <w:r>
+              <w:rPr>
+                <w:color w:val="EE0000"/>
+              </w:rPr>
+              <w:t>(</w:t>
+            </w:r>
+            <w:proofErr w:type="gramEnd"/>
+            <w:r>
+              <w:rPr>
+                <w:color w:val="EE0000"/>
+              </w:rPr>
+              <w:t>1)</w:t>
+            </w:r>
+          </w:p>
+        </w:tc>
+        <w:tc>
+          <w:tcPr>
+            <w:tcW w:w="0" w:type="auto"/>
+            <w:vAlign w:val="center"/>
+            <w:hideMark/>
+          </w:tcPr>
+          <w:p>
+            <w:pPr>
+              <w:pStyle w:val="Stijl1"/>
+              <w:ind w:left="-76"/>
+              <w:rPr>
+                <w:color w:val="EE0000"/>
+              </w:rPr>
+            </w:pPr>
+            <w:r>
+              <w:rPr>
+                <w:color w:val="EE0000"/>
+              </w:rPr>
+              <w:t>Of het gereedschap beschikbaar is (1 = ja, 0 = nee)</w:t>
+            </w:r>
+          </w:p>
+        </w:tc>
+      </w:tr>
+      <w:tr>
+        <w:trPr>
+          <w:tblCellSpacing w:w="15" w:type="dxa"/>
+        </w:trPr>
+        <w:tc>
+          <w:tcPr>
+            <w:tcW w:w="2606" w:type="dxa"/>
+            <w:vAlign w:val="center"/>
+            <w:hideMark/>
+          </w:tcPr>
+          <w:p>
+            <w:pPr>
+              <w:pStyle w:val="Stijl1"/>
+              <w:numPr>
+                <w:ilvl w:val="0"/>
+                <w:numId w:val="0"/>
+              </w:numPr>
+              <w:ind w:left="360"/>
+              <w:rPr>
+                <w:color w:val="EE0000"/>
+              </w:rPr>
+            </w:pPr>
+            <w:proofErr w:type="gramStart"/>
+            <w:r>
+              <w:rPr>
+                <w:color w:val="EE0000"/>
+              </w:rPr>
+              <w:t>borg</w:t>
+            </w:r>
+            <w:proofErr w:type="gramEnd"/>
+          </w:p>
+        </w:tc>
+        <w:tc>
+          <w:tcPr>
+            <w:tcW w:w="0" w:type="auto"/>
+            <w:vAlign w:val="center"/>
+            <w:hideMark/>
+          </w:tcPr>
+          <w:p>
+            <w:pPr>
+              <w:pStyle w:val="Stijl1"/>
+              <w:ind w:left="-76"/>
+              <w:rPr>
+                <w:color w:val="EE0000"/>
+              </w:rPr>
+            </w:pPr>
+            <w:proofErr w:type="spellStart"/>
+            <w:proofErr w:type="gramStart"/>
+            <w:r>
+              <w:rPr>
+                <w:color w:val="EE0000"/>
+              </w:rPr>
+              <w:t>decimal</w:t>
+            </w:r>
+            <w:proofErr w:type="spellEnd"/>
+            <w:r>
+              <w:rPr>
+                <w:color w:val="EE0000"/>
+              </w:rPr>
+              <w:t>(</w:t>
+            </w:r>
+            <w:proofErr w:type="gramEnd"/>
+            <w:r>
+              <w:rPr>
+                <w:color w:val="EE0000"/>
+              </w:rPr>
+              <w:t>6,2)</w:t>
+            </w:r>
+          </w:p>
+        </w:tc>
+        <w:tc>
+          <w:tcPr>
+            <w:tcW w:w="0" w:type="auto"/>
+            <w:vAlign w:val="center"/>
+            <w:hideMark/>
+          </w:tcPr>
+          <w:p>
+            <w:pPr>
+              <w:pStyle w:val="Stijl1"/>
+              <w:ind w:left="-76"/>
+              <w:rPr>
+                <w:color w:val="EE0000"/>
+              </w:rPr>
+            </w:pPr>
+            <w:r>
+              <w:rPr>
+                <w:color w:val="EE0000"/>
+              </w:rPr>
+              <w:t>Eventuele borg die betaald moet worden</w:t>
+            </w:r>
+          </w:p>
+        </w:tc>
+      </w:tr>
+      <w:tr>
+        <w:trPr>
+          <w:tblCellSpacing w:w="15" w:type="dxa"/>
+        </w:trPr>
+        <w:tc>
+          <w:tcPr>
+            <w:tcW w:w="2606" w:type="dxa"/>
+            <w:vAlign w:val="center"/>
+            <w:hideMark/>
+          </w:tcPr>
+          <w:p>
+            <w:pPr>
+              <w:pStyle w:val="Stijl1"/>
+              <w:numPr>
+                <w:ilvl w:val="0"/>
+                <w:numId w:val="0"/>
+              </w:numPr>
+              <w:ind w:left="360"/>
+              <w:rPr>
+                <w:color w:val="EE0000"/>
+              </w:rPr>
+            </w:pPr>
+            <w:proofErr w:type="gramStart"/>
+            <w:r>
+              <w:rPr>
+                <w:color w:val="EE0000"/>
+              </w:rPr>
+              <w:t>opmerkingen</w:t>
+            </w:r>
+            <w:proofErr w:type="gramEnd"/>
+          </w:p>
+        </w:tc>
+        <w:tc>
+          <w:tcPr>
+            <w:tcW w:w="0" w:type="auto"/>
+            <w:vAlign w:val="center"/>
+            <w:hideMark/>
+          </w:tcPr>
+          <w:p>
+            <w:pPr>
+              <w:pStyle w:val="Stijl1"/>
+              <w:ind w:left="-76"/>
+              <w:rPr>
+                <w:color w:val="EE0000"/>
+              </w:rPr>
+            </w:pPr>
+            <w:proofErr w:type="spellStart"/>
+            <w:proofErr w:type="gramStart"/>
+            <w:r>
+              <w:rPr>
+                <w:color w:val="EE0000"/>
+              </w:rPr>
+              <w:t>text</w:t>
+            </w:r>
+            <w:proofErr w:type="spellEnd"/>
+            <w:proofErr w:type="gramEnd"/>
+          </w:p>
+        </w:tc>
+        <w:tc>
+          <w:tcPr>
+            <w:tcW w:w="0" w:type="auto"/>
+            <w:vAlign w:val="center"/>
+            <w:hideMark/>
+          </w:tcPr>
+          <w:p>
+            <w:pPr>
+              <w:pStyle w:val="Stijl1"/>
+              <w:ind w:left="-76"/>
+              <w:rPr>
+                <w:color w:val="EE0000"/>
+              </w:rPr>
+            </w:pPr>
+            <w:r>
+              <w:rPr>
+                <w:color w:val="EE0000"/>
+              </w:rPr>
+              <w:t>Extra opmerkingen over het gereedschap</w:t>
+            </w:r>
+          </w:p>
+        </w:tc>
+      </w:tr>
+    </w:tbl>
+    <w:p/>
+    <w:tbl>
+      <w:tblPr>
+        <w:tblW w:w="0" w:type="auto"/>
+        <w:tblCellSpacing w:w="15" w:type="dxa"/>
+        <w:tblBorders>
+          <w:top w:val="single" w:sz="4" w:space="0" w:color="auto"/>
+          <w:left w:val="single" w:sz="4" w:space="0" w:color="auto"/>
+          <w:bottom w:val="single" w:sz="4" w:space="0" w:color="auto"/>
+          <w:right w:val="single" w:sz="4" w:space="0" w:color="auto"/>
+          <w:insideH w:val="single" w:sz="4" w:space="0" w:color="auto"/>
+          <w:insideV w:val="single" w:sz="4" w:space="0" w:color="auto"/>
+        </w:tblBorders>
+        <w:tblCellMar>
+          <w:top w:w="15" w:type="dxa"/>
+          <w:left w:w="15" w:type="dxa"/>
+          <w:bottom w:w="15" w:type="dxa"/>
+          <w:right w:w="15" w:type="dxa"/>
+        </w:tblCellMar>
+        <w:tblLook w:val="04A0" w:firstRow="1" w:lastRow="0" w:firstColumn="1" w:lastColumn="0" w:noHBand="0" w:noVBand="1"/>
+      </w:tblPr>
+      <w:tblGrid>
+        <w:gridCol w:w="1680"/>
+        <w:gridCol w:w="1581"/>
+        <w:gridCol w:w="5160"/>
+      </w:tblGrid>
+      <w:tr>
+        <w:trPr>
+          <w:tblHeader/>
+          <w:tblCellSpacing w:w="15" w:type="dxa"/>
+        </w:trPr>
+        <w:tc>
+          <w:tcPr>
+            <w:tcW w:w="0" w:type="auto"/>
+            <w:vAlign w:val="center"/>
+            <w:hideMark/>
+          </w:tcPr>
+          <w:p>
+            <w:pPr>
+              <w:pStyle w:val="Stijl1"/>
+              <w:numPr>
+                <w:ilvl w:val="0"/>
+                <w:numId w:val="0"/>
+              </w:numPr>
+              <w:ind w:left="360"/>
+              <w:rPr>
+                <w:b/>
+                <w:bCs/>
+                <w:color w:val="EE0000"/>
+              </w:rPr>
+            </w:pPr>
+            <w:r>
+              <w:rPr>
+                <w:b/>
+                <w:bCs/>
+                <w:color w:val="EE0000"/>
+              </w:rPr>
+              <w:t>Kolom</w:t>
+            </w:r>
+          </w:p>
+        </w:tc>
+        <w:tc>
+          <w:tcPr>
+            <w:tcW w:w="0" w:type="auto"/>
+            <w:vAlign w:val="center"/>
+            <w:hideMark/>
+          </w:tcPr>
+          <w:p>
+            <w:pPr>
+              <w:pStyle w:val="Stijl1"/>
+              <w:ind w:left="-76"/>
+              <w:rPr>
+                <w:b/>
+                <w:bCs/>
+                <w:color w:val="EE0000"/>
+              </w:rPr>
+            </w:pPr>
+            <w:r>
+              <w:rPr>
+                <w:b/>
+                <w:bCs/>
+                <w:color w:val="EE0000"/>
+              </w:rPr>
+              <w:t>Type</w:t>
+            </w:r>
+          </w:p>
+        </w:tc>
+        <w:tc>
+          <w:tcPr>
+            <w:tcW w:w="0" w:type="auto"/>
+            <w:vAlign w:val="center"/>
+            <w:hideMark/>
+          </w:tcPr>
+          <w:p>
+            <w:pPr>
+              <w:pStyle w:val="Stijl1"/>
+              <w:ind w:left="-76"/>
+              <w:rPr>
+                <w:b/>
+                <w:bCs/>
+                <w:color w:val="EE0000"/>
+              </w:rPr>
+            </w:pPr>
+            <w:r>
+              <w:rPr>
+                <w:b/>
+                <w:bCs/>
+                <w:color w:val="EE0000"/>
+              </w:rPr>
+              <w:t>Beschrijving</w:t>
+            </w:r>
+          </w:p>
+        </w:tc>
+      </w:tr>
+      <w:tr>
+        <w:trPr>
+          <w:tblCellSpacing w:w="15" w:type="dxa"/>
+        </w:trPr>
+        <w:tc>
+          <w:tcPr>
+            <w:tcW w:w="0" w:type="auto"/>
+            <w:vAlign w:val="center"/>
+            <w:hideMark/>
+          </w:tcPr>
+          <w:p>
+            <w:pPr>
+              <w:pStyle w:val="Stijl1"/>
+              <w:numPr>
+                <w:ilvl w:val="0"/>
+                <w:numId w:val="0"/>
+              </w:numPr>
+              <w:ind w:left="360"/>
+              <w:rPr>
+                <w:color w:val="EE0000"/>
+              </w:rPr>
+            </w:pPr>
+            <w:proofErr w:type="spellStart"/>
+            <w:proofErr w:type="gramStart"/>
+            <w:r>
+              <w:rPr>
+                <w:color w:val="EE0000"/>
+              </w:rPr>
+              <w:t>id</w:t>
+            </w:r>
+            <w:proofErr w:type="spellEnd"/>
+            <w:proofErr w:type="gramEnd"/>
+          </w:p>
+        </w:tc>
+        <w:tc>
+          <w:tcPr>
+            <w:tcW w:w="0" w:type="auto"/>
+            <w:vAlign w:val="center"/>
+            <w:hideMark/>
+          </w:tcPr>
+          <w:p>
+            <w:pPr>
+              <w:pStyle w:val="Stijl1"/>
+              <w:ind w:left="-76"/>
+              <w:rPr>
+                <w:color w:val="EE0000"/>
+              </w:rPr>
+            </w:pPr>
+            <w:proofErr w:type="gramStart"/>
+            <w:r>
+              <w:rPr>
+                <w:color w:val="EE0000"/>
+              </w:rPr>
+              <w:t>int</w:t>
+            </w:r>
+            <w:proofErr w:type="gramEnd"/>
+            <w:r>
+              <w:rPr>
+                <w:color w:val="EE0000"/>
+              </w:rPr>
+              <w:t xml:space="preserve"> (PK)</w:t>
+            </w:r>
+          </w:p>
+        </w:tc>
+        <w:tc>
+          <w:tcPr>
+            <w:tcW w:w="0" w:type="auto"/>
+            <w:vAlign w:val="center"/>
+            <w:hideMark/>
+          </w:tcPr>
+          <w:p>
+            <w:pPr>
+              <w:pStyle w:val="Stijl1"/>
+              <w:ind w:left="-76"/>
+              <w:rPr>
+                <w:color w:val="EE0000"/>
+              </w:rPr>
+            </w:pPr>
+            <w:r>
+              <w:rPr>
+                <w:color w:val="EE0000"/>
+              </w:rPr>
+              <w:t>Unieke identificatie van het bericht</w:t>
+            </w:r>
+          </w:p>
+        </w:tc>
+      </w:tr>
+      <w:tr>
+        <w:trPr>
+          <w:tblCellSpacing w:w="15" w:type="dxa"/>
+        </w:trPr>
+        <w:tc>
+          <w:tcPr>
+            <w:tcW w:w="0" w:type="auto"/>
+            <w:vAlign w:val="center"/>
+            <w:hideMark/>
+          </w:tcPr>
+          <w:p>
+            <w:pPr>
+              <w:pStyle w:val="Stijl1"/>
+              <w:numPr>
+                <w:ilvl w:val="0"/>
+                <w:numId w:val="0"/>
+              </w:numPr>
+              <w:ind w:left="360"/>
+              <w:rPr>
+                <w:color w:val="EE0000"/>
+              </w:rPr>
+            </w:pPr>
+            <w:proofErr w:type="spellStart"/>
+            <w:proofErr w:type="gramStart"/>
+            <w:r>
+              <w:rPr>
+                <w:color w:val="EE0000"/>
+              </w:rPr>
+              <w:t>tool</w:t>
+            </w:r>
+            <w:proofErr w:type="gramEnd"/>
+            <w:r>
+              <w:rPr>
+                <w:color w:val="EE0000"/>
+              </w:rPr>
+              <w:t>_id</w:t>
+            </w:r>
+            <w:proofErr w:type="spellEnd"/>
+          </w:p>
+        </w:tc>
+        <w:tc>
+          <w:tcPr>
+            <w:tcW w:w="0" w:type="auto"/>
+            <w:vAlign w:val="center"/>
+            <w:hideMark/>
+          </w:tcPr>
+          <w:p>
+            <w:pPr>
+              <w:pStyle w:val="Stijl1"/>
+              <w:ind w:left="-76"/>
+              <w:rPr>
+                <w:color w:val="EE0000"/>
+              </w:rPr>
+            </w:pPr>
+            <w:proofErr w:type="gramStart"/>
+            <w:r>
+              <w:rPr>
+                <w:color w:val="EE0000"/>
+              </w:rPr>
+              <w:t>int</w:t>
+            </w:r>
+            <w:proofErr w:type="gramEnd"/>
+            <w:r>
+              <w:rPr>
+                <w:color w:val="EE0000"/>
+              </w:rPr>
+              <w:t xml:space="preserve"> (FK)</w:t>
+            </w:r>
+          </w:p>
+        </w:tc>
+        <w:tc>
+          <w:tcPr>
+            <w:tcW w:w="0" w:type="auto"/>
+            <w:vAlign w:val="center"/>
+            <w:hideMark/>
+          </w:tcPr>
+          <w:p>
+            <w:pPr>
+              <w:pStyle w:val="Stijl1"/>
+              <w:ind w:left="-76"/>
+              <w:rPr>
+                <w:color w:val="EE0000"/>
+              </w:rPr>
+            </w:pPr>
+            <w:r>
+              <w:rPr>
+                <w:color w:val="EE0000"/>
+              </w:rPr>
+              <w:t>Verwijzing naar de tool</w:t>
+            </w:r>
+          </w:p>
+        </w:tc>
+      </w:tr>
+      <w:tr>
+        <w:trPr>
+          <w:tblCellSpacing w:w="15" w:type="dxa"/>
+        </w:trPr>
+        <w:tc>
+          <w:tcPr>
+            <w:tcW w:w="0" w:type="auto"/>
+            <w:vAlign w:val="center"/>
+            <w:hideMark/>
+          </w:tcPr>
+          <w:p>
+            <w:pPr>
+              <w:pStyle w:val="Stijl1"/>
+              <w:numPr>
+                <w:ilvl w:val="0"/>
+                <w:numId w:val="0"/>
+              </w:numPr>
+              <w:ind w:left="360"/>
+              <w:rPr>
+                <w:color w:val="EE0000"/>
+              </w:rPr>
+            </w:pPr>
+            <w:proofErr w:type="gramStart"/>
+            <w:r>
+              <w:rPr>
+                <w:color w:val="EE0000"/>
+              </w:rPr>
+              <w:t>naam</w:t>
+            </w:r>
+            <w:proofErr w:type="gramEnd"/>
+          </w:p>
+        </w:tc>
+        <w:tc>
+          <w:tcPr>
+            <w:tcW w:w="0" w:type="auto"/>
+            <w:vAlign w:val="center"/>
+            <w:hideMark/>
+          </w:tcPr>
+          <w:p>
+            <w:pPr>
+              <w:pStyle w:val="Stijl1"/>
+              <w:ind w:left="-76"/>
+              <w:rPr>
+                <w:color w:val="EE0000"/>
+              </w:rPr>
+            </w:pPr>
+            <w:proofErr w:type="spellStart"/>
+            <w:proofErr w:type="gramStart"/>
+            <w:r>
+              <w:rPr>
+                <w:color w:val="EE0000"/>
+              </w:rPr>
+              <w:t>varchar</w:t>
+            </w:r>
+            <w:proofErr w:type="spellEnd"/>
+            <w:r>
+              <w:rPr>
+                <w:color w:val="EE0000"/>
+              </w:rPr>
+              <w:t>(</w:t>
+            </w:r>
+            <w:proofErr w:type="gramEnd"/>
+            <w:r>
+              <w:rPr>
+                <w:color w:val="EE0000"/>
+              </w:rPr>
+              <w:t>100)</w:t>
+            </w:r>
+          </w:p>
+        </w:tc>
+        <w:tc>
+          <w:tcPr>
+            <w:tcW w:w="0" w:type="auto"/>
+            <w:vAlign w:val="center"/>
+            <w:hideMark/>
+          </w:tcPr>
+          <w:p>
+            <w:pPr>
+              <w:pStyle w:val="Stijl1"/>
+              <w:ind w:left="-76"/>
+              <w:rPr>
+                <w:color w:val="EE0000"/>
+              </w:rPr>
+            </w:pPr>
+            <w:r>
+              <w:rPr>
+                <w:color w:val="EE0000"/>
+              </w:rPr>
+              <w:t>Naam van de persoon die het bericht plaatst</w:t>
+            </w:r>
+          </w:p>
+        </w:tc>
+      </w:tr>
+      <w:tr>
+        <w:trPr>
+          <w:tblCellSpacing w:w="15" w:type="dxa"/>
+        </w:trPr>
+        <w:tc>
+          <w:tcPr>
+            <w:tcW w:w="0" w:type="auto"/>
+            <w:vAlign w:val="center"/>
+            <w:hideMark/>
+          </w:tcPr>
+          <w:p>
+            <w:pPr>
+              <w:pStyle w:val="Stijl1"/>
+              <w:numPr>
+                <w:ilvl w:val="0"/>
+                <w:numId w:val="0"/>
+              </w:numPr>
+              <w:ind w:left="360"/>
+              <w:rPr>
+                <w:color w:val="EE0000"/>
+              </w:rPr>
+            </w:pPr>
+            <w:proofErr w:type="gramStart"/>
+            <w:r>
+              <w:rPr>
+                <w:color w:val="EE0000"/>
+              </w:rPr>
+              <w:t>email</w:t>
+            </w:r>
+            <w:proofErr w:type="gramEnd"/>
+          </w:p>
+        </w:tc>
+        <w:tc>
+          <w:tcPr>
+            <w:tcW w:w="0" w:type="auto"/>
+            <w:vAlign w:val="center"/>
+            <w:hideMark/>
+          </w:tcPr>
+          <w:p>
+            <w:pPr>
+              <w:pStyle w:val="Stijl1"/>
+              <w:ind w:left="-76"/>
+              <w:rPr>
+                <w:color w:val="EE0000"/>
+              </w:rPr>
+            </w:pPr>
+            <w:proofErr w:type="spellStart"/>
+            <w:proofErr w:type="gramStart"/>
+            <w:r>
+              <w:rPr>
+                <w:color w:val="EE0000"/>
+              </w:rPr>
+              <w:t>varchar</w:t>
+            </w:r>
+            <w:proofErr w:type="spellEnd"/>
+            <w:r>
+              <w:rPr>
+                <w:color w:val="EE0000"/>
+              </w:rPr>
+              <w:t>(</w:t>
+            </w:r>
+            <w:proofErr w:type="gramEnd"/>
+            <w:r>
+              <w:rPr>
+                <w:color w:val="EE0000"/>
+              </w:rPr>
+              <w:t>255)</w:t>
+            </w:r>
+          </w:p>
+        </w:tc>
+        <w:tc>
+          <w:tcPr>
+            <w:tcW w:w="0" w:type="auto"/>
+            <w:vAlign w:val="center"/>
+            <w:hideMark/>
+          </w:tcPr>
+          <w:p>
+            <w:pPr>
+              <w:pStyle w:val="Stijl1"/>
+              <w:ind w:left="-76"/>
+              <w:rPr>
+                <w:color w:val="EE0000"/>
+              </w:rPr>
+            </w:pPr>
+            <w:r>
+              <w:rPr>
+                <w:color w:val="EE0000"/>
+              </w:rPr>
+              <w:t>Email van de gebruiker</w:t>
+            </w:r>
+          </w:p>
+        </w:tc>
+      </w:tr>
+      <w:tr>
+        <w:trPr>
+          <w:tblCellSpacing w:w="15" w:type="dxa"/>
+        </w:trPr>
+        <w:tc>
+          <w:tcPr>
+            <w:tcW w:w="0" w:type="auto"/>
+            <w:vAlign w:val="center"/>
+            <w:hideMark/>
+          </w:tcPr>
+          <w:p>
+            <w:pPr>
+              <w:pStyle w:val="Stijl1"/>
+              <w:numPr>
+                <w:ilvl w:val="0"/>
+                <w:numId w:val="0"/>
+              </w:numPr>
+              <w:ind w:left="360"/>
+              <w:rPr>
+                <w:color w:val="EE0000"/>
+              </w:rPr>
+            </w:pPr>
+            <w:proofErr w:type="gramStart"/>
+            <w:r>
+              <w:rPr>
+                <w:color w:val="EE0000"/>
+              </w:rPr>
+              <w:t>bericht</w:t>
+            </w:r>
+            <w:proofErr w:type="gramEnd"/>
+          </w:p>
+        </w:tc>
+        <w:tc>
+          <w:tcPr>
+            <w:tcW w:w="0" w:type="auto"/>
+            <w:vAlign w:val="center"/>
+            <w:hideMark/>
+          </w:tcPr>
+          <w:p>
+            <w:pPr>
+              <w:pStyle w:val="Stijl1"/>
+              <w:ind w:left="-76"/>
+              <w:rPr>
+                <w:color w:val="EE0000"/>
+              </w:rPr>
+            </w:pPr>
+            <w:proofErr w:type="spellStart"/>
+            <w:proofErr w:type="gramStart"/>
+            <w:r>
+              <w:rPr>
+                <w:color w:val="EE0000"/>
+              </w:rPr>
+              <w:t>text</w:t>
+            </w:r>
+            <w:proofErr w:type="spellEnd"/>
+            <w:proofErr w:type="gramEnd"/>
+          </w:p>
+        </w:tc>
+        <w:tc>
+          <w:tcPr>
+            <w:tcW w:w="0" w:type="auto"/>
+            <w:vAlign w:val="center"/>
+            <w:hideMark/>
+          </w:tcPr>
+          <w:p>
+            <w:pPr>
+              <w:pStyle w:val="Stijl1"/>
+              <w:ind w:left="-76"/>
+              <w:rPr>
+                <w:color w:val="EE0000"/>
+              </w:rPr>
+            </w:pPr>
+            <w:r>
+              <w:rPr>
+                <w:color w:val="EE0000"/>
+              </w:rPr>
+              <w:t>Inhoud van het bericht</w:t>
+            </w:r>
+          </w:p>
+        </w:tc>
+      </w:tr>
+      <w:tr>
+        <w:trPr>
+          <w:tblCellSpacing w:w="15" w:type="dxa"/>
+        </w:trPr>
+        <w:tc>
+          <w:tcPr>
+            <w:tcW w:w="0" w:type="auto"/>
+            <w:vAlign w:val="center"/>
+            <w:hideMark/>
+          </w:tcPr>
+          <w:p>
+            <w:pPr>
+              <w:pStyle w:val="Stijl1"/>
+              <w:numPr>
+                <w:ilvl w:val="0"/>
+                <w:numId w:val="0"/>
+              </w:numPr>
+              <w:ind w:left="360"/>
+              <w:rPr>
+                <w:color w:val="EE0000"/>
+              </w:rPr>
+            </w:pPr>
+            <w:proofErr w:type="spellStart"/>
+            <w:proofErr w:type="gramStart"/>
+            <w:r>
+              <w:rPr>
+                <w:color w:val="EE0000"/>
+              </w:rPr>
+              <w:t>created</w:t>
+            </w:r>
+            <w:proofErr w:type="gramEnd"/>
+            <w:r>
+              <w:rPr>
+                <w:color w:val="EE0000"/>
+              </w:rPr>
+              <w:t>_at</w:t>
+            </w:r>
+            <w:proofErr w:type="spellEnd"/>
+          </w:p>
+        </w:tc>
+        <w:tc>
+          <w:tcPr>
+            <w:tcW w:w="0" w:type="auto"/>
+            <w:vAlign w:val="center"/>
+            <w:hideMark/>
+          </w:tcPr>
+          <w:p>
+            <w:pPr>
+              <w:pStyle w:val="Stijl1"/>
+              <w:ind w:left="-76"/>
+              <w:rPr>
+                <w:color w:val="EE0000"/>
+              </w:rPr>
+            </w:pPr>
+            <w:proofErr w:type="gramStart"/>
+            <w:r>
+              <w:rPr>
+                <w:color w:val="EE0000"/>
+              </w:rPr>
+              <w:t>timestamp</w:t>
+            </w:r>
+            <w:proofErr w:type="gramEnd"/>
+          </w:p>
+        </w:tc>
+        <w:tc>
+          <w:tcPr>
+            <w:tcW w:w="0" w:type="auto"/>
+            <w:vAlign w:val="center"/>
+            <w:hideMark/>
+          </w:tcPr>
+          <w:p>
+            <w:pPr>
+              <w:pStyle w:val="Stijl1"/>
+              <w:ind w:left="-76"/>
+              <w:rPr>
+                <w:color w:val="EE0000"/>
+              </w:rPr>
+            </w:pPr>
+            <w:r>
+              <w:rPr>
+                <w:color w:val="EE0000"/>
+              </w:rPr>
+              <w:t>Tijdstip van aanmaken</w:t>
+            </w:r>
+          </w:p>
+        </w:tc>
+      </w:tr>
+    </w:tbl>
+    <w:p>
+      <w:pPr>
+        <w:pStyle w:val="Stijl1"/>
+        <w:numPr>
+          <w:ilvl w:val="0"/>
+          <w:numId w:val="0"/>
+        </w:numPr>
+      </w:pPr>
+    </w:p>
+    <w:p>
+      <w:pPr>
+        <w:pStyle w:val="Stijl1"/>
+        <w:numPr>
+          <w:ilvl w:val="0"/>
+          <w:numId w:val="0"/>
+        </w:numPr>
+      </w:pPr>
+    </w:p>
+    <w:p>
+      <w:pPr>
+        <w:pStyle w:val="Stijl1"/>
+        <w:numPr>
+          <w:ilvl w:val="0"/>
+          <w:numId w:val="0"/>
+        </w:numPr>
+      </w:pPr>
+    </w:p>
+    <w:tbl>
+      <w:tblPr>
+        <w:tblW w:w="0" w:type="auto"/>
+        <w:tblCellSpacing w:w="15" w:type="dxa"/>
+        <w:tblBorders>
+          <w:top w:val="single" w:sz="4" w:space="0" w:color="auto"/>
+          <w:left w:val="single" w:sz="4" w:space="0" w:color="auto"/>
+          <w:bottom w:val="single" w:sz="4" w:space="0" w:color="auto"/>
+          <w:right w:val="single" w:sz="4" w:space="0" w:color="auto"/>
+          <w:insideH w:val="single" w:sz="4" w:space="0" w:color="auto"/>
+          <w:insideV w:val="single" w:sz="4" w:space="0" w:color="auto"/>
+        </w:tblBorders>
+        <w:tblCellMar>
+          <w:top w:w="15" w:type="dxa"/>
+          <w:left w:w="15" w:type="dxa"/>
+          <w:bottom w:w="15" w:type="dxa"/>
+          <w:right w:w="15" w:type="dxa"/>
+        </w:tblCellMar>
+        <w:tblLook w:val="04A0" w:firstRow="1" w:lastRow="0" w:firstColumn="1" w:lastColumn="0" w:noHBand="0" w:noVBand="1"/>
+      </w:tblPr>
+      <w:tblGrid>
+        <w:gridCol w:w="2229"/>
+        <w:gridCol w:w="2238"/>
+        <w:gridCol w:w="4352"/>
+      </w:tblGrid>
+      <w:tr>
+        <w:trPr>
+          <w:tblHeader/>
+          <w:tblCellSpacing w:w="15" w:type="dxa"/>
+        </w:trPr>
+        <w:tc>
+          <w:tcPr>
+            <w:tcW w:w="0" w:type="auto"/>
+            <w:vAlign w:val="center"/>
+            <w:hideMark/>
+          </w:tcPr>
+          <w:p>
+            <w:pPr>
+              <w:pStyle w:val="Stijl1"/>
+              <w:rPr>
+                <w:b/>
+                <w:bCs/>
+                <w:color w:val="EE0000"/>
+              </w:rPr>
+            </w:pPr>
+            <w:r>
+              <w:rPr>
+                <w:b/>
+                <w:bCs/>
+                <w:color w:val="EE0000"/>
+              </w:rPr>
+              <w:t>Kolom</w:t>
+            </w:r>
+          </w:p>
+        </w:tc>
+        <w:tc>
+          <w:tcPr>
+            <w:tcW w:w="0" w:type="auto"/>
+            <w:vAlign w:val="center"/>
+            <w:hideMark/>
+          </w:tcPr>
+          <w:p>
+            <w:pPr>
+              <w:pStyle w:val="Stijl1"/>
+              <w:rPr>
+                <w:b/>
+                <w:bCs/>
+                <w:color w:val="EE0000"/>
+              </w:rPr>
+            </w:pPr>
+            <w:r>
+              <w:rPr>
+                <w:b/>
+                <w:bCs/>
+                <w:color w:val="EE0000"/>
+              </w:rPr>
+              <w:t>Type</w:t>
+            </w:r>
+          </w:p>
+        </w:tc>
+        <w:tc>
+          <w:tcPr>
+            <w:tcW w:w="0" w:type="auto"/>
+            <w:vAlign w:val="center"/>
+            <w:hideMark/>
+          </w:tcPr>
+          <w:p>
+            <w:pPr>
+              <w:pStyle w:val="Stijl1"/>
+              <w:rPr>
+                <w:b/>
+                <w:bCs/>
+                <w:color w:val="EE0000"/>
+              </w:rPr>
+            </w:pPr>
+            <w:r>
+              <w:rPr>
+                <w:b/>
+                <w:bCs/>
+                <w:color w:val="EE0000"/>
+              </w:rPr>
+              <w:t>Beschrijving</w:t>
+            </w:r>
+          </w:p>
+        </w:tc>
+      </w:tr>
+      <w:tr>
+        <w:trPr>
+          <w:tblCellSpacing w:w="15" w:type="dxa"/>
+        </w:trPr>
+        <w:tc>
+          <w:tcPr>
+            <w:tcW w:w="0" w:type="auto"/>
+            <w:vAlign w:val="center"/>
+            <w:hideMark/>
+          </w:tcPr>
+          <w:p>
+            <w:pPr>
+              <w:pStyle w:val="Stijl1"/>
+              <w:rPr>
+                <w:color w:val="EE0000"/>
+              </w:rPr>
+            </w:pPr>
+            <w:proofErr w:type="spellStart"/>
+            <w:proofErr w:type="gramStart"/>
+            <w:r>
+              <w:rPr>
+                <w:color w:val="EE0000"/>
+              </w:rPr>
+              <w:t>users</w:t>
+            </w:r>
+            <w:proofErr w:type="gramEnd"/>
+            <w:r>
+              <w:rPr>
+                <w:color w:val="EE0000"/>
+              </w:rPr>
+              <w:t>_id</w:t>
+            </w:r>
+            <w:proofErr w:type="spellEnd"/>
+          </w:p>
+        </w:tc>
+        <w:tc>
+          <w:tcPr>
+            <w:tcW w:w="0" w:type="auto"/>
+            <w:vAlign w:val="center"/>
+            <w:hideMark/>
+          </w:tcPr>
+          <w:p>
+            <w:pPr>
+              <w:pStyle w:val="Stijl1"/>
+              <w:rPr>
+                <w:color w:val="EE0000"/>
+              </w:rPr>
+            </w:pPr>
+            <w:proofErr w:type="gramStart"/>
+            <w:r>
+              <w:rPr>
+                <w:color w:val="EE0000"/>
+              </w:rPr>
+              <w:t>int</w:t>
+            </w:r>
+            <w:proofErr w:type="gramEnd"/>
+            <w:r>
+              <w:rPr>
+                <w:color w:val="EE0000"/>
+              </w:rPr>
+              <w:t xml:space="preserve"> (PK)</w:t>
+            </w:r>
+          </w:p>
+        </w:tc>
+        <w:tc>
+          <w:tcPr>
+            <w:tcW w:w="0" w:type="auto"/>
+            <w:vAlign w:val="center"/>
+            <w:hideMark/>
+          </w:tcPr>
+          <w:p>
+            <w:pPr>
+              <w:pStyle w:val="Stijl1"/>
+              <w:rPr>
+                <w:color w:val="EE0000"/>
+              </w:rPr>
+            </w:pPr>
+            <w:r>
+              <w:rPr>
+                <w:color w:val="EE0000"/>
+              </w:rPr>
+              <w:t>Unieke ID van de gebruiker</w:t>
+            </w:r>
+          </w:p>
+        </w:tc>
+      </w:tr>
+      <w:tr>
+        <w:trPr>
+          <w:tblCellSpacing w:w="15" w:type="dxa"/>
+        </w:trPr>
+        <w:tc>
+          <w:tcPr>
+            <w:tcW w:w="0" w:type="auto"/>
+            <w:vAlign w:val="center"/>
+            <w:hideMark/>
+          </w:tcPr>
+          <w:p>
+            <w:pPr>
+              <w:pStyle w:val="Stijl1"/>
+              <w:rPr>
+                <w:color w:val="EE0000"/>
+              </w:rPr>
+            </w:pPr>
+            <w:proofErr w:type="gramStart"/>
+            <w:r>
+              <w:rPr>
+                <w:color w:val="EE0000"/>
+              </w:rPr>
+              <w:t>username</w:t>
+            </w:r>
+            <w:proofErr w:type="gramEnd"/>
+          </w:p>
+        </w:tc>
+        <w:tc>
+          <w:tcPr>
+            <w:tcW w:w="0" w:type="auto"/>
+            <w:vAlign w:val="center"/>
+            <w:hideMark/>
+          </w:tcPr>
+          <w:p>
+            <w:pPr>
+              <w:pStyle w:val="Stijl1"/>
+              <w:rPr>
+                <w:color w:val="EE0000"/>
+              </w:rPr>
+            </w:pPr>
+            <w:proofErr w:type="spellStart"/>
+            <w:proofErr w:type="gramStart"/>
+            <w:r>
+              <w:rPr>
+                <w:color w:val="EE0000"/>
+              </w:rPr>
+              <w:t>varchar</w:t>
+            </w:r>
+            <w:proofErr w:type="spellEnd"/>
+            <w:r>
+              <w:rPr>
+                <w:color w:val="EE0000"/>
+              </w:rPr>
+              <w:t>(</w:t>
+            </w:r>
+            <w:proofErr w:type="gramEnd"/>
+            <w:r>
+              <w:rPr>
+                <w:color w:val="EE0000"/>
+              </w:rPr>
+              <w:t>18)</w:t>
+            </w:r>
+          </w:p>
+        </w:tc>
+        <w:tc>
+          <w:tcPr>
+            <w:tcW w:w="0" w:type="auto"/>
+            <w:vAlign w:val="center"/>
+            <w:hideMark/>
+          </w:tcPr>
+          <w:p>
+            <w:pPr>
+              <w:pStyle w:val="Stijl1"/>
+              <w:rPr>
+                <w:color w:val="EE0000"/>
+              </w:rPr>
+            </w:pPr>
+            <w:r>
+              <w:rPr>
+                <w:color w:val="EE0000"/>
+              </w:rPr>
+              <w:t>Gebruikersnaam</w:t>
+            </w:r>
+          </w:p>
+        </w:tc>
+      </w:tr>
+      <w:tr>
+        <w:trPr>
+          <w:tblCellSpacing w:w="15" w:type="dxa"/>
+        </w:trPr>
+        <w:tc>
+          <w:tcPr>
+            <w:tcW w:w="0" w:type="auto"/>
+            <w:vAlign w:val="center"/>
+            <w:hideMark/>
+          </w:tcPr>
+          <w:p>
+            <w:pPr>
+              <w:pStyle w:val="Stijl1"/>
+              <w:rPr>
+                <w:color w:val="EE0000"/>
+              </w:rPr>
+            </w:pPr>
+            <w:proofErr w:type="gramStart"/>
+            <w:r>
+              <w:rPr>
+                <w:color w:val="EE0000"/>
+              </w:rPr>
+              <w:t>wachtwoord</w:t>
+            </w:r>
+            <w:proofErr w:type="gramEnd"/>
+          </w:p>
+        </w:tc>
+        <w:tc>
+          <w:tcPr>
+            <w:tcW w:w="0" w:type="auto"/>
+            <w:vAlign w:val="center"/>
+            <w:hideMark/>
+          </w:tcPr>
+          <w:p>
+            <w:pPr>
+              <w:pStyle w:val="Stijl1"/>
+              <w:rPr>
+                <w:color w:val="EE0000"/>
+              </w:rPr>
+            </w:pPr>
+            <w:proofErr w:type="spellStart"/>
+            <w:proofErr w:type="gramStart"/>
+            <w:r>
+              <w:rPr>
+                <w:color w:val="EE0000"/>
+              </w:rPr>
+              <w:t>varchar</w:t>
+            </w:r>
+            <w:proofErr w:type="spellEnd"/>
+            <w:r>
+              <w:rPr>
+                <w:color w:val="EE0000"/>
+              </w:rPr>
+              <w:t>(</w:t>
+            </w:r>
+            <w:proofErr w:type="gramEnd"/>
+            <w:r>
+              <w:rPr>
+                <w:color w:val="EE0000"/>
+              </w:rPr>
+              <w:t>255)</w:t>
+            </w:r>
+          </w:p>
+        </w:tc>
+        <w:tc>
+          <w:tcPr>
+            <w:tcW w:w="0" w:type="auto"/>
+            <w:vAlign w:val="center"/>
+            <w:hideMark/>
+          </w:tcPr>
+          <w:p>
+            <w:pPr>
+              <w:pStyle w:val="Stijl1"/>
+              <w:rPr>
+                <w:color w:val="EE0000"/>
+              </w:rPr>
+            </w:pPr>
+            <w:proofErr w:type="spellStart"/>
+            <w:r>
+              <w:rPr>
+                <w:color w:val="EE0000"/>
+              </w:rPr>
+              <w:t>Gehashed</w:t>
+            </w:r>
+            <w:proofErr w:type="spellEnd"/>
+            <w:r>
+              <w:rPr>
+                <w:color w:val="EE0000"/>
+              </w:rPr>
+              <w:t xml:space="preserve"> wachtwoord</w:t>
+            </w:r>
+          </w:p>
+        </w:tc>
+      </w:tr>
+      <w:tr>
+        <w:trPr>
+          <w:tblCellSpacing w:w="15" w:type="dxa"/>
+        </w:trPr>
+        <w:tc>
+          <w:tcPr>
+            <w:tcW w:w="0" w:type="auto"/>
+            <w:vAlign w:val="center"/>
+            <w:hideMark/>
+          </w:tcPr>
+          <w:p>
+            <w:pPr>
+              <w:pStyle w:val="Stijl1"/>
+              <w:rPr>
+                <w:color w:val="EE0000"/>
+              </w:rPr>
+            </w:pPr>
+            <w:proofErr w:type="spellStart"/>
+            <w:proofErr w:type="gramStart"/>
+            <w:r>
+              <w:rPr>
+                <w:color w:val="EE0000"/>
+              </w:rPr>
+              <w:t>is</w:t>
+            </w:r>
+            <w:proofErr w:type="gramEnd"/>
+            <w:r>
+              <w:rPr>
+                <w:color w:val="EE0000"/>
+              </w:rPr>
+              <w:t>_admin</w:t>
+            </w:r>
+            <w:proofErr w:type="spellEnd"/>
+          </w:p>
+        </w:tc>
+        <w:tc>
+          <w:tcPr>
+            <w:tcW w:w="0" w:type="auto"/>
+            <w:vAlign w:val="center"/>
+            <w:hideMark/>
+          </w:tcPr>
+          <w:p>
+            <w:pPr>
+              <w:pStyle w:val="Stijl1"/>
+              <w:rPr>
+                <w:color w:val="EE0000"/>
+              </w:rPr>
+            </w:pPr>
+            <w:proofErr w:type="spellStart"/>
+            <w:proofErr w:type="gramStart"/>
+            <w:r>
+              <w:rPr>
+                <w:color w:val="EE0000"/>
+              </w:rPr>
+              <w:t>tinyint</w:t>
+            </w:r>
+            <w:proofErr w:type="spellEnd"/>
+            <w:r>
+              <w:rPr>
+                <w:color w:val="EE0000"/>
+              </w:rPr>
+              <w:t>(</w:t>
+            </w:r>
+            <w:proofErr w:type="gramEnd"/>
+            <w:r>
+              <w:rPr>
+                <w:color w:val="EE0000"/>
+              </w:rPr>
+              <w:t>1)</w:t>
+            </w:r>
+          </w:p>
+        </w:tc>
+        <w:tc>
+          <w:tcPr>
+            <w:tcW w:w="0" w:type="auto"/>
+            <w:vAlign w:val="center"/>
+            <w:hideMark/>
+          </w:tcPr>
+          <w:p>
+            <w:pPr>
+              <w:pStyle w:val="Stijl1"/>
+              <w:rPr>
+                <w:color w:val="EE0000"/>
+              </w:rPr>
+            </w:pPr>
+            <w:r>
+              <w:rPr>
+                <w:color w:val="EE0000"/>
+              </w:rPr>
+              <w:t xml:space="preserve">Geeft aan of gebruiker </w:t>
+            </w:r>
+            <w:proofErr w:type="spellStart"/>
+            <w:r>
+              <w:rPr>
+                <w:color w:val="EE0000"/>
+              </w:rPr>
+              <w:t>admin</w:t>
+            </w:r>
+            <w:proofErr w:type="spellEnd"/>
+            <w:r>
+              <w:rPr>
+                <w:color w:val="EE0000"/>
+              </w:rPr>
+              <w:t xml:space="preserve"> is </w:t>
+            </w:r>
+          </w:p>
+        </w:tc>
+      </w:tr>
+    </w:tbl>
+    <w:p>
+      <w:pPr>
+        <w:pStyle w:val="Stijl1"/>
+        <w:numPr>
+          <w:ilvl w:val="0"/>
+          <w:numId w:val="0"/>
+        </w:numPr>
+      </w:pPr>
+    </w:p>
+    <w:p>
+      <w:pPr>
+        <w:spacing w:after="160" w:line="259" w:lineRule="auto"/>
+        <w:rPr>
+          <w:rFonts w:asciiTheme="majorHAnsi" w:eastAsiaTheme="majorEastAsia" w:hAnsiTheme="majorHAnsi" w:cstheme="majorBidi"/>
+          <w:color w:val="44546A" w:themeColor="text2"/>
+          <w:sz w:val="28"/>
+          <w:szCs w:val="26"/>
+        </w:rPr>
+      </w:pPr>
+      <w:r>
+        <w:br w:type="page"/>
+      </w:r>
+    </w:p>
+    <w:p>
+      <w:pPr>
+        <w:pStyle w:val="Stijl1"/>
+        <w:numPr>
+          <w:ilvl w:val="0"/>
+          <w:numId w:val="0"/>
+        </w:numPr>
+      </w:pPr>
+    </w:p>
     <w:p>
       <w:pPr>
         <w:pStyle w:val="Stijl1"/>
@@ -10520,6 +14174,16 @@
         <w:t xml:space="preserve"> case diagram (op basis van de user story’s)</w:t>
       </w:r>
       <w:bookmarkEnd w:id="44"/>
+    </w:p>
+    <w:p>
+      <w:pPr>
+        <w:pStyle w:val="Stijl1"/>
+        <w:numPr>
+          <w:ilvl w:val="0"/>
+          <w:numId w:val="0"/>
+        </w:numPr>
+        <w:ind w:left="-76"/>
+      </w:pPr>
     </w:p>
     <w:p>
       <w:pPr>
@@ -10567,6 +14231,27 @@
     </w:p>
     <w:p>
       <w:pPr>
+        <w:pStyle w:val="Lijstalinea"/>
+        <w:rPr>
+          <w:lang w:val="en-US"/>
+        </w:rPr>
+      </w:pPr>
+    </w:p>
+    <w:p>
+      <w:pPr>
+        <w:pStyle w:val="Stijl1"/>
+        <w:numPr>
+          <w:ilvl w:val="0"/>
+          <w:numId w:val="0"/>
+        </w:numPr>
+        <w:ind w:left="-76"/>
+        <w:rPr>
+          <w:lang w:val="en-US"/>
+        </w:rPr>
+      </w:pPr>
+    </w:p>
+    <w:p>
+      <w:pPr>
         <w:pStyle w:val="Stijl1"/>
         <w:numPr>
           <w:ilvl w:val="2"/>
@@ -10582,6 +14267,19 @@
         <w:t>Een klassendiagram</w:t>
       </w:r>
       <w:bookmarkEnd w:id="46"/>
+    </w:p>
+    <w:p>
+      <w:pPr>
+        <w:pStyle w:val="Stijl1"/>
+        <w:numPr>
+          <w:ilvl w:val="0"/>
+          <w:numId w:val="0"/>
+        </w:numPr>
+        <w:ind w:left="-76"/>
+        <w:rPr>
+          <w:lang w:val="en-US"/>
+        </w:rPr>
+      </w:pPr>
     </w:p>
     <w:p>
       <w:pPr>
@@ -10707,6 +14405,27 @@
     </w:p>
     <w:p>
       <w:pPr>
+        <w:pStyle w:val="Lijstalinea"/>
+        <w:rPr>
+          <w:lang w:val="en-US"/>
+        </w:rPr>
+      </w:pPr>
+    </w:p>
+    <w:p>
+      <w:pPr>
+        <w:pStyle w:val="Stijl1"/>
+        <w:numPr>
+          <w:ilvl w:val="0"/>
+          <w:numId w:val="0"/>
+        </w:numPr>
+        <w:ind w:left="-76"/>
+        <w:rPr>
+          <w:lang w:val="en-US"/>
+        </w:rPr>
+      </w:pPr>
+    </w:p>
+    <w:p>
+      <w:pPr>
         <w:pStyle w:val="Stijl1"/>
         <w:numPr>
           <w:ilvl w:val="0"/>
@@ -10874,7 +14593,7 @@
                     <pic:cNvPicPr/>
                   </pic:nvPicPr>
                   <pic:blipFill>
-                    <a:blip r:embed="rId11"/>
+                    <a:blip r:embed="rId12"/>
                     <a:stretch>
                       <a:fillRect/>
                     </a:stretch>
@@ -11033,7 +14752,7 @@
                     <pic:cNvPicPr/>
                   </pic:nvPicPr>
                   <pic:blipFill>
-                    <a:blip r:embed="rId12"/>
+                    <a:blip r:embed="rId13"/>
                     <a:stretch>
                       <a:fillRect/>
                     </a:stretch>
@@ -11180,7 +14899,7 @@
                     </pic:cNvPicPr>
                   </pic:nvPicPr>
                   <pic:blipFill>
-                    <a:blip r:embed="rId13" cstate="print">
+                    <a:blip r:embed="rId14" cstate="print">
                       <a:extLst>
                         <a:ext uri="{28A0092B-C50C-407E-A947-70E740481C1C}">
                           <a14:useLocalDpi xmlns:a14="http://schemas.microsoft.com/office/drawing/2010/main" val="0"/>
@@ -11587,6 +15306,92 @@
           </w:tcPr>
           <w:p>
             <w:pPr>
+              <w:keepNext/>
+              <w:keepLines/>
+              <w:outlineLvl w:val="1"/>
+            </w:pPr>
+            <w:proofErr w:type="gramStart"/>
+            <w:r>
+              <w:t>x</w:t>
+            </w:r>
+            <w:proofErr w:type="gramEnd"/>
+          </w:p>
+        </w:tc>
+      </w:tr>
+      <w:tr>
+        <w:trPr>
+          <w:trHeight w:val="612"/>
+        </w:trPr>
+        <w:tc>
+          <w:tcPr>
+            <w:tcW w:w="4544" w:type="dxa"/>
+          </w:tcPr>
+          <w:p>
+            <w:pPr>
+              <w:pStyle w:val="Lijstalinea"/>
+              <w:numPr>
+                <w:ilvl w:val="0"/>
+                <w:numId w:val="28"/>
+              </w:numPr>
+            </w:pPr>
+            <w:r>
+              <w:t xml:space="preserve">Gebruik de ontwerpstructuur die het </w:t>
+            </w:r>
+            <w:proofErr w:type="spellStart"/>
+            <w:r>
+              <w:t>framework</w:t>
+            </w:r>
+            <w:proofErr w:type="spellEnd"/>
+            <w:r>
+              <w:t xml:space="preserve"> voorschrijft. </w:t>
+            </w:r>
+          </w:p>
+        </w:tc>
+        <w:tc>
+          <w:tcPr>
+            <w:tcW w:w="3263" w:type="dxa"/>
+          </w:tcPr>
+          <w:p>
+            <w:pPr>
+              <w:keepNext/>
+              <w:keepLines/>
+              <w:outlineLvl w:val="1"/>
+            </w:pPr>
+            <w:proofErr w:type="gramStart"/>
+            <w:r>
+              <w:t>x</w:t>
+            </w:r>
+            <w:proofErr w:type="gramEnd"/>
+          </w:p>
+        </w:tc>
+      </w:tr>
+      <w:tr>
+        <w:trPr>
+          <w:trHeight w:val="313"/>
+        </w:trPr>
+        <w:tc>
+          <w:tcPr>
+            <w:tcW w:w="4544" w:type="dxa"/>
+          </w:tcPr>
+          <w:p>
+            <w:pPr>
+              <w:pStyle w:val="Lijstalinea"/>
+              <w:numPr>
+                <w:ilvl w:val="0"/>
+                <w:numId w:val="28"/>
+              </w:numPr>
+            </w:pPr>
+            <w:r>
+              <w:t xml:space="preserve">Gebruik OOP. </w:t>
+            </w:r>
+          </w:p>
+        </w:tc>
+        <w:tc>
+          <w:tcPr>
+            <w:tcW w:w="3263" w:type="dxa"/>
+          </w:tcPr>
+          <w:p>
+            <w:pPr>
               <w:pStyle w:val="Lijstalinea"/>
               <w:keepNext/>
               <w:keepLines/>
@@ -11598,7 +15403,7 @@
       </w:tr>
       <w:tr>
         <w:trPr>
-          <w:trHeight w:val="612"/>
+          <w:trHeight w:val="299"/>
         </w:trPr>
         <w:tc>
           <w:tcPr>
@@ -11613,15 +15418,7 @@
               </w:numPr>
             </w:pPr>
             <w:r>
-              <w:t xml:space="preserve">Gebruik de ontwerpstructuur die het </w:t>
-            </w:r>
-            <w:proofErr w:type="spellStart"/>
-            <w:r>
-              <w:t>framework</w:t>
-            </w:r>
-            <w:proofErr w:type="spellEnd"/>
-            <w:r>
-              <w:t xml:space="preserve"> voorschrijft. </w:t>
+              <w:t>Hanteer de voorschriften van OWASP.</w:t>
             </w:r>
           </w:p>
         </w:tc>
@@ -11631,12 +15428,88 @@
           </w:tcPr>
           <w:p>
             <w:pPr>
-              <w:pStyle w:val="Lijstalinea"/>
               <w:keepNext/>
               <w:keepLines/>
-              <w:ind w:left="709"/>
               <w:outlineLvl w:val="1"/>
             </w:pPr>
+            <w:proofErr w:type="gramStart"/>
+            <w:r>
+              <w:t>x</w:t>
+            </w:r>
+            <w:proofErr w:type="gramEnd"/>
+          </w:p>
+        </w:tc>
+      </w:tr>
+      <w:tr>
+        <w:trPr>
+          <w:trHeight w:val="612"/>
+        </w:trPr>
+        <w:tc>
+          <w:tcPr>
+            <w:tcW w:w="4544" w:type="dxa"/>
+          </w:tcPr>
+          <w:p>
+            <w:pPr>
+              <w:pStyle w:val="Lijstalinea"/>
+              <w:numPr>
+                <w:ilvl w:val="0"/>
+                <w:numId w:val="28"/>
+              </w:numPr>
+            </w:pPr>
+            <w:r>
+              <w:t xml:space="preserve">Alle klassen beginnen met een Hoofdletter. </w:t>
+            </w:r>
+          </w:p>
+        </w:tc>
+        <w:tc>
+          <w:tcPr>
+            <w:tcW w:w="3263" w:type="dxa"/>
+          </w:tcPr>
+          <w:p>
+            <w:pPr>
+              <w:keepNext/>
+              <w:keepLines/>
+              <w:outlineLvl w:val="1"/>
+            </w:pPr>
+          </w:p>
+        </w:tc>
+      </w:tr>
+      <w:tr>
+        <w:trPr>
+          <w:trHeight w:val="612"/>
+        </w:trPr>
+        <w:tc>
+          <w:tcPr>
+            <w:tcW w:w="4544" w:type="dxa"/>
+          </w:tcPr>
+          <w:p>
+            <w:pPr>
+              <w:pStyle w:val="Lijstalinea"/>
+              <w:numPr>
+                <w:ilvl w:val="0"/>
+                <w:numId w:val="28"/>
+              </w:numPr>
+            </w:pPr>
+            <w:r>
+              <w:t xml:space="preserve">Het bestand moet de naam van de klasse hebben. </w:t>
+            </w:r>
+          </w:p>
+        </w:tc>
+        <w:tc>
+          <w:tcPr>
+            <w:tcW w:w="3263" w:type="dxa"/>
+          </w:tcPr>
+          <w:p>
+            <w:pPr>
+              <w:keepNext/>
+              <w:keepLines/>
+              <w:outlineLvl w:val="1"/>
+            </w:pPr>
+            <w:proofErr w:type="gramStart"/>
+            <w:r>
+              <w:t>x</w:t>
+            </w:r>
+            <w:proofErr w:type="gramEnd"/>
           </w:p>
         </w:tc>
       </w:tr>
@@ -11657,7 +15530,7 @@
               </w:numPr>
             </w:pPr>
             <w:r>
-              <w:t xml:space="preserve">Gebruik OOP. </w:t>
+              <w:t xml:space="preserve">Eén klasse per bestand. </w:t>
             </w:r>
           </w:p>
         </w:tc>
@@ -11667,18 +15540,21 @@
           </w:tcPr>
           <w:p>
             <w:pPr>
-              <w:pStyle w:val="Lijstalinea"/>
               <w:keepNext/>
               <w:keepLines/>
-              <w:ind w:left="709"/>
               <w:outlineLvl w:val="1"/>
             </w:pPr>
+            <w:proofErr w:type="gramStart"/>
+            <w:r>
+              <w:t>x</w:t>
+            </w:r>
+            <w:proofErr w:type="gramEnd"/>
           </w:p>
         </w:tc>
       </w:tr>
       <w:tr>
         <w:trPr>
-          <w:trHeight w:val="299"/>
+          <w:trHeight w:val="612"/>
         </w:trPr>
         <w:tc>
           <w:tcPr>
@@ -11693,7 +15569,15 @@
               </w:numPr>
             </w:pPr>
             <w:r>
-              <w:t>Hanteer de voorschriften van OWASP.</w:t>
+              <w:t xml:space="preserve">Gebruik </w:t>
+            </w:r>
+            <w:proofErr w:type="spellStart"/>
+            <w:r>
+              <w:t>camelCase</w:t>
+            </w:r>
+            <w:proofErr w:type="spellEnd"/>
+            <w:r>
+              <w:t xml:space="preserve"> voor variabelen en functies.</w:t>
             </w:r>
           </w:p>
         </w:tc>
@@ -11703,12 +15587,15 @@
           </w:tcPr>
           <w:p>
             <w:pPr>
-              <w:pStyle w:val="Lijstalinea"/>
               <w:keepNext/>
               <w:keepLines/>
-              <w:ind w:left="709"/>
               <w:outlineLvl w:val="1"/>
             </w:pPr>
+            <w:proofErr w:type="gramStart"/>
+            <w:r>
+              <w:t>x</w:t>
+            </w:r>
+            <w:proofErr w:type="gramEnd"/>
           </w:p>
         </w:tc>
       </w:tr>
@@ -11729,7 +15616,15 @@
               </w:numPr>
             </w:pPr>
             <w:r>
-              <w:t xml:space="preserve">Alle klassen beginnen met een Hoofdletter. </w:t>
+              <w:t xml:space="preserve">Maak gebruik van inspringen bij loops en </w:t>
+            </w:r>
+            <w:proofErr w:type="spellStart"/>
+            <w:r>
+              <w:t>if</w:t>
+            </w:r>
+            <w:proofErr w:type="spellEnd"/>
+            <w:r>
+              <w:t xml:space="preserve"> statements.</w:t>
             </w:r>
           </w:p>
         </w:tc>
@@ -11739,12 +15634,70 @@
           </w:tcPr>
           <w:p>
             <w:pPr>
-              <w:pStyle w:val="Lijstalinea"/>
               <w:keepNext/>
               <w:keepLines/>
-              <w:ind w:left="709"/>
               <w:outlineLvl w:val="1"/>
             </w:pPr>
+            <w:proofErr w:type="gramStart"/>
+            <w:r>
+              <w:t>x</w:t>
+            </w:r>
+            <w:proofErr w:type="gramEnd"/>
+          </w:p>
+        </w:tc>
+      </w:tr>
+      <w:tr>
+        <w:trPr>
+          <w:trHeight w:val="313"/>
+        </w:trPr>
+        <w:tc>
+          <w:tcPr>
+            <w:tcW w:w="4544" w:type="dxa"/>
+          </w:tcPr>
+          <w:p>
+            <w:pPr>
+              <w:pStyle w:val="Lijstalinea"/>
+              <w:numPr>
+                <w:ilvl w:val="0"/>
+                <w:numId w:val="28"/>
+              </w:numPr>
+            </w:pPr>
+            <w:r>
+              <w:t xml:space="preserve">Zet </w:t>
+            </w:r>
+            <w:proofErr w:type="spellStart"/>
+            <w:r>
+              <w:t>curly</w:t>
+            </w:r>
+            <w:proofErr w:type="spellEnd"/>
+            <w:r>
+              <w:t xml:space="preserve"> </w:t>
+            </w:r>
+            <w:proofErr w:type="spellStart"/>
+            <w:r>
+              <w:t>braces</w:t>
+            </w:r>
+            <w:proofErr w:type="spellEnd"/>
+            <w:r>
+              <w:t xml:space="preserve"> op een nieuwe regel. </w:t>
+            </w:r>
+          </w:p>
+        </w:tc>
+        <w:tc>
+          <w:tcPr>
+            <w:tcW w:w="3263" w:type="dxa"/>
+          </w:tcPr>
+          <w:p>
+            <w:pPr>
+              <w:keepNext/>
+              <w:keepLines/>
+              <w:outlineLvl w:val="1"/>
+            </w:pPr>
+            <w:proofErr w:type="gramStart"/>
+            <w:r>
+              <w:t>x</w:t>
+            </w:r>
+            <w:proofErr w:type="gramEnd"/>
           </w:p>
         </w:tc>
       </w:tr>
@@ -11765,7 +15718,7 @@
               </w:numPr>
             </w:pPr>
             <w:r>
-              <w:t xml:space="preserve">Het bestand moet de naam van de klasse hebben. </w:t>
+              <w:t xml:space="preserve">Zet commentaar boven de functie en waar nodig in de functie. </w:t>
             </w:r>
           </w:p>
         </w:tc>
@@ -11775,18 +15728,21 @@
           </w:tcPr>
           <w:p>
             <w:pPr>
-              <w:pStyle w:val="Lijstalinea"/>
               <w:keepNext/>
               <w:keepLines/>
-              <w:ind w:left="709"/>
               <w:outlineLvl w:val="1"/>
             </w:pPr>
+            <w:proofErr w:type="gramStart"/>
+            <w:r>
+              <w:t>x</w:t>
+            </w:r>
+            <w:proofErr w:type="gramEnd"/>
           </w:p>
         </w:tc>
       </w:tr>
       <w:tr>
         <w:trPr>
-          <w:trHeight w:val="313"/>
+          <w:trHeight w:val="612"/>
         </w:trPr>
         <w:tc>
           <w:tcPr>
@@ -11801,7 +15757,7 @@
               </w:numPr>
             </w:pPr>
             <w:r>
-              <w:t xml:space="preserve">Eén klasse per bestand. </w:t>
+              <w:t>Zet de naam van de auteur en de datum boven in het bestand.</w:t>
             </w:r>
           </w:p>
         </w:tc>
@@ -11811,222 +15767,8 @@
           </w:tcPr>
           <w:p>
             <w:pPr>
-              <w:pStyle w:val="Lijstalinea"/>
               <w:keepNext/>
               <w:keepLines/>
-              <w:ind w:left="709"/>
-              <w:outlineLvl w:val="1"/>
-            </w:pPr>
-          </w:p>
-        </w:tc>
-      </w:tr>
-      <w:tr>
-        <w:trPr>
-          <w:trHeight w:val="612"/>
-        </w:trPr>
-        <w:tc>
-          <w:tcPr>
-            <w:tcW w:w="4544" w:type="dxa"/>
-          </w:tcPr>
-          <w:p>
-            <w:pPr>
-              <w:pStyle w:val="Lijstalinea"/>
-              <w:numPr>
-                <w:ilvl w:val="0"/>
-                <w:numId w:val="28"/>
-              </w:numPr>
-            </w:pPr>
-            <w:r>
-              <w:t xml:space="preserve">Gebruik </w:t>
-            </w:r>
-            <w:proofErr w:type="spellStart"/>
-            <w:r>
-              <w:t>camelCase</w:t>
-            </w:r>
-            <w:proofErr w:type="spellEnd"/>
-            <w:r>
-              <w:t xml:space="preserve"> voor variabelen en functies.</w:t>
-            </w:r>
-          </w:p>
-        </w:tc>
-        <w:tc>
-          <w:tcPr>
-            <w:tcW w:w="3263" w:type="dxa"/>
-          </w:tcPr>
-          <w:p>
-            <w:pPr>
-              <w:pStyle w:val="Lijstalinea"/>
-              <w:keepNext/>
-              <w:keepLines/>
-              <w:ind w:left="709"/>
-              <w:outlineLvl w:val="1"/>
-            </w:pPr>
-          </w:p>
-        </w:tc>
-      </w:tr>
-      <w:tr>
-        <w:trPr>
-          <w:trHeight w:val="612"/>
-        </w:trPr>
-        <w:tc>
-          <w:tcPr>
-            <w:tcW w:w="4544" w:type="dxa"/>
-          </w:tcPr>
-          <w:p>
-            <w:pPr>
-              <w:pStyle w:val="Lijstalinea"/>
-              <w:numPr>
-                <w:ilvl w:val="0"/>
-                <w:numId w:val="28"/>
-              </w:numPr>
-            </w:pPr>
-            <w:r>
-              <w:t xml:space="preserve">Maak gebruik van inspringen bij loops en </w:t>
-            </w:r>
-            <w:proofErr w:type="spellStart"/>
-            <w:r>
-              <w:t>if</w:t>
-            </w:r>
-            <w:proofErr w:type="spellEnd"/>
-            <w:r>
-              <w:t xml:space="preserve"> statements.</w:t>
-            </w:r>
-          </w:p>
-        </w:tc>
-        <w:tc>
-          <w:tcPr>
-            <w:tcW w:w="3263" w:type="dxa"/>
-          </w:tcPr>
-          <w:p>
-            <w:pPr>
-              <w:pStyle w:val="Lijstalinea"/>
-              <w:keepNext/>
-              <w:keepLines/>
-              <w:ind w:left="709"/>
-              <w:outlineLvl w:val="1"/>
-            </w:pPr>
-          </w:p>
-        </w:tc>
-      </w:tr>
-      <w:tr>
-        <w:trPr>
-          <w:trHeight w:val="313"/>
-        </w:trPr>
-        <w:tc>
-          <w:tcPr>
-            <w:tcW w:w="4544" w:type="dxa"/>
-          </w:tcPr>
-          <w:p>
-            <w:pPr>
-              <w:pStyle w:val="Lijstalinea"/>
-              <w:numPr>
-                <w:ilvl w:val="0"/>
-                <w:numId w:val="28"/>
-              </w:numPr>
-            </w:pPr>
-            <w:r>
-              <w:t xml:space="preserve">Zet </w:t>
-            </w:r>
-            <w:proofErr w:type="spellStart"/>
-            <w:r>
-              <w:t>curly</w:t>
-            </w:r>
-            <w:proofErr w:type="spellEnd"/>
-            <w:r>
-              <w:t xml:space="preserve"> </w:t>
-            </w:r>
-            <w:proofErr w:type="spellStart"/>
-            <w:r>
-              <w:t>braces</w:t>
-            </w:r>
-            <w:proofErr w:type="spellEnd"/>
-            <w:r>
-              <w:t xml:space="preserve"> op een nieuwe regel. </w:t>
-            </w:r>
-          </w:p>
-        </w:tc>
-        <w:tc>
-          <w:tcPr>
-            <w:tcW w:w="3263" w:type="dxa"/>
-          </w:tcPr>
-          <w:p>
-            <w:pPr>
-              <w:pStyle w:val="Lijstalinea"/>
-              <w:keepNext/>
-              <w:keepLines/>
-              <w:ind w:left="709"/>
-              <w:outlineLvl w:val="1"/>
-            </w:pPr>
-          </w:p>
-        </w:tc>
-      </w:tr>
-      <w:tr>
-        <w:trPr>
-          <w:trHeight w:val="612"/>
-        </w:trPr>
-        <w:tc>
-          <w:tcPr>
-            <w:tcW w:w="4544" w:type="dxa"/>
-          </w:tcPr>
-          <w:p>
-            <w:pPr>
-              <w:pStyle w:val="Lijstalinea"/>
-              <w:numPr>
-                <w:ilvl w:val="0"/>
-                <w:numId w:val="28"/>
-              </w:numPr>
-            </w:pPr>
-            <w:r>
-              <w:t xml:space="preserve">Zet commentaar boven de functie en waar nodig in de functie. </w:t>
-            </w:r>
-          </w:p>
-        </w:tc>
-        <w:tc>
-          <w:tcPr>
-            <w:tcW w:w="3263" w:type="dxa"/>
-          </w:tcPr>
-          <w:p>
-            <w:pPr>
-              <w:pStyle w:val="Lijstalinea"/>
-              <w:keepNext/>
-              <w:keepLines/>
-              <w:ind w:left="709"/>
-              <w:outlineLvl w:val="1"/>
-            </w:pPr>
-          </w:p>
-        </w:tc>
-      </w:tr>
-      <w:tr>
-        <w:trPr>
-          <w:trHeight w:val="612"/>
-        </w:trPr>
-        <w:tc>
-          <w:tcPr>
-            <w:tcW w:w="4544" w:type="dxa"/>
-          </w:tcPr>
-          <w:p>
-            <w:pPr>
-              <w:pStyle w:val="Lijstalinea"/>
-              <w:numPr>
-                <w:ilvl w:val="0"/>
-                <w:numId w:val="28"/>
-              </w:numPr>
-            </w:pPr>
-            <w:r>
-              <w:t>Zet de naam van de auteur en de datum boven in het bestand.</w:t>
-            </w:r>
-          </w:p>
-        </w:tc>
-        <w:tc>
-          <w:tcPr>
-            <w:tcW w:w="3263" w:type="dxa"/>
-          </w:tcPr>
-          <w:p>
-            <w:pPr>
-              <w:pStyle w:val="Lijstalinea"/>
-              <w:keepNext/>
-              <w:keepLines/>
-              <w:ind w:left="709"/>
               <w:outlineLvl w:val="1"/>
             </w:pPr>
           </w:p>
@@ -12043,7 +15785,6 @@
         </w:numPr>
       </w:pPr>
       <w:r>
-        <w:lastRenderedPageBreak/>
         <w:br w:type="page"/>
       </w:r>
     </w:p>
@@ -12213,6 +15954,31 @@
           </w:tcPr>
           <w:p>
             <w:pPr>
+              <w:spacing w:after="160" w:line="259" w:lineRule="auto"/>
+            </w:pPr>
+            <w:r>
+              <w:rPr>
+                <w:b/>
+                <w:bCs/>
+              </w:rPr>
+              <w:t>Als bezoeker</w:t>
+            </w:r>
+            <w:r>
+              <w:t xml:space="preserve"> wil ik alle beschikbare gereedschappen in een overzicht zien, </w:t>
+            </w:r>
+            <w:r>
+              <w:rPr>
+                <w:b/>
+                <w:bCs/>
+              </w:rPr>
+              <w:t>zodat</w:t>
+            </w:r>
+            <w:r>
+              <w:t xml:space="preserve"> ik snel kan bepalen wat er te leen is.</w:t>
+            </w:r>
+          </w:p>
+          <w:p>
+            <w:pPr>
               <w:rPr>
                 <w:color w:val="44546A" w:themeColor="text2"/>
                 <w:sz w:val="28"/>
@@ -12228,25 +15994,38 @@
           <w:p>
             <w:pPr>
               <w:rPr>
+                <w:sz w:val="28"/>
+                <w:szCs w:val="28"/>
+              </w:rPr>
+            </w:pPr>
+            <w:r>
+              <w:rPr>
+                <w:sz w:val="28"/>
+                <w:szCs w:val="28"/>
+              </w:rPr>
+              <w:t>Druk op meer info voor de informatie</w:t>
+            </w:r>
+          </w:p>
+        </w:tc>
+        <w:tc>
+          <w:tcPr>
+            <w:tcW w:w="3020" w:type="dxa"/>
+          </w:tcPr>
+          <w:p>
+            <w:pPr>
+              <w:rPr>
                 <w:color w:val="44546A" w:themeColor="text2"/>
                 <w:sz w:val="28"/>
                 <w:szCs w:val="28"/>
               </w:rPr>
             </w:pPr>
-          </w:p>
-        </w:tc>
-        <w:tc>
-          <w:tcPr>
-            <w:tcW w:w="3020" w:type="dxa"/>
-          </w:tcPr>
-          <w:p>
-            <w:pPr>
-              <w:rPr>
-                <w:color w:val="44546A" w:themeColor="text2"/>
+            <w:r>
+              <w:rPr>
                 <w:sz w:val="28"/>
                 <w:szCs w:val="28"/>
               </w:rPr>
-            </w:pPr>
+              <w:t>Je kan zien of het beschikbaar is of niet</w:t>
+            </w:r>
           </w:p>
         </w:tc>
       </w:tr>
@@ -12260,6 +16039,31 @@
           </w:tcPr>
           <w:p>
             <w:pPr>
+              <w:spacing w:after="160" w:line="259" w:lineRule="auto"/>
+            </w:pPr>
+            <w:r>
+              <w:rPr>
+                <w:b/>
+                <w:bCs/>
+              </w:rPr>
+              <w:t>Als bezoeker</w:t>
+            </w:r>
+            <w:r>
+              <w:t xml:space="preserve"> wil ik duidelijk kunnen zien of iets beschikbaar is, </w:t>
+            </w:r>
+            <w:r>
+              <w:rPr>
+                <w:b/>
+                <w:bCs/>
+              </w:rPr>
+              <w:t>zodat</w:t>
+            </w:r>
+            <w:r>
+              <w:t xml:space="preserve"> ik geen tijd verspild aan bezette items.</w:t>
+            </w:r>
+          </w:p>
+          <w:p>
+            <w:pPr>
               <w:rPr>
                 <w:color w:val="44546A" w:themeColor="text2"/>
                 <w:sz w:val="28"/>
@@ -12280,6 +16084,13 @@
                 <w:szCs w:val="28"/>
               </w:rPr>
             </w:pPr>
+            <w:r>
+              <w:rPr>
+                <w:sz w:val="28"/>
+                <w:szCs w:val="28"/>
+              </w:rPr>
+              <w:t>Druk op meer info voor de informatie</w:t>
+            </w:r>
           </w:p>
         </w:tc>
         <w:tc>
@@ -12294,6 +16105,13 @@
                 <w:szCs w:val="28"/>
               </w:rPr>
             </w:pPr>
+            <w:r>
+              <w:rPr>
+                <w:sz w:val="28"/>
+                <w:szCs w:val="28"/>
+              </w:rPr>
+              <w:t>Je kan zien of het beschikbaar is of niet</w:t>
+            </w:r>
           </w:p>
         </w:tc>
       </w:tr>
@@ -12307,6 +16125,31 @@
           </w:tcPr>
           <w:p>
             <w:pPr>
+              <w:spacing w:after="160" w:line="259" w:lineRule="auto"/>
+            </w:pPr>
+            <w:r>
+              <w:rPr>
+                <w:b/>
+                <w:bCs/>
+              </w:rPr>
+              <w:t>Als bezoeker</w:t>
+            </w:r>
+            <w:r>
+              <w:t xml:space="preserve"> wil ik kunnen zoeken op naam/omschrijving, </w:t>
+            </w:r>
+            <w:r>
+              <w:rPr>
+                <w:b/>
+                <w:bCs/>
+              </w:rPr>
+              <w:t>zodat</w:t>
+            </w:r>
+            <w:r>
+              <w:t xml:space="preserve"> ik gericht gereedschap kan vinden.</w:t>
+            </w:r>
+          </w:p>
+          <w:p>
+            <w:pPr>
               <w:rPr>
                 <w:color w:val="44546A" w:themeColor="text2"/>
                 <w:sz w:val="28"/>
@@ -12322,25 +16165,37 @@
           <w:p>
             <w:pPr>
               <w:rPr>
-                <w:color w:val="44546A" w:themeColor="text2"/>
                 <w:sz w:val="28"/>
                 <w:szCs w:val="28"/>
               </w:rPr>
             </w:pPr>
-          </w:p>
-        </w:tc>
-        <w:tc>
-          <w:tcPr>
-            <w:tcW w:w="3020" w:type="dxa"/>
-          </w:tcPr>
-          <w:p>
-            <w:pPr>
-              <w:rPr>
-                <w:color w:val="44546A" w:themeColor="text2"/>
+            <w:r>
+              <w:rPr>
                 <w:sz w:val="28"/>
                 <w:szCs w:val="28"/>
               </w:rPr>
-            </w:pPr>
+              <w:t>Filter knop drukken en filteren</w:t>
+            </w:r>
+          </w:p>
+        </w:tc>
+        <w:tc>
+          <w:tcPr>
+            <w:tcW w:w="3020" w:type="dxa"/>
+          </w:tcPr>
+          <w:p>
+            <w:pPr>
+              <w:rPr>
+                <w:sz w:val="28"/>
+                <w:szCs w:val="28"/>
+              </w:rPr>
+            </w:pPr>
+            <w:r>
+              <w:rPr>
+                <w:sz w:val="28"/>
+                <w:szCs w:val="28"/>
+              </w:rPr>
+              <w:t>Gefilterd na gebruik</w:t>
+            </w:r>
           </w:p>
         </w:tc>
       </w:tr>
@@ -12449,6 +16304,31 @@
           </w:tcPr>
           <w:p>
             <w:pPr>
+              <w:spacing w:after="160" w:line="259" w:lineRule="auto"/>
+            </w:pPr>
+            <w:r>
+              <w:rPr>
+                <w:b/>
+                <w:bCs/>
+              </w:rPr>
+              <w:t>Als bezoeker</w:t>
+            </w:r>
+            <w:r>
+              <w:t xml:space="preserve"> wil ik alle beschikbare gereedschappen in een overzicht zien, </w:t>
+            </w:r>
+            <w:r>
+              <w:rPr>
+                <w:b/>
+                <w:bCs/>
+              </w:rPr>
+              <w:t>zodat</w:t>
+            </w:r>
+            <w:r>
+              <w:t xml:space="preserve"> ik snel kan bepalen wat er te leen is.</w:t>
+            </w:r>
+          </w:p>
+          <w:p>
+            <w:pPr>
               <w:rPr>
                 <w:color w:val="44546A" w:themeColor="text2"/>
                 <w:sz w:val="28"/>
@@ -12469,6 +16349,13 @@
                 <w:szCs w:val="28"/>
               </w:rPr>
             </w:pPr>
+            <w:r>
+              <w:rPr>
+                <w:sz w:val="28"/>
+                <w:szCs w:val="28"/>
+              </w:rPr>
+              <w:t>Je kan zien of het beschikbaar is of niet</w:t>
+            </w:r>
           </w:p>
         </w:tc>
         <w:tc>
@@ -12483,6 +16370,13 @@
                 <w:szCs w:val="28"/>
               </w:rPr>
             </w:pPr>
+            <w:r>
+              <w:rPr>
+                <w:sz w:val="28"/>
+                <w:szCs w:val="28"/>
+              </w:rPr>
+              <w:t>Het werkt</w:t>
+            </w:r>
           </w:p>
         </w:tc>
       </w:tr>
@@ -12496,6 +16390,31 @@
           </w:tcPr>
           <w:p>
             <w:pPr>
+              <w:spacing w:after="160" w:line="259" w:lineRule="auto"/>
+            </w:pPr>
+            <w:r>
+              <w:rPr>
+                <w:b/>
+                <w:bCs/>
+              </w:rPr>
+              <w:t>Als bezoeker</w:t>
+            </w:r>
+            <w:r>
+              <w:t xml:space="preserve"> wil ik duidelijk kunnen zien of iets beschikbaar is, </w:t>
+            </w:r>
+            <w:r>
+              <w:rPr>
+                <w:b/>
+                <w:bCs/>
+              </w:rPr>
+              <w:t>zodat</w:t>
+            </w:r>
+            <w:r>
+              <w:t xml:space="preserve"> ik geen tijd verspild aan bezette items.</w:t>
+            </w:r>
+          </w:p>
+          <w:p>
+            <w:pPr>
               <w:rPr>
                 <w:color w:val="44546A" w:themeColor="text2"/>
                 <w:sz w:val="28"/>
@@ -12516,6 +16435,13 @@
                 <w:szCs w:val="28"/>
               </w:rPr>
             </w:pPr>
+            <w:r>
+              <w:rPr>
+                <w:sz w:val="28"/>
+                <w:szCs w:val="28"/>
+              </w:rPr>
+              <w:t>Je kan zien of het beschikbaar is of niet</w:t>
+            </w:r>
           </w:p>
         </w:tc>
         <w:tc>
@@ -12530,6 +16456,13 @@
                 <w:szCs w:val="28"/>
               </w:rPr>
             </w:pPr>
+            <w:r>
+              <w:rPr>
+                <w:sz w:val="28"/>
+                <w:szCs w:val="28"/>
+              </w:rPr>
+              <w:t>Het werkt</w:t>
+            </w:r>
           </w:p>
         </w:tc>
       </w:tr>
@@ -12543,6 +16476,31 @@
           </w:tcPr>
           <w:p>
             <w:pPr>
+              <w:spacing w:after="160" w:line="259" w:lineRule="auto"/>
+            </w:pPr>
+            <w:r>
+              <w:rPr>
+                <w:b/>
+                <w:bCs/>
+              </w:rPr>
+              <w:t>Als bezoeker</w:t>
+            </w:r>
+            <w:r>
+              <w:t xml:space="preserve"> wil ik kunnen zoeken op naam/omschrijving, </w:t>
+            </w:r>
+            <w:r>
+              <w:rPr>
+                <w:b/>
+                <w:bCs/>
+              </w:rPr>
+              <w:t>zodat</w:t>
+            </w:r>
+            <w:r>
+              <w:t xml:space="preserve"> ik gericht gereedschap kan vinden.</w:t>
+            </w:r>
+          </w:p>
+          <w:p>
+            <w:pPr>
               <w:rPr>
                 <w:color w:val="44546A" w:themeColor="text2"/>
                 <w:sz w:val="28"/>
@@ -12563,6 +16521,13 @@
                 <w:szCs w:val="28"/>
               </w:rPr>
             </w:pPr>
+            <w:r>
+              <w:rPr>
+                <w:sz w:val="28"/>
+                <w:szCs w:val="28"/>
+              </w:rPr>
+              <w:t>Gefilterd na gebruik</w:t>
+            </w:r>
           </w:p>
         </w:tc>
         <w:tc>
@@ -12577,6 +16542,13 @@
                 <w:szCs w:val="28"/>
               </w:rPr>
             </w:pPr>
+            <w:r>
+              <w:rPr>
+                <w:sz w:val="28"/>
+                <w:szCs w:val="28"/>
+              </w:rPr>
+              <w:t>Het werkt</w:t>
+            </w:r>
           </w:p>
         </w:tc>
       </w:tr>
@@ -12611,7 +16583,16 @@
         <w:tabs>
           <w:tab w:val="left" w:pos="567"/>
         </w:tabs>
-      </w:pPr>
+        <w:rPr>
+          <w:color w:val="C00000"/>
+        </w:rPr>
+      </w:pPr>
+      <w:r>
+        <w:rPr>
+          <w:color w:val="C00000"/>
+        </w:rPr>
+        <w:t>Niet af</w:t>
+      </w:r>
     </w:p>
     <w:p>
       <w:pPr>
@@ -12644,6 +16625,40 @@
         <w:t xml:space="preserve"> met git</w:t>
       </w:r>
       <w:bookmarkEnd w:id="83"/>
+    </w:p>
+    <w:p>
+      <w:pPr>
+        <w:pStyle w:val="Stijl3"/>
+        <w:numPr>
+          <w:ilvl w:val="0"/>
+          <w:numId w:val="0"/>
+        </w:numPr>
+        <w:ind w:left="360"/>
+      </w:pPr>
+      <w:r>
+        <w:t xml:space="preserve">Wij hebben gebruik gemaakt van git hub </w:t>
+      </w:r>
+      <w:proofErr w:type="spellStart"/>
+      <w:r>
+        <w:t>aleen</w:t>
+      </w:r>
+      <w:proofErr w:type="spellEnd"/>
+      <w:r>
+        <w:t xml:space="preserve"> bij </w:t>
+      </w:r>
+      <w:proofErr w:type="gramStart"/>
+      <w:r>
+        <w:t>de einde</w:t>
+      </w:r>
+      <w:proofErr w:type="gramEnd"/>
+      <w:r>
+        <w:t xml:space="preserve"> met maar een paar </w:t>
+      </w:r>
+      <w:proofErr w:type="spellStart"/>
+      <w:r>
+        <w:t>commits</w:t>
+      </w:r>
+      <w:proofErr w:type="spellEnd"/>
     </w:p>
     <w:tbl>
       <w:tblPr>
@@ -12733,20 +16748,82 @@
                 <w:szCs w:val="28"/>
               </w:rPr>
             </w:pPr>
-          </w:p>
-        </w:tc>
-        <w:tc>
-          <w:tcPr>
-            <w:tcW w:w="6040" w:type="dxa"/>
-          </w:tcPr>
-          <w:p>
-            <w:pPr>
+            <w:r>
               <w:rPr>
                 <w:color w:val="44546A" w:themeColor="text2"/>
                 <w:sz w:val="28"/>
                 <w:szCs w:val="28"/>
               </w:rPr>
-            </w:pPr>
+              <w:t>1</w:t>
+            </w:r>
+          </w:p>
+        </w:tc>
+        <w:tc>
+          <w:tcPr>
+            <w:tcW w:w="6040" w:type="dxa"/>
+          </w:tcPr>
+          <w:p>
+            <w:pPr>
+              <w:rPr>
+                <w:color w:val="44546A" w:themeColor="text2"/>
+                <w:sz w:val="28"/>
+                <w:szCs w:val="28"/>
+              </w:rPr>
+            </w:pPr>
+            <w:r>
+              <w:rPr>
+                <w:color w:val="44546A" w:themeColor="text2"/>
+                <w:sz w:val="28"/>
+                <w:szCs w:val="28"/>
+              </w:rPr>
+              <w:t xml:space="preserve">Code </w:t>
+            </w:r>
+            <w:proofErr w:type="spellStart"/>
+            <w:r>
+              <w:rPr>
+                <w:color w:val="44546A" w:themeColor="text2"/>
+                <w:sz w:val="28"/>
+                <w:szCs w:val="28"/>
+              </w:rPr>
+              <w:t>geupdated</w:t>
+            </w:r>
+            <w:proofErr w:type="spellEnd"/>
+            <w:r>
+              <w:rPr>
+                <w:color w:val="44546A" w:themeColor="text2"/>
+                <w:sz w:val="28"/>
+                <w:szCs w:val="28"/>
+              </w:rPr>
+              <w:t xml:space="preserve">: </w:t>
+            </w:r>
+            <w:proofErr w:type="spellStart"/>
+            <w:r>
+              <w:rPr>
+                <w:color w:val="44546A" w:themeColor="text2"/>
+                <w:sz w:val="28"/>
+                <w:szCs w:val="28"/>
+              </w:rPr>
+              <w:t>css</w:t>
+            </w:r>
+            <w:proofErr w:type="spellEnd"/>
+            <w:r>
+              <w:rPr>
+                <w:color w:val="44546A" w:themeColor="text2"/>
+                <w:sz w:val="28"/>
+                <w:szCs w:val="28"/>
+              </w:rPr>
+              <w:t xml:space="preserve"> </w:t>
+            </w:r>
+            <w:proofErr w:type="spellStart"/>
+            <w:r>
+              <w:rPr>
+                <w:color w:val="44546A" w:themeColor="text2"/>
+                <w:sz w:val="28"/>
+                <w:szCs w:val="28"/>
+              </w:rPr>
+              <w:t>updated</w:t>
+            </w:r>
+            <w:proofErr w:type="spellEnd"/>
           </w:p>
         </w:tc>
       </w:tr>
@@ -12766,20 +16843,87 @@
                 <w:szCs w:val="28"/>
               </w:rPr>
             </w:pPr>
-          </w:p>
-        </w:tc>
-        <w:tc>
-          <w:tcPr>
-            <w:tcW w:w="6040" w:type="dxa"/>
-          </w:tcPr>
-          <w:p>
-            <w:pPr>
+            <w:r>
               <w:rPr>
                 <w:color w:val="44546A" w:themeColor="text2"/>
                 <w:sz w:val="28"/>
                 <w:szCs w:val="28"/>
               </w:rPr>
-            </w:pPr>
+              <w:t>2</w:t>
+            </w:r>
+          </w:p>
+        </w:tc>
+        <w:tc>
+          <w:tcPr>
+            <w:tcW w:w="6040" w:type="dxa"/>
+          </w:tcPr>
+          <w:p>
+            <w:pPr>
+              <w:rPr>
+                <w:color w:val="44546A" w:themeColor="text2"/>
+                <w:sz w:val="28"/>
+                <w:szCs w:val="28"/>
+                <w:lang w:val="en-GB"/>
+              </w:rPr>
+            </w:pPr>
+            <w:r>
+              <w:rPr>
+                <w:color w:val="44546A" w:themeColor="text2"/>
+                <w:sz w:val="28"/>
+                <w:szCs w:val="28"/>
+                <w:lang w:val="en-GB"/>
+              </w:rPr>
+              <w:t xml:space="preserve">Code </w:t>
+            </w:r>
+            <w:proofErr w:type="spellStart"/>
+            <w:r>
+              <w:rPr>
+                <w:color w:val="44546A" w:themeColor="text2"/>
+                <w:sz w:val="28"/>
+                <w:szCs w:val="28"/>
+                <w:lang w:val="en-GB"/>
+              </w:rPr>
+              <w:t>geupdated</w:t>
+            </w:r>
+            <w:proofErr w:type="spellEnd"/>
+            <w:r>
+              <w:rPr>
+                <w:color w:val="44546A" w:themeColor="text2"/>
+                <w:sz w:val="28"/>
+                <w:szCs w:val="28"/>
+                <w:lang w:val="en-GB"/>
+              </w:rPr>
+              <w:t xml:space="preserve">: user </w:t>
+            </w:r>
+            <w:proofErr w:type="spellStart"/>
+            <w:r>
+              <w:rPr>
+                <w:color w:val="44546A" w:themeColor="text2"/>
+                <w:sz w:val="28"/>
+                <w:szCs w:val="28"/>
+                <w:lang w:val="en-GB"/>
+              </w:rPr>
+              <w:t>acc</w:t>
+            </w:r>
+            <w:proofErr w:type="spellEnd"/>
+            <w:r>
+              <w:rPr>
+                <w:color w:val="44546A" w:themeColor="text2"/>
+                <w:sz w:val="28"/>
+                <w:szCs w:val="28"/>
+                <w:lang w:val="en-GB"/>
+              </w:rPr>
+              <w:t xml:space="preserve"> a</w:t>
+            </w:r>
+            <w:r>
+              <w:rPr>
+                <w:color w:val="44546A" w:themeColor="text2"/>
+                <w:sz w:val="28"/>
+                <w:szCs w:val="28"/>
+                <w:lang w:val="en-GB"/>
+              </w:rPr>
+              <w:t>dded</w:t>
+            </w:r>
           </w:p>
         </w:tc>
       </w:tr>
@@ -12799,20 +16943,84 @@
                 <w:szCs w:val="28"/>
               </w:rPr>
             </w:pPr>
-          </w:p>
-        </w:tc>
-        <w:tc>
-          <w:tcPr>
-            <w:tcW w:w="6040" w:type="dxa"/>
-          </w:tcPr>
-          <w:p>
-            <w:pPr>
+            <w:r>
               <w:rPr>
                 <w:color w:val="44546A" w:themeColor="text2"/>
                 <w:sz w:val="28"/>
                 <w:szCs w:val="28"/>
               </w:rPr>
-            </w:pPr>
+              <w:t>3</w:t>
+            </w:r>
+          </w:p>
+        </w:tc>
+        <w:tc>
+          <w:tcPr>
+            <w:tcW w:w="6040" w:type="dxa"/>
+          </w:tcPr>
+          <w:p>
+            <w:pPr>
+              <w:rPr>
+                <w:b/>
+                <w:bCs/>
+                <w:color w:val="44546A" w:themeColor="text2"/>
+                <w:sz w:val="28"/>
+                <w:szCs w:val="28"/>
+              </w:rPr>
+            </w:pPr>
+            <w:r>
+              <w:rPr>
+                <w:color w:val="44546A" w:themeColor="text2"/>
+                <w:sz w:val="28"/>
+                <w:szCs w:val="28"/>
+              </w:rPr>
+              <w:t xml:space="preserve">Code </w:t>
+            </w:r>
+            <w:proofErr w:type="spellStart"/>
+            <w:r>
+              <w:rPr>
+                <w:color w:val="44546A" w:themeColor="text2"/>
+                <w:sz w:val="28"/>
+                <w:szCs w:val="28"/>
+              </w:rPr>
+              <w:t>geupdated</w:t>
+            </w:r>
+            <w:proofErr w:type="spellEnd"/>
+            <w:r>
+              <w:rPr>
+                <w:color w:val="44546A" w:themeColor="text2"/>
+                <w:sz w:val="28"/>
+                <w:szCs w:val="28"/>
+              </w:rPr>
+              <w:t xml:space="preserve">: </w:t>
+            </w:r>
+            <w:proofErr w:type="spellStart"/>
+            <w:r>
+              <w:rPr>
+                <w:color w:val="44546A" w:themeColor="text2"/>
+                <w:sz w:val="28"/>
+                <w:szCs w:val="28"/>
+              </w:rPr>
+              <w:t>messeges</w:t>
+            </w:r>
+            <w:proofErr w:type="spellEnd"/>
+            <w:r>
+              <w:rPr>
+                <w:color w:val="44546A" w:themeColor="text2"/>
+                <w:sz w:val="28"/>
+                <w:szCs w:val="28"/>
+              </w:rPr>
+              <w:t xml:space="preserve"> </w:t>
+            </w:r>
+            <w:proofErr w:type="spellStart"/>
+            <w:r>
+              <w:rPr>
+                <w:color w:val="44546A" w:themeColor="text2"/>
+                <w:sz w:val="28"/>
+                <w:szCs w:val="28"/>
+              </w:rPr>
+              <w:t>added</w:t>
+            </w:r>
+            <w:proofErr w:type="spellEnd"/>
           </w:p>
         </w:tc>
       </w:tr>
@@ -12928,8 +17136,8 @@
       </w:pPr>
     </w:p>
     <w:sectPr>
-      <w:headerReference w:type="default" r:id="rId14"/>
-      <w:footerReference w:type="default" r:id="rId15"/>
+      <w:headerReference w:type="default" r:id="rId15"/>
+      <w:footerReference w:type="default" r:id="rId16"/>
       <w:pgSz w:w="11906" w:h="16838"/>
       <w:pgMar w:top="1417" w:right="1417" w:bottom="1417" w:left="1417" w:header="708" w:footer="708" w:gutter="0"/>
       <w:cols w:space="708"/>
@@ -13057,6 +17265,20 @@
       </w:rPr>
       <w:t>ismail yildirim</w:t>
     </w:r>
+    <w:r>
+      <w:rPr>
+        <w:lang w:val="en-GB"/>
+      </w:rPr>
+      <w:t xml:space="preserve"> / </w:t>
+    </w:r>
+    <w:proofErr w:type="spellStart"/>
+    <w:r>
+      <w:rPr>
+        <w:lang w:val="en-GB"/>
+      </w:rPr>
+      <w:t>tijmen</w:t>
+    </w:r>
+    <w:proofErr w:type="spellEnd"/>
   </w:p>
   <w:p>
     <w:pPr>
@@ -13954,6 +18176,119 @@
     </w:lvl>
   </w:abstractNum>
   <w:abstractNum w:abstractNumId="9" w15:restartNumberingAfterBreak="0">
+    <w:nsid w:val="1D976849"/>
+    <w:multiLevelType w:val="multilevel"/>
+    <w:tmpl w:val="27EE61F2"/>
+    <w:lvl w:ilvl="0">
+      <w:start w:val="1"/>
+      <w:numFmt w:val="decimal"/>
+      <w:lvlText w:val="%1."/>
+      <w:lvlJc w:val="left"/>
+      <w:pPr>
+        <w:tabs>
+          <w:tab w:val="num" w:pos="720"/>
+        </w:tabs>
+        <w:ind w:left="720" w:hanging="360"/>
+      </w:pPr>
+    </w:lvl>
+    <w:lvl w:ilvl="1" w:tentative="1">
+      <w:start w:val="1"/>
+      <w:numFmt w:val="decimal"/>
+      <w:lvlText w:val="%2."/>
+      <w:lvlJc w:val="left"/>
+      <w:pPr>
+        <w:tabs>
+          <w:tab w:val="num" w:pos="1440"/>
+        </w:tabs>
+        <w:ind w:left="1440" w:hanging="360"/>
+      </w:pPr>
+    </w:lvl>
+    <w:lvl w:ilvl="2" w:tentative="1">
+      <w:start w:val="1"/>
+      <w:numFmt w:val="decimal"/>
+      <w:lvlText w:val="%3."/>
+      <w:lvlJc w:val="left"/>
+      <w:pPr>
+        <w:tabs>
+          <w:tab w:val="num" w:pos="2160"/>
+        </w:tabs>
+        <w:ind w:left="2160" w:hanging="360"/>
+      </w:pPr>
+    </w:lvl>
+    <w:lvl w:ilvl="3" w:tentative="1">
+      <w:start w:val="1"/>
+      <w:numFmt w:val="decimal"/>
+      <w:lvlText w:val="%4."/>
+      <w:lvlJc w:val="left"/>
+      <w:pPr>
+        <w:tabs>
+          <w:tab w:val="num" w:pos="2880"/>
+        </w:tabs>
+        <w:ind w:left="2880" w:hanging="360"/>
+      </w:pPr>
+    </w:lvl>
+    <w:lvl w:ilvl="4" w:tentative="1">
+      <w:start w:val="1"/>
+      <w:numFmt w:val="decimal"/>
+      <w:lvlText w:val="%5."/>
+      <w:lvlJc w:val="left"/>
+      <w:pPr>
+        <w:tabs>
+          <w:tab w:val="num" w:pos="3600"/>
+        </w:tabs>
+        <w:ind w:left="3600" w:hanging="360"/>
+      </w:pPr>
+    </w:lvl>
+    <w:lvl w:ilvl="5" w:tentative="1">
+      <w:start w:val="1"/>
+      <w:numFmt w:val="decimal"/>
+      <w:lvlText w:val="%6."/>
+      <w:lvlJc w:val="left"/>
+      <w:pPr>
+        <w:tabs>
+          <w:tab w:val="num" w:pos="4320"/>
+        </w:tabs>
+        <w:ind w:left="4320" w:hanging="360"/>
+      </w:pPr>
+    </w:lvl>
+    <w:lvl w:ilvl="6" w:tentative="1">
+      <w:start w:val="1"/>
+      <w:numFmt w:val="decimal"/>
+      <w:lvlText w:val="%7."/>
+      <w:lvlJc w:val="left"/>
+      <w:pPr>
+        <w:tabs>
+          <w:tab w:val="num" w:pos="5040"/>
+        </w:tabs>
+        <w:ind w:left="5040" w:hanging="360"/>
+      </w:pPr>
+    </w:lvl>
+    <w:lvl w:ilvl="7" w:tentative="1">
+      <w:start w:val="1"/>
+      <w:numFmt w:val="decimal"/>
+      <w:lvlText w:val="%8."/>
+      <w:lvlJc w:val="left"/>
+      <w:pPr>
+        <w:tabs>
+          <w:tab w:val="num" w:pos="5760"/>
+        </w:tabs>
+        <w:ind w:left="5760" w:hanging="360"/>
+      </w:pPr>
+    </w:lvl>
+    <w:lvl w:ilvl="8" w:tentative="1">
+      <w:start w:val="1"/>
+      <w:numFmt w:val="decimal"/>
+      <w:lvlText w:val="%9."/>
+      <w:lvlJc w:val="left"/>
+      <w:pPr>
+        <w:tabs>
+          <w:tab w:val="num" w:pos="6480"/>
+        </w:tabs>
+        <w:ind w:left="6480" w:hanging="360"/>
+      </w:pPr>
+    </w:lvl>
+  </w:abstractNum>
+  <w:abstractNum w:abstractNumId="10" w15:restartNumberingAfterBreak="0">
     <w:nsid w:val="1E6FA36D"/>
     <w:multiLevelType w:val="multilevel"/>
     <w:tmpl w:val="D2ACABE0"/>
@@ -14066,7 +18401,7 @@
       </w:rPr>
     </w:lvl>
   </w:abstractNum>
-  <w:abstractNum w:abstractNumId="10" w15:restartNumberingAfterBreak="0">
+  <w:abstractNum w:abstractNumId="11" w15:restartNumberingAfterBreak="0">
     <w:nsid w:val="1EE72FC8"/>
     <w:multiLevelType w:val="multilevel"/>
     <w:tmpl w:val="A6547EA2"/>
@@ -14215,7 +18550,7 @@
       </w:rPr>
     </w:lvl>
   </w:abstractNum>
-  <w:abstractNum w:abstractNumId="11" w15:restartNumberingAfterBreak="0">
+  <w:abstractNum w:abstractNumId="12" w15:restartNumberingAfterBreak="0">
     <w:nsid w:val="2B38328B"/>
     <w:multiLevelType w:val="hybridMultilevel"/>
     <w:tmpl w:val="4C42DC94"/>
@@ -14327,7 +18662,7 @@
       </w:rPr>
     </w:lvl>
   </w:abstractNum>
-  <w:abstractNum w:abstractNumId="12" w15:restartNumberingAfterBreak="0">
+  <w:abstractNum w:abstractNumId="13" w15:restartNumberingAfterBreak="0">
     <w:nsid w:val="2D7E0179"/>
     <w:multiLevelType w:val="hybridMultilevel"/>
     <w:tmpl w:val="90A6D78C"/>
@@ -14416,7 +18751,7 @@
       </w:pPr>
     </w:lvl>
   </w:abstractNum>
-  <w:abstractNum w:abstractNumId="13" w15:restartNumberingAfterBreak="0">
+  <w:abstractNum w:abstractNumId="14" w15:restartNumberingAfterBreak="0">
     <w:nsid w:val="3A557CD7"/>
     <w:multiLevelType w:val="hybridMultilevel"/>
     <w:tmpl w:val="4D644FF0"/>
@@ -14502,7 +18837,7 @@
       </w:pPr>
     </w:lvl>
   </w:abstractNum>
-  <w:abstractNum w:abstractNumId="14" w15:restartNumberingAfterBreak="0">
+  <w:abstractNum w:abstractNumId="15" w15:restartNumberingAfterBreak="0">
     <w:nsid w:val="3E8952DC"/>
     <w:multiLevelType w:val="hybridMultilevel"/>
     <w:tmpl w:val="05CCABFE"/>
@@ -14588,7 +18923,7 @@
       </w:pPr>
     </w:lvl>
   </w:abstractNum>
-  <w:abstractNum w:abstractNumId="15" w15:restartNumberingAfterBreak="0">
+  <w:abstractNum w:abstractNumId="16" w15:restartNumberingAfterBreak="0">
     <w:nsid w:val="3EC9622A"/>
     <w:multiLevelType w:val="multilevel"/>
     <w:tmpl w:val="0413001F"/>
@@ -14674,7 +19009,7 @@
       </w:pPr>
     </w:lvl>
   </w:abstractNum>
-  <w:abstractNum w:abstractNumId="16" w15:restartNumberingAfterBreak="0">
+  <w:abstractNum w:abstractNumId="17" w15:restartNumberingAfterBreak="0">
     <w:nsid w:val="41CA1961"/>
     <w:multiLevelType w:val="hybridMultilevel"/>
     <w:tmpl w:val="D6E800F8"/>
@@ -14786,7 +19121,7 @@
       </w:rPr>
     </w:lvl>
   </w:abstractNum>
-  <w:abstractNum w:abstractNumId="17" w15:restartNumberingAfterBreak="0">
+  <w:abstractNum w:abstractNumId="18" w15:restartNumberingAfterBreak="0">
     <w:nsid w:val="49DA63C6"/>
     <w:multiLevelType w:val="hybridMultilevel"/>
     <w:tmpl w:val="ED22C156"/>
@@ -14898,7 +19233,7 @@
       </w:rPr>
     </w:lvl>
   </w:abstractNum>
-  <w:abstractNum w:abstractNumId="18" w15:restartNumberingAfterBreak="0">
+  <w:abstractNum w:abstractNumId="19" w15:restartNumberingAfterBreak="0">
     <w:nsid w:val="590C5B55"/>
     <w:multiLevelType w:val="multilevel"/>
     <w:tmpl w:val="203C1C16"/>
@@ -15011,7 +19346,7 @@
       </w:rPr>
     </w:lvl>
   </w:abstractNum>
-  <w:abstractNum w:abstractNumId="19" w15:restartNumberingAfterBreak="0">
+  <w:abstractNum w:abstractNumId="20" w15:restartNumberingAfterBreak="0">
     <w:nsid w:val="63CB295A"/>
     <w:multiLevelType w:val="multilevel"/>
     <w:tmpl w:val="35627CBC"/>
@@ -15124,7 +19459,120 @@
       </w:rPr>
     </w:lvl>
   </w:abstractNum>
-  <w:abstractNum w:abstractNumId="20" w15:restartNumberingAfterBreak="0">
+  <w:abstractNum w:abstractNumId="21" w15:restartNumberingAfterBreak="0">
+    <w:nsid w:val="6652319E"/>
+    <w:multiLevelType w:val="multilevel"/>
+    <w:tmpl w:val="4CCA648E"/>
+    <w:lvl w:ilvl="0">
+      <w:start w:val="5"/>
+      <w:numFmt w:val="decimal"/>
+      <w:lvlText w:val="%1."/>
+      <w:lvlJc w:val="left"/>
+      <w:pPr>
+        <w:tabs>
+          <w:tab w:val="num" w:pos="720"/>
+        </w:tabs>
+        <w:ind w:left="720" w:hanging="360"/>
+      </w:pPr>
+    </w:lvl>
+    <w:lvl w:ilvl="1" w:tentative="1">
+      <w:start w:val="1"/>
+      <w:numFmt w:val="decimal"/>
+      <w:lvlText w:val="%2."/>
+      <w:lvlJc w:val="left"/>
+      <w:pPr>
+        <w:tabs>
+          <w:tab w:val="num" w:pos="1440"/>
+        </w:tabs>
+        <w:ind w:left="1440" w:hanging="360"/>
+      </w:pPr>
+    </w:lvl>
+    <w:lvl w:ilvl="2" w:tentative="1">
+      <w:start w:val="1"/>
+      <w:numFmt w:val="decimal"/>
+      <w:lvlText w:val="%3."/>
+      <w:lvlJc w:val="left"/>
+      <w:pPr>
+        <w:tabs>
+          <w:tab w:val="num" w:pos="2160"/>
+        </w:tabs>
+        <w:ind w:left="2160" w:hanging="360"/>
+      </w:pPr>
+    </w:lvl>
+    <w:lvl w:ilvl="3" w:tentative="1">
+      <w:start w:val="1"/>
+      <w:numFmt w:val="decimal"/>
+      <w:lvlText w:val="%4."/>
+      <w:lvlJc w:val="left"/>
+      <w:pPr>
+        <w:tabs>
+          <w:tab w:val="num" w:pos="2880"/>
+        </w:tabs>
+        <w:ind w:left="2880" w:hanging="360"/>
+      </w:pPr>
+    </w:lvl>
+    <w:lvl w:ilvl="4" w:tentative="1">
+      <w:start w:val="1"/>
+      <w:numFmt w:val="decimal"/>
+      <w:lvlText w:val="%5."/>
+      <w:lvlJc w:val="left"/>
+      <w:pPr>
+        <w:tabs>
+          <w:tab w:val="num" w:pos="3600"/>
+        </w:tabs>
+        <w:ind w:left="3600" w:hanging="360"/>
+      </w:pPr>
+    </w:lvl>
+    <w:lvl w:ilvl="5" w:tentative="1">
+      <w:start w:val="1"/>
+      <w:numFmt w:val="decimal"/>
+      <w:lvlText w:val="%6."/>
+      <w:lvlJc w:val="left"/>
+      <w:pPr>
+        <w:tabs>
+          <w:tab w:val="num" w:pos="4320"/>
+        </w:tabs>
+        <w:ind w:left="4320" w:hanging="360"/>
+      </w:pPr>
+    </w:lvl>
+    <w:lvl w:ilvl="6" w:tentative="1">
+      <w:start w:val="1"/>
+      <w:numFmt w:val="decimal"/>
+      <w:lvlText w:val="%7."/>
+      <w:lvlJc w:val="left"/>
+      <w:pPr>
+        <w:tabs>
+          <w:tab w:val="num" w:pos="5040"/>
+        </w:tabs>
+        <w:ind w:left="5040" w:hanging="360"/>
+      </w:pPr>
+    </w:lvl>
+    <w:lvl w:ilvl="7" w:tentative="1">
+      <w:start w:val="1"/>
+      <w:numFmt w:val="decimal"/>
+      <w:lvlText w:val="%8."/>
+      <w:lvlJc w:val="left"/>
+      <w:pPr>
+        <w:tabs>
+          <w:tab w:val="num" w:pos="5760"/>
+        </w:tabs>
+        <w:ind w:left="5760" w:hanging="360"/>
+      </w:pPr>
+    </w:lvl>
+    <w:lvl w:ilvl="8" w:tentative="1">
+      <w:start w:val="1"/>
+      <w:numFmt w:val="decimal"/>
+      <w:lvlText w:val="%9."/>
+      <w:lvlJc w:val="left"/>
+      <w:pPr>
+        <w:tabs>
+          <w:tab w:val="num" w:pos="6480"/>
+        </w:tabs>
+        <w:ind w:left="6480" w:hanging="360"/>
+      </w:pPr>
+    </w:lvl>
+  </w:abstractNum>
+  <w:abstractNum w:abstractNumId="22" w15:restartNumberingAfterBreak="0">
     <w:nsid w:val="7B9E3201"/>
     <w:multiLevelType w:val="hybridMultilevel"/>
     <w:tmpl w:val="2FA671EC"/>
@@ -15235,7 +19683,7 @@
       </w:rPr>
     </w:lvl>
   </w:abstractNum>
-  <w:abstractNum w:abstractNumId="21" w15:restartNumberingAfterBreak="0">
+  <w:abstractNum w:abstractNumId="23" w15:restartNumberingAfterBreak="0">
     <w:nsid w:val="7C1B7B82"/>
     <w:multiLevelType w:val="multilevel"/>
     <w:tmpl w:val="F5D479DA"/>
@@ -15384,7 +19832,7 @@
       </w:rPr>
     </w:lvl>
   </w:abstractNum>
-  <w:abstractNum w:abstractNumId="22" w15:restartNumberingAfterBreak="0">
+  <w:abstractNum w:abstractNumId="24" w15:restartNumberingAfterBreak="0">
     <w:nsid w:val="7D8660FF"/>
     <w:multiLevelType w:val="multilevel"/>
     <w:tmpl w:val="A9AA577E"/>
@@ -15534,7 +19982,7 @@
     </w:lvl>
   </w:abstractNum>
   <w:num w:numId="1" w16cid:durableId="1890146938">
-    <w:abstractNumId w:val="9"/>
+    <w:abstractNumId w:val="10"/>
   </w:num>
   <w:num w:numId="2" w16cid:durableId="961762849">
     <w:abstractNumId w:val="5"/>
@@ -15543,31 +19991,31 @@
     <w:abstractNumId w:val="4"/>
   </w:num>
   <w:num w:numId="4" w16cid:durableId="1499883046">
-    <w:abstractNumId w:val="19"/>
+    <w:abstractNumId w:val="20"/>
   </w:num>
   <w:num w:numId="5" w16cid:durableId="1178351521">
-    <w:abstractNumId w:val="11"/>
+    <w:abstractNumId w:val="12"/>
   </w:num>
   <w:num w:numId="6" w16cid:durableId="1281380204">
+    <w:abstractNumId w:val="17"/>
+  </w:num>
+  <w:num w:numId="7" w16cid:durableId="1840926529">
+    <w:abstractNumId w:val="22"/>
+  </w:num>
+  <w:num w:numId="8" w16cid:durableId="131256">
     <w:abstractNumId w:val="16"/>
   </w:num>
-  <w:num w:numId="7" w16cid:durableId="1840926529">
-    <w:abstractNumId w:val="20"/>
-  </w:num>
-  <w:num w:numId="8" w16cid:durableId="131256">
-    <w:abstractNumId w:val="15"/>
-  </w:num>
   <w:num w:numId="9" w16cid:durableId="1652490427">
-    <w:abstractNumId w:val="18"/>
+    <w:abstractNumId w:val="19"/>
   </w:num>
   <w:num w:numId="10" w16cid:durableId="602881566">
     <w:abstractNumId w:val="1"/>
   </w:num>
   <w:num w:numId="11" w16cid:durableId="195237775">
-    <w:abstractNumId w:val="17"/>
+    <w:abstractNumId w:val="18"/>
   </w:num>
   <w:num w:numId="12" w16cid:durableId="2143696538">
-    <w:abstractNumId w:val="14"/>
+    <w:abstractNumId w:val="15"/>
   </w:num>
   <w:num w:numId="13" w16cid:durableId="1031220436">
     <w:abstractNumId w:val="2"/>
@@ -15660,7 +20108,7 @@
     <w:abstractNumId w:val="6"/>
   </w:num>
   <w:num w:numId="25" w16cid:durableId="1681465739">
-    <w:abstractNumId w:val="12"/>
+    <w:abstractNumId w:val="13"/>
   </w:num>
   <w:num w:numId="26" w16cid:durableId="1854760706">
     <w:abstractNumId w:val="2"/>
@@ -15693,19 +20141,25 @@
     </w:lvlOverride>
   </w:num>
   <w:num w:numId="27" w16cid:durableId="1040203644">
-    <w:abstractNumId w:val="13"/>
+    <w:abstractNumId w:val="14"/>
   </w:num>
   <w:num w:numId="28" w16cid:durableId="432164759">
     <w:abstractNumId w:val="3"/>
   </w:num>
   <w:num w:numId="29" w16cid:durableId="1404795203">
-    <w:abstractNumId w:val="10"/>
+    <w:abstractNumId w:val="11"/>
   </w:num>
   <w:num w:numId="30" w16cid:durableId="385689663">
-    <w:abstractNumId w:val="21"/>
+    <w:abstractNumId w:val="23"/>
   </w:num>
   <w:num w:numId="31" w16cid:durableId="1876310022">
-    <w:abstractNumId w:val="22"/>
+    <w:abstractNumId w:val="24"/>
+  </w:num>
+  <w:num w:numId="32" w16cid:durableId="38936636">
+    <w:abstractNumId w:val="9"/>
+  </w:num>
+  <w:num w:numId="33" w16cid:durableId="423232099">
+    <w:abstractNumId w:val="21"/>
   </w:num>
   <w:numIdMacAtCleanup w:val="13"/>
 </w:numbering>
@@ -16871,7 +21325,7 @@
       </c:valAx>
       <c:spPr>
         <a:noFill/>
-        <a:ln>
+        <a:ln w="25400">
           <a:noFill/>
         </a:ln>
         <a:effectLst/>
@@ -16947,6 +21401,7 @@
   <c:externalData r:id="rId3">
     <c:autoUpdate val="0"/>
   </c:externalData>
+  <c:userShapes r:id="rId4"/>
 </c:chartSpace>
 </file>
 
@@ -17506,6 +21961,44 @@
 </cs:chartStyle>
 </file>
 
+<file path=word/drawings/drawing1.xml><?xml version="1.0" encoding="utf-8"?>
+<c:userShapes xmlns:c="http://schemas.openxmlformats.org/drawingml/2006/chart">
+  <cdr:relSizeAnchor xmlns:cdr="http://schemas.openxmlformats.org/drawingml/2006/chartDrawing">
+    <cdr:from>
+      <cdr:x>0</cdr:x>
+      <cdr:y>0</cdr:y>
+    </cdr:from>
+    <cdr:to>
+      <cdr:x>1</cdr:x>
+      <cdr:y>1</cdr:y>
+    </cdr:to>
+    <cdr:pic>
+      <cdr:nvPicPr>
+        <cdr:cNvPr id="2" name="chart"/>
+        <cdr:cNvPicPr>
+          <a:picLocks xmlns:a="http://schemas.openxmlformats.org/drawingml/2006/main" noChangeAspect="1"/>
+        </cdr:cNvPicPr>
+      </cdr:nvPicPr>
+      <cdr:blipFill>
+        <a:blip xmlns:a="http://schemas.openxmlformats.org/drawingml/2006/main" xmlns:r="http://schemas.openxmlformats.org/officeDocument/2006/relationships" r:embed="rId1"/>
+        <a:stretch xmlns:a="http://schemas.openxmlformats.org/drawingml/2006/main">
+          <a:fillRect/>
+        </a:stretch>
+      </cdr:blipFill>
+      <cdr:spPr>
+        <a:xfrm xmlns:a="http://schemas.openxmlformats.org/drawingml/2006/main">
+          <a:off x="0" y="0"/>
+          <a:ext cx="12060333" cy="6192114"/>
+        </a:xfrm>
+        <a:prstGeom xmlns:a="http://schemas.openxmlformats.org/drawingml/2006/main" prst="rect">
+          <a:avLst/>
+        </a:prstGeom>
+      </cdr:spPr>
+    </cdr:pic>
+  </cdr:relSizeAnchor>
+</c:userShapes>
+</file>
+
 <file path=word/theme/theme1.xml><?xml version="1.0" encoding="utf-8"?>
 <a:theme xmlns:a="http://schemas.openxmlformats.org/drawingml/2006/main" name="Kantoorthema">
   <a:themeElements>
@@ -17806,6 +22299,15 @@
 </file>
 
 <file path=customXml/item2.xml><?xml version="1.0" encoding="utf-8"?>
+<?mso-contentType ?>
+<FormTemplates xmlns="http://schemas.microsoft.com/sharepoint/v3/contenttype/forms">
+  <Display>DocumentLibraryForm</Display>
+  <Edit>DocumentLibraryForm</Edit>
+  <New>DocumentLibraryForm</New>
+</FormTemplates>
+</file>
+
+<file path=customXml/item3.xml><?xml version="1.0" encoding="utf-8"?>
 <ct:contentTypeSchema xmlns:ct="http://schemas.microsoft.com/office/2006/metadata/contentType" xmlns:ma="http://schemas.microsoft.com/office/2006/metadata/properties/metaAttributes" ct:_="" ma:_="" ma:contentTypeName="Document" ma:contentTypeID="0x0101004C2BE01237B487439889924BDAAE1330" ma:contentTypeVersion="14" ma:contentTypeDescription="Create a new document." ma:contentTypeScope="" ma:versionID="47c98bd3dd599940615fac2d42a98436">
   <xsd:schema xmlns:xsd="http://www.w3.org/2001/XMLSchema" xmlns:xs="http://www.w3.org/2001/XMLSchema" xmlns:p="http://schemas.microsoft.com/office/2006/metadata/properties" xmlns:ns2="31cf5331-379b-49ce-a975-783e4200497e" xmlns:ns3="98cad3ca-a7bb-4b11-bb2f-d3ee7f87cd55" targetNamespace="http://schemas.microsoft.com/office/2006/metadata/properties" ma:root="true" ma:fieldsID="fc03c303a3c03dc62bdc0a907c44f59d" ns2:_="" ns3:_="">
     <xsd:import namespace="31cf5331-379b-49ce-a975-783e4200497e"/>
@@ -18034,15 +22536,6 @@
 </ct:contentTypeSchema>
 </file>
 
-<file path=customXml/item3.xml><?xml version="1.0" encoding="utf-8"?>
-<?mso-contentType ?>
-<FormTemplates xmlns="http://schemas.microsoft.com/sharepoint/v3/contenttype/forms">
-  <Display>DocumentLibraryForm</Display>
-  <Edit>DocumentLibraryForm</Edit>
-  <New>DocumentLibraryForm</New>
-</FormTemplates>
-</file>
-
 <file path=customXml/itemProps1.xml><?xml version="1.0" encoding="utf-8"?>
 <ds:datastoreItem xmlns:ds="http://schemas.openxmlformats.org/officeDocument/2006/customXml" ds:itemID="{99270497-F13E-4C6F-A775-7375F95B6FCC}">
   <ds:schemaRefs>
@@ -18052,6 +22545,14 @@
 </file>
 
 <file path=customXml/itemProps2.xml><?xml version="1.0" encoding="utf-8"?>
+<ds:datastoreItem xmlns:ds="http://schemas.openxmlformats.org/officeDocument/2006/customXml" ds:itemID="{101B5963-021D-4D9F-8249-EE2029CA9DC1}">
+  <ds:schemaRefs>
+    <ds:schemaRef ds:uri="http://schemas.microsoft.com/sharepoint/v3/contenttype/forms"/>
+  </ds:schemaRefs>
+</ds:datastoreItem>
+</file>
+
+<file path=customXml/itemProps3.xml><?xml version="1.0" encoding="utf-8"?>
 <ds:datastoreItem xmlns:ds="http://schemas.openxmlformats.org/officeDocument/2006/customXml" ds:itemID="{1EDC5373-2B1B-4933-84CF-185D80591902}">
   <ds:schemaRefs>
     <ds:schemaRef ds:uri="http://schemas.microsoft.com/office/2006/metadata/contentType"/>
@@ -18068,12 +22569,4 @@
     <ds:schemaRef ds:uri="http://schemas.microsoft.com/internal/obd"/>
   </ds:schemaRefs>
 </ds:datastoreItem>
-</file>
-
-<file path=customXml/itemProps3.xml><?xml version="1.0" encoding="utf-8"?>
-<ds:datastoreItem xmlns:ds="http://schemas.openxmlformats.org/officeDocument/2006/customXml" ds:itemID="{101B5963-021D-4D9F-8249-EE2029CA9DC1}">
-  <ds:schemaRefs>
-    <ds:schemaRef ds:uri="http://schemas.microsoft.com/sharepoint/v3/contenttype/forms"/>
-  </ds:schemaRefs>
-</ds:datastoreItem>
 </file>